--- a/out/08_ISMS/SNX-ISMS-PLN-01 Business Continuity & IT Recovery Plan (Rev00 DRAFT).docx
+++ b/out/08_ISMS/SNX-ISMS-PLN-01 Business Continuity & IT Recovery Plan (Rev00 DRAFT).docx
@@ -4555,7 +4555,7 @@
           <w:sz w:val="24"/>
           <w:szCs w:val="24"/>
         </w:rPr>
-        <w:t xml:space="preserve">Head of Operation dan Lead SOC menyiapkan runbook di lokasi kedua, cadangan terlatih per keahlian kritis, akses break-glass, dan daftar kontak darurat sebelum gangguan terjadi (Annex A 5.30). Langkah tiap peran ada di butir 6.4.</w:t>
+        <w:t xml:space="preserve">Head of Operation dan Lead SOC menyiapkan runbook di lokasi kedua, cadangan terlatih per keahlian kritis, akses break-glass, dan daftar kontak darurat sebelum gangguan terjadi (Annex A 5.30). Pelaku berstatus (USULAN); langkah tiap peran ada di butir 6.4.</w:t>
       </w:r>
     </w:p>
     <w:p>
@@ -10788,7 +10788,7 @@
       <w:r>
         <w:drawing>
           <wp:inline xmlns:a="http://schemas.openxmlformats.org/drawingml/2006/main" xmlns:pic="http://schemas.openxmlformats.org/drawingml/2006/picture">
-            <wp:extent cx="3514321" cy="6840000"/>
+            <wp:extent cx="3466519" cy="6840000"/>
             <wp:docPr id="1" name="Picture 1"/>
             <wp:cNvGraphicFramePr>
               <a:graphicFrameLocks noChangeAspect="1"/>
@@ -10809,7 +10809,7 @@
                   <pic:spPr>
                     <a:xfrm>
                       <a:off x="0" y="0"/>
-                      <a:ext cx="3514321" cy="6840000"/>
+                      <a:ext cx="3466519" cy="6840000"/>
                     </a:xfrm>
                     <a:prstGeom prst="rect"/>
                   </pic:spPr>

--- a/out/08_ISMS/SNX-ISMS-PLN-01 Business Continuity & IT Recovery Plan (Rev00 DRAFT).docx
+++ b/out/08_ISMS/SNX-ISMS-PLN-01 Business Continuity & IT Recovery Plan (Rev00 DRAFT).docx
@@ -217,6 +217,7 @@
     <w:p>
       <w:pPr>
         <w:pStyle w:val="Heading1"/>
+        <w:keepNext/>
         <w:widowControl w:val="0"/>
         <w:spacing w:line="240" w:lineRule="auto"/>
         <w:ind w:right="407" w:firstLine="0"/>
@@ -511,6 +512,10 @@
         <w:gridCol w:w="5850"/>
       </w:tblGrid>
       <w:tr>
+        <w:trPr>
+          <w:cantSplit/>
+          <w:tblHeader/>
+        </w:trPr>
         <w:tc>
           <w:tcPr>
             <w:tcW w:w="3150" w:type="dxa"/>
@@ -523,6 +528,7 @@
           </w:tcPr>
           <w:p>
             <w:pPr>
+              <w:keepNext/>
               <w:widowControl w:val="0"/>
               <w:pBdr>
                 <w:top w:val="nil"/>
@@ -563,6 +569,7 @@
           </w:tcPr>
           <w:p>
             <w:pPr>
+              <w:keepNext/>
               <w:widowControl w:val="0"/>
               <w:pBdr>
                 <w:top w:val="nil"/>
@@ -593,6 +600,9 @@
         </w:tc>
       </w:tr>
       <w:tr>
+        <w:trPr>
+          <w:cantSplit/>
+        </w:trPr>
         <w:tc>
           <w:tcPr>
             <w:tcW w:w="3150" w:type="dxa"/>
@@ -646,6 +656,9 @@
         </w:tc>
       </w:tr>
       <w:tr>
+        <w:trPr>
+          <w:cantSplit/>
+        </w:trPr>
         <w:tc>
           <w:tcPr>
             <w:tcW w:w="3150" w:type="dxa"/>
@@ -699,6 +712,9 @@
         </w:tc>
       </w:tr>
       <w:tr>
+        <w:trPr>
+          <w:cantSplit/>
+        </w:trPr>
         <w:tc>
           <w:tcPr>
             <w:tcW w:w="3150" w:type="dxa"/>
@@ -750,6 +766,9 @@
         </w:tc>
       </w:tr>
       <w:tr>
+        <w:trPr>
+          <w:cantSplit/>
+        </w:trPr>
         <w:tc>
           <w:tcPr>
             <w:tcW w:w="3150" w:type="dxa"/>
@@ -810,6 +829,9 @@
         </w:tc>
       </w:tr>
       <w:tr>
+        <w:trPr>
+          <w:cantSplit/>
+        </w:trPr>
         <w:tc>
           <w:tcPr>
             <w:tcW w:w="3150" w:type="dxa"/>
@@ -861,6 +883,9 @@
         </w:tc>
       </w:tr>
       <w:tr>
+        <w:trPr>
+          <w:cantSplit/>
+        </w:trPr>
         <w:tc>
           <w:tcPr>
             <w:tcW w:w="3150" w:type="dxa"/>
@@ -914,6 +939,9 @@
         </w:tc>
       </w:tr>
       <w:tr>
+        <w:trPr>
+          <w:cantSplit/>
+        </w:trPr>
         <w:tc>
           <w:tcPr>
             <w:tcW w:w="3150" w:type="dxa"/>
@@ -967,6 +995,9 @@
         </w:tc>
       </w:tr>
       <w:tr>
+        <w:trPr>
+          <w:cantSplit/>
+        </w:trPr>
         <w:tc>
           <w:tcPr>
             <w:tcW w:w="3150" w:type="dxa"/>
@@ -1020,6 +1051,9 @@
         </w:tc>
       </w:tr>
       <w:tr>
+        <w:trPr>
+          <w:cantSplit/>
+        </w:trPr>
         <w:tc>
           <w:tcPr>
             <w:tcW w:w="3150" w:type="dxa"/>
@@ -1073,6 +1107,9 @@
         </w:tc>
       </w:tr>
       <w:tr>
+        <w:trPr>
+          <w:cantSplit/>
+        </w:trPr>
         <w:tc>
           <w:tcPr>
             <w:tcW w:w="3150" w:type="dxa"/>
@@ -1126,6 +1163,9 @@
         </w:tc>
       </w:tr>
       <w:tr>
+        <w:trPr>
+          <w:cantSplit/>
+        </w:trPr>
         <w:tc>
           <w:tcPr>
             <w:tcW w:w="3150" w:type="dxa"/>
@@ -1207,6 +1247,7 @@
     <w:p>
       <w:pPr>
         <w:pStyle w:val="Heading1"/>
+        <w:keepNext/>
         <w:widowControl w:val="0"/>
         <w:spacing w:before="816" w:line="240" w:lineRule="auto"/>
         <w:ind w:right="407"/>
@@ -1243,6 +1284,10 @@
         <w:gridCol w:w="3010"/>
       </w:tblGrid>
       <w:tr>
+        <w:trPr>
+          <w:cantSplit/>
+          <w:tblHeader/>
+        </w:trPr>
         <w:tc>
           <w:tcPr>
             <w:tcW w:w="3009" w:type="dxa"/>
@@ -1255,6 +1300,7 @@
           </w:tcPr>
           <w:p>
             <w:pPr>
+              <w:keepNext/>
               <w:widowControl w:val="0"/>
               <w:spacing w:line="240" w:lineRule="auto"/>
               <w:jc w:val="center"/>
@@ -1288,6 +1334,7 @@
           </w:tcPr>
           <w:p>
             <w:pPr>
+              <w:keepNext/>
               <w:widowControl w:val="0"/>
               <w:spacing w:line="240" w:lineRule="auto"/>
               <w:jc w:val="center"/>
@@ -1321,6 +1368,7 @@
           </w:tcPr>
           <w:p>
             <w:pPr>
+              <w:keepNext/>
               <w:widowControl w:val="0"/>
               <w:spacing w:line="240" w:lineRule="auto"/>
               <w:jc w:val="center"/>
@@ -1344,6 +1392,9 @@
         </w:tc>
       </w:tr>
       <w:tr>
+        <w:trPr>
+          <w:cantSplit/>
+        </w:trPr>
         <w:tc>
           <w:tcPr>
             <w:tcW w:w="3009" w:type="dxa"/>
@@ -1392,6 +1443,9 @@
         </w:tc>
       </w:tr>
       <w:tr>
+        <w:trPr>
+          <w:cantSplit/>
+        </w:trPr>
         <w:tc>
           <w:tcPr>
             <w:tcW w:w="3009" w:type="dxa"/>
@@ -1463,6 +1517,9 @@
         </w:tc>
       </w:tr>
       <w:tr>
+        <w:trPr>
+          <w:cantSplit/>
+        </w:trPr>
         <w:tc>
           <w:tcPr>
             <w:tcW w:w="3009" w:type="dxa"/>
@@ -1537,6 +1594,7 @@
     <w:p>
       <w:pPr>
         <w:pStyle w:val="Heading1"/>
+        <w:keepNext/>
         <w:widowControl w:val="0"/>
         <w:spacing w:before="816" w:line="240" w:lineRule="auto"/>
         <w:ind w:right="407"/>
@@ -1578,6 +1636,10 @@
         <w:gridCol w:w="2235"/>
       </w:tblGrid>
       <w:tr>
+        <w:trPr>
+          <w:cantSplit/>
+          <w:tblHeader/>
+        </w:trPr>
         <w:tc>
           <w:tcPr>
             <w:tcW w:w="810" w:type="dxa"/>
@@ -1590,6 +1652,7 @@
           </w:tcPr>
           <w:p>
             <w:pPr>
+              <w:keepNext/>
               <w:widowControl w:val="0"/>
               <w:pBdr>
                 <w:top w:val="nil"/>
@@ -1630,6 +1693,7 @@
           </w:tcPr>
           <w:p>
             <w:pPr>
+              <w:keepNext/>
               <w:widowControl w:val="0"/>
               <w:spacing w:line="240" w:lineRule="auto"/>
               <w:jc w:val="center"/>
@@ -1663,6 +1727,7 @@
           </w:tcPr>
           <w:p>
             <w:pPr>
+              <w:keepNext/>
               <w:widowControl w:val="0"/>
               <w:pBdr>
                 <w:top w:val="nil"/>
@@ -1703,6 +1768,7 @@
           </w:tcPr>
           <w:p>
             <w:pPr>
+              <w:keepNext/>
               <w:widowControl w:val="0"/>
               <w:pBdr>
                 <w:top w:val="nil"/>
@@ -1733,6 +1799,9 @@
         </w:tc>
       </w:tr>
       <w:tr>
+        <w:trPr>
+          <w:cantSplit/>
+        </w:trPr>
         <w:tc>
           <w:tcPr>
             <w:tcW w:w="810" w:type="dxa"/>
@@ -1835,6 +1904,9 @@
         </w:tc>
       </w:tr>
       <w:tr>
+        <w:trPr>
+          <w:cantSplit/>
+        </w:trPr>
         <w:tc>
           <w:tcPr>
             <w:tcW w:w="810" w:type="dxa"/>
@@ -1937,6 +2009,9 @@
         </w:tc>
       </w:tr>
       <w:tr>
+        <w:trPr>
+          <w:cantSplit/>
+        </w:trPr>
         <w:tc>
           <w:tcPr>
             <w:tcW w:w="810" w:type="dxa"/>
@@ -2396,7 +2471,7 @@
           <w:sz w:val="24"/>
           <w:szCs w:val="24"/>
         </w:rPr>
-        <w:t xml:space="preserve">Rencana ini menetapkan cara SINUX mempertahankan dan memulihkan layanan TI kritis, termasuk keamanan informasinya, saat terjadi gangguan besar. Rencana ini juga menetapkan program pengujian yang membuktikan rencana berjalan.</w:t>
+        <w:t xml:space="preserve">Rencana ini menetapkan cara SINUX mempertahankan dan memulihkan layanan TI kritis, termasuk keamanan informasinya, saat terjadi gangguan besar. Rencana ini juga menetapkan program pengujian untuk membuktikan bahwa rencana berjalan.</w:t>
       </w:r>
     </w:p>
     <w:p>
@@ -2459,12 +2534,13 @@
           <w:sz w:val="24"/>
           <w:szCs w:val="24"/>
         </w:rPr>
-        <w:t xml:space="preserve">Dikecualikan: kelangsungan fasilitas data center dan platform upstream menjadi tanggung jawab penyedianya sesuai kontrak. Rencana ini hanya mengatur cara SINUX merespons, berkomunikasi, dan memulihkan bagian yang menjadi kendalinya.</w:t>
+        <w:t xml:space="preserve">Dikecualikan: kelangsungan fasilitas data center dan platform upstream, yang menjadi tanggung jawab penyedianya sesuai kontrak. Rencana ini hanya mengatur cara SINUX merespons, berkomunikasi, dan memulihkan bagian yang berada dalam kendalinya.</w:t>
       </w:r>
     </w:p>
     <w:p>
       <w:pPr>
         <w:pStyle w:val="Heading1"/>
+        <w:keepNext/>
         <w:numPr>
           <w:ilvl w:val="0"/>
           <w:numId w:val="7"/>
@@ -2499,6 +2575,8 @@
       </w:tblGrid>
       <w:tr>
         <w:trPr>
+          <w:cantSplit/>
+          <w:tblHeader/>
           <w:jc w:val="center"/>
         </w:trPr>
         <w:tc>
@@ -2508,6 +2586,7 @@
           </w:tcPr>
           <w:p>
             <w:pPr>
+              <w:keepNext/>
               <w:jc w:val="center"/>
               <w:rPr>
                 <w:sz w:val="24"/>
@@ -2532,6 +2611,7 @@
           </w:tcPr>
           <w:p>
             <w:pPr>
+              <w:keepNext/>
               <w:jc w:val="center"/>
               <w:rPr>
                 <w:sz w:val="24"/>
@@ -2552,6 +2632,7 @@
       </w:tr>
       <w:tr>
         <w:trPr>
+          <w:cantSplit/>
           <w:jc w:val="center"/>
         </w:trPr>
         <w:tc>
@@ -2601,6 +2682,7 @@
       </w:tr>
       <w:tr>
         <w:trPr>
+          <w:cantSplit/>
           <w:jc w:val="center"/>
         </w:trPr>
         <w:tc>
@@ -2643,13 +2725,14 @@
                 <w:sz w:val="24"/>
                 <w:szCs w:val="24"/>
               </w:rPr>
-              <w:t>Jabatan JA-02 pada SNX-HR-ORG-01. Dokumen Operation menyebut jabatan ini COO, dan dokumen ini memakai COO sesudah sebutan ini.</w:t>
+              <w:t>Jabatan JA-02 di SNX-HR-ORG-01. Dokumen Operation dan dokumen ini menyebut jabatan ini COO.</w:t>
             </w:r>
           </w:p>
         </w:tc>
       </w:tr>
       <w:tr>
         <w:trPr>
+          <w:cantSplit/>
           <w:jc w:val="center"/>
         </w:trPr>
         <w:tc>
@@ -2699,6 +2782,7 @@
       </w:tr>
       <w:tr>
         <w:trPr>
+          <w:cantSplit/>
           <w:jc w:val="center"/>
         </w:trPr>
         <w:tc>
@@ -2748,6 +2832,7 @@
       </w:tr>
       <w:tr>
         <w:trPr>
+          <w:cantSplit/>
           <w:jc w:val="center"/>
         </w:trPr>
         <w:tc>
@@ -2797,6 +2882,7 @@
       </w:tr>
       <w:tr>
         <w:trPr>
+          <w:cantSplit/>
           <w:jc w:val="center"/>
         </w:trPr>
         <w:tc>
@@ -2839,13 +2925,14 @@
                 <w:sz w:val="24"/>
                 <w:szCs w:val="24"/>
               </w:rPr>
-              <w:t>Keputusan yang mulai menjalankan tahapan di butir 6.2 dan 6.3.</w:t>
+              <w:t>Keputusan untuk memulai tahapan di butir 6.2 dan 6.3.</w:t>
             </w:r>
           </w:p>
         </w:tc>
       </w:tr>
       <w:tr>
         <w:trPr>
+          <w:cantSplit/>
           <w:jc w:val="center"/>
         </w:trPr>
         <w:tc>
@@ -2895,6 +2982,7 @@
       </w:tr>
       <w:tr>
         <w:trPr>
+          <w:cantSplit/>
           <w:jc w:val="center"/>
         </w:trPr>
         <w:tc>
@@ -2944,6 +3032,7 @@
       </w:tr>
       <w:tr>
         <w:trPr>
+          <w:cantSplit/>
           <w:jc w:val="center"/>
         </w:trPr>
         <w:tc>
@@ -2986,13 +3075,14 @@
                 <w:sz w:val="24"/>
                 <w:szCs w:val="24"/>
               </w:rPr>
-              <w:t>Angka 1 sampai 3 yang menunjukkan prioritas pemulihan sebuah layanan kritis. Urutan pemulihannya ada di bagian 4.</w:t>
+              <w:t>Angka 1 sampai 3 yang menunjukkan prioritas pemulihan sebuah layanan kritis, dengan urutan pemulihan sesuai bagian 4.</w:t>
             </w:r>
           </w:p>
         </w:tc>
       </w:tr>
       <w:tr>
         <w:trPr>
+          <w:cantSplit/>
           <w:jc w:val="center"/>
         </w:trPr>
         <w:tc>
@@ -3035,13 +3125,14 @@
                 <w:sz w:val="24"/>
                 <w:szCs w:val="24"/>
               </w:rPr>
-              <w:t>Recovery Time Objective: batas maksimal waktu memulihkan layanan.</w:t>
+              <w:t>Recovery Time Objective, yaitu batas waktu maksimal untuk memulihkan layanan.</w:t>
             </w:r>
           </w:p>
         </w:tc>
       </w:tr>
       <w:tr>
         <w:trPr>
+          <w:cantSplit/>
           <w:jc w:val="center"/>
         </w:trPr>
         <w:tc>
@@ -3084,13 +3175,14 @@
                 <w:sz w:val="24"/>
                 <w:szCs w:val="24"/>
               </w:rPr>
-              <w:t>Recovery Point Objective: batas maksimal data yang boleh hilang, diukur dalam waktu.</w:t>
+              <w:t>Recovery Point Objective, yaitu batas maksimal data yang boleh hilang, diukur dalam satuan waktu.</w:t>
             </w:r>
           </w:p>
         </w:tc>
       </w:tr>
       <w:tr>
         <w:trPr>
+          <w:cantSplit/>
           <w:jc w:val="center"/>
         </w:trPr>
         <w:tc>
@@ -3140,6 +3232,7 @@
       </w:tr>
       <w:tr>
         <w:trPr>
+          <w:cantSplit/>
           <w:jc w:val="center"/>
         </w:trPr>
         <w:tc>
@@ -3182,13 +3275,14 @@
                 <w:sz w:val="24"/>
                 <w:szCs w:val="24"/>
               </w:rPr>
-              <w:t>Insiden dengan severity P1 Kritis menurut SNX-OPS-SOP-04.</w:t>
+              <w:t>Insiden dengan severity P1 Kritis sesuai SNX-OPS-SOP-04.</w:t>
             </w:r>
           </w:p>
         </w:tc>
       </w:tr>
       <w:tr>
         <w:trPr>
+          <w:cantSplit/>
           <w:jc w:val="center"/>
         </w:trPr>
         <w:tc>
@@ -3238,6 +3332,7 @@
       </w:tr>
       <w:tr>
         <w:trPr>
+          <w:cantSplit/>
           <w:jc w:val="center"/>
         </w:trPr>
         <w:tc>
@@ -3287,6 +3382,7 @@
       </w:tr>
       <w:tr>
         <w:trPr>
+          <w:cantSplit/>
           <w:jc w:val="center"/>
         </w:trPr>
         <w:tc>
@@ -3336,6 +3432,7 @@
       </w:tr>
       <w:tr>
         <w:trPr>
+          <w:cantSplit/>
           <w:jc w:val="center"/>
         </w:trPr>
         <w:tc>
@@ -3378,13 +3475,14 @@
                 <w:sz w:val="24"/>
                 <w:szCs w:val="24"/>
               </w:rPr>
-              <w:t>Tiket induk sebuah insiden di Zammad atau Service Hub (SNX-OPS-SOP-04), satu per insiden (SNX-ISMS-SOP-01).</w:t>
+              <w:t>Ticket induk sebuah insiden di Zammad atau Service Hub sesuai SNX-OPS-SOP-04; satu insiden hanya punya satu parent ticket.</w:t>
             </w:r>
           </w:p>
         </w:tc>
       </w:tr>
       <w:tr>
         <w:trPr>
+          <w:cantSplit/>
           <w:jc w:val="center"/>
         </w:trPr>
         <w:tc>
@@ -3427,13 +3525,14 @@
                 <w:sz w:val="24"/>
                 <w:szCs w:val="24"/>
               </w:rPr>
-              <w:t>Zammad, sistem tiket Divisi Operation, dan Service Hub (GLPI), sistem tiket untuk generalist.</w:t>
+              <w:t>Zammad (sistem ticket Divisi Operation) dan Service Hub (GLPI, sistem ticket untuk generalist).</w:t>
             </w:r>
           </w:p>
         </w:tc>
       </w:tr>
       <w:tr>
         <w:trPr>
+          <w:cantSplit/>
           <w:jc w:val="center"/>
         </w:trPr>
         <w:tc>
@@ -3483,6 +3582,7 @@
       </w:tr>
       <w:tr>
         <w:trPr>
+          <w:cantSplit/>
           <w:jc w:val="center"/>
         </w:trPr>
         <w:tc>
@@ -3525,13 +3625,14 @@
                 <w:sz w:val="24"/>
                 <w:szCs w:val="24"/>
               </w:rPr>
-              <w:t>Server perantara untuk akses ke sistem produksi yang merekam sesi (SNX-ISMS-SOP-02).</w:t>
+              <w:t>Server perantara yang merekam sesi akses ke sistem produksi (SNX-ISMS-SOP-02).</w:t>
             </w:r>
           </w:p>
         </w:tc>
       </w:tr>
       <w:tr>
         <w:trPr>
+          <w:cantSplit/>
           <w:jc w:val="center"/>
         </w:trPr>
         <w:tc>
@@ -3574,13 +3675,14 @@
                 <w:sz w:val="24"/>
                 <w:szCs w:val="24"/>
               </w:rPr>
-              <w:t>Akses darurat ke sistem kritis, dipakai bila akses biasa tidak tersedia.</w:t>
+              <w:t>Akses darurat ke sistem kritis, dipakai jika akses biasa tidak tersedia.</w:t>
             </w:r>
           </w:p>
         </w:tc>
       </w:tr>
       <w:tr>
         <w:trPr>
+          <w:cantSplit/>
           <w:jc w:val="center"/>
         </w:trPr>
         <w:tc>
@@ -3630,6 +3732,7 @@
       </w:tr>
       <w:tr>
         <w:trPr>
+          <w:cantSplit/>
           <w:jc w:val="center"/>
         </w:trPr>
         <w:tc>
@@ -3672,13 +3775,14 @@
                 <w:sz w:val="24"/>
                 <w:szCs w:val="24"/>
               </w:rPr>
-              <w:t>Menahan penyebaran dampak gangguan atau serangan.</w:t>
+              <w:t>Tindakan menahan penyebaran dampak gangguan atau serangan.</w:t>
             </w:r>
           </w:p>
         </w:tc>
       </w:tr>
       <w:tr>
         <w:trPr>
+          <w:cantSplit/>
           <w:jc w:val="center"/>
         </w:trPr>
         <w:tc>
@@ -3728,6 +3832,7 @@
       </w:tr>
       <w:tr>
         <w:trPr>
+          <w:cantSplit/>
           <w:jc w:val="center"/>
         </w:trPr>
         <w:tc>
@@ -3770,13 +3875,14 @@
                 <w:sz w:val="24"/>
                 <w:szCs w:val="24"/>
               </w:rPr>
-              <w:t>Root cause analysis: analisis akar penyebab sebuah insiden, ditulis di SNX-OPS-FRM-10.</w:t>
+              <w:t>Root cause analysis (analisis akar masalah) atas sebuah insiden, ditulis di SNX-OPS-FRM-10.</w:t>
             </w:r>
           </w:p>
         </w:tc>
       </w:tr>
       <w:tr>
         <w:trPr>
+          <w:cantSplit/>
           <w:jc w:val="center"/>
         </w:trPr>
         <w:tc>
@@ -3819,13 +3925,14 @@
                 <w:sz w:val="24"/>
                 <w:szCs w:val="24"/>
               </w:rPr>
-              <w:t>Latihan diskusi: peserta menelusuri satu skenario gangguan tanpa menjalankan pemulihan teknis.</w:t>
+              <w:t>Latihan diskusi; peserta menelusuri satu skenario gangguan tanpa menjalankan pemulihan teknis.</w:t>
             </w:r>
           </w:p>
         </w:tc>
       </w:tr>
       <w:tr>
         <w:trPr>
+          <w:cantSplit/>
           <w:jc w:val="center"/>
         </w:trPr>
         <w:tc>
@@ -3875,6 +3982,7 @@
       </w:tr>
       <w:tr>
         <w:trPr>
+          <w:cantSplit/>
           <w:jc w:val="center"/>
         </w:trPr>
         <w:tc>
@@ -3917,13 +4025,14 @@
                 <w:sz w:val="24"/>
                 <w:szCs w:val="24"/>
               </w:rPr>
-              <w:t>Restore sampel data ke lokasi uji untuk memeriksa bahwa backup dapat dipulihkan (SNX-ISMS-SOP-03).</w:t>
+              <w:t>Restore sampel data ke lokasi uji untuk memastikan backup dapat dipulihkan (SNX-ISMS-SOP-03).</w:t>
             </w:r>
           </w:p>
         </w:tc>
       </w:tr>
       <w:tr>
         <w:trPr>
+          <w:cantSplit/>
           <w:jc w:val="center"/>
         </w:trPr>
         <w:tc>
@@ -3966,13 +4075,14 @@
                 <w:sz w:val="24"/>
                 <w:szCs w:val="24"/>
               </w:rPr>
-              <w:t>Rekaman hasil satu uji, yaitu laporan uji BCP dan IT recovery. Isi minimalnya ada di bagian 4.</w:t>
+              <w:t>Record (rekaman) hasil satu uji, yaitu laporan uji BCP dan IT recovery.</w:t>
             </w:r>
           </w:p>
         </w:tc>
       </w:tr>
       <w:tr>
         <w:trPr>
+          <w:cantSplit/>
           <w:jc w:val="center"/>
         </w:trPr>
         <w:tc>
@@ -4022,6 +4132,7 @@
       </w:tr>
       <w:tr>
         <w:trPr>
+          <w:cantSplit/>
           <w:jc w:val="center"/>
         </w:trPr>
         <w:tc>
@@ -4064,13 +4175,14 @@
                 <w:sz w:val="24"/>
                 <w:szCs w:val="24"/>
               </w:rPr>
-              <w:t>Sub divisi Divisi Operation yang memantau dashboard layanan dan menangani tiket (SNX-HR-ORG-01).</w:t>
+              <w:t>Sub divisi Divisi Operation yang memantau dashboard layanan dan menangani ticket (SNX-HR-ORG-01).</w:t>
             </w:r>
           </w:p>
         </w:tc>
       </w:tr>
       <w:tr>
         <w:trPr>
+          <w:cantSplit/>
           <w:jc w:val="center"/>
         </w:trPr>
         <w:tc>
@@ -4195,7 +4307,7 @@
           <w:sz w:val="24"/>
           <w:szCs w:val="24"/>
         </w:rPr>
-        <w:t xml:space="preserve">Tiap layanan kritis punya Tingkat, RTO, dan RPO (ISO 9001:2015 7.1.3; Annex A 5.30). RTO dan RPO sistem internal berstatus (USULAN) sampai Head of Operation mengesahkannya. RTO layanan pelanggan mengikuti kontrak. Daftar layanan kritis:</w:t>
+        <w:t xml:space="preserve">Setiap layanan kritis punya Tingkat, RTO, dan RPO (ISO 9001:2015 7.1.3; Annex A 5.30). RTO dan RPO sistem internal berstatus (USULAN) sampai disahkan Head of Operation. RTO layanan pelanggan mengikuti kontrak. Daftar layanan kritis:</w:t>
       </w:r>
     </w:p>
     <w:p>
@@ -4219,7 +4331,7 @@
           <w:sz w:val="24"/>
           <w:szCs w:val="24"/>
         </w:rPr>
-        <w:t xml:space="preserve">Layanan pelanggan Nusagrid (VM, storage, network). Tingkat 1. Bergantung pada platform dan data center upstream serta network. Bila mati: SLA pelanggan terganggu pada banyak pelanggan sekaligus. RTO sesuai SLA kontrak; RPO sesuai layanan backup.</w:t>
+        <w:t xml:space="preserve">Layanan pelanggan Nusagrid (VM, storage, network). Tingkat 1. Bergantung pada platform dan data center upstream serta network. Jika mati: SLA terganggu pada banyak pelanggan sekaligus. RTO sesuai SLA kontrak; RPO sesuai layanan backup.</w:t>
       </w:r>
     </w:p>
     <w:p>
@@ -4243,7 +4355,7 @@
           <w:sz w:val="24"/>
           <w:szCs w:val="24"/>
         </w:rPr>
-        <w:t xml:space="preserve">Managed services server pelanggan, termasuk fleet hosting pemerintah. Tingkat 1. Bergantung pada akses Jumphost, kredensial, dan monitoring. Bila mati: SLA dan reputasi terdampak. RTO 4 jam bila kontrak tidak menetapkan RTO (USULAN); RPO sesuai kontrak.</w:t>
+        <w:t xml:space="preserve">Managed services server pelanggan, termasuk fleet hosting pemerintah. Tingkat 1. Bergantung pada akses Jumphost, kredensial, dan monitoring. Jika mati: SLA dan reputasi terdampak. RTO 4 jam jika kontrak tidak menetapkan RTO (USULAN); RPO sesuai kontrak.</w:t>
       </w:r>
     </w:p>
     <w:p>
@@ -4267,7 +4379,7 @@
           <w:sz w:val="24"/>
           <w:szCs w:val="24"/>
         </w:rPr>
-        <w:t xml:space="preserve">Monitoring dan alert (Nusametric, Overseer). Tingkat 1. Bergantung pada server monitoring dan notifikasi. Bila mati: insiden tidak terdeteksi. RTO 4 jam; RPO 24 jam.</w:t>
+        <w:t xml:space="preserve">Monitoring dan alert (Nusametric, Overseer). Tingkat 1. Bergantung pada server monitoring dan notifikasi. Jika mati: insiden tidak terdeteksi. RTO 4 jam; RPO 24 jam.</w:t>
       </w:r>
     </w:p>
     <w:p>
@@ -4291,7 +4403,7 @@
           <w:sz w:val="24"/>
           <w:szCs w:val="24"/>
         </w:rPr>
-        <w:t xml:space="preserve">Ticketing system (Zammad dan Service Hub). Tingkat 2. Bergantung pada VM, email, dan integrasi WhatsApp. Bila mati: laporan pelanggan tidak tercatat. RTO 8 jam; RPO 24 jam.</w:t>
+        <w:t xml:space="preserve">Ticketing system (Zammad dan Service Hub). Tingkat 2. Bergantung pada VM, email, dan integrasi WhatsApp. Jika mati: laporan pelanggan tidak tercatat. RTO 8 jam; RPO 24 jam.</w:t>
       </w:r>
     </w:p>
     <w:p>
@@ -4315,7 +4427,7 @@
           <w:sz w:val="24"/>
           <w:szCs w:val="24"/>
         </w:rPr>
-        <w:t xml:space="preserve">Password manager internal. Tingkat 1. Bergantung pada VM dan backup ter-encrypt. Bila mati: operator tidak dapat mengakses sistem. RTO 4 jam; RPO 24 jam.</w:t>
+        <w:t xml:space="preserve">Password manager internal. Tingkat 1. Bergantung pada VM dan backup ter-encrypt. Jika mati: operator tidak dapat mengakses sistem. RTO 4 jam; RPO 24 jam.</w:t>
       </w:r>
     </w:p>
     <w:p>
@@ -4339,7 +4451,7 @@
           <w:sz w:val="24"/>
           <w:szCs w:val="24"/>
         </w:rPr>
-        <w:t xml:space="preserve">Jumphost. Tingkat 1. Bergantung pada VM dan network. Bila mati: akses production terhambat. RTO 4 jam; RPO 1 minggu untuk konfigurasi.</w:t>
+        <w:t xml:space="preserve">Jumphost. Tingkat 1. Bergantung pada VM dan network. Jika mati: akses production terhambat. RTO 4 jam; RPO 1 minggu untuk konfigurasi.</w:t>
       </w:r>
     </w:p>
     <w:p>
@@ -4363,7 +4475,7 @@
           <w:sz w:val="24"/>
           <w:szCs w:val="24"/>
         </w:rPr>
-        <w:t xml:space="preserve">WAF dan proxy (AegisWAF, Cloudflare). Tingkat 1. Bergantung pada VM, konfigurasi, dan layanan Cloudflare. Bila mati: website pelanggan tidak terlindungi atau tidak terjangkau. RTO 4 jam; RPO 1 minggu untuk konfigurasi.</w:t>
+        <w:t xml:space="preserve">WAF dan proxy (AegisWAF, Cloudflare). Tingkat 1. Bergantung pada VM, konfigurasi, dan layanan Cloudflare. Jika mati: website pelanggan tidak terlindungi atau tidak dapat dijangkau. RTO 4 jam; RPO 1 minggu untuk konfigurasi.</w:t>
       </w:r>
     </w:p>
     <w:p>
@@ -4387,7 +4499,7 @@
           <w:sz w:val="24"/>
           <w:szCs w:val="24"/>
         </w:rPr>
-        <w:t xml:space="preserve">Email dan kolaborasi (Google Workspace). Tingkat 2. Bergantung pada penyedia SaaS. Bila mati: komunikasi terganggu. RTO dan RPO sesuai penyedia.</w:t>
+        <w:t xml:space="preserve">Email dan kolaborasi (Google Workspace). Tingkat 2. Bergantung pada penyedia SaaS. Jika mati: komunikasi terganggu. RTO dan RPO sesuai penyedia.</w:t>
       </w:r>
     </w:p>
     <w:p>
@@ -4411,7 +4523,7 @@
           <w:sz w:val="24"/>
           <w:szCs w:val="24"/>
         </w:rPr>
-        <w:t xml:space="preserve">Knowledge base dan dokumentasi. Tingkat 3. Bergantung pada VM, database, dan backup. Bila mati: runbook tidak dapat diakses. RTO 24 jam; RPO 24 jam.</w:t>
+        <w:t xml:space="preserve">Knowledge base dan dokumentasi. Tingkat 3. Bergantung pada VM, database, dan backup. Jika mati: runbook tidak dapat diakses. RTO 24 jam; RPO 24 jam.</w:t>
       </w:r>
     </w:p>
     <w:p>
@@ -4435,7 +4547,7 @@
           <w:sz w:val="24"/>
           <w:szCs w:val="24"/>
         </w:rPr>
-        <w:t xml:space="preserve">Recovery Lead memulihkan layanan kritis berurutan menurut Tingkat: Tingkat 1 lebih dulu, lalu Tingkat 2, lalu Tingkat 3. Akses (password manager dan Jumphost) dan monitoring dipulihkan paling awal karena menjadi syarat pemulihan lainnya (Annex A 5.30).</w:t>
+        <w:t xml:space="preserve">Recovery Lead memulihkan layanan kritis berurutan menurut Tingkat: Tingkat 1 lebih dulu, lalu Tingkat 2, lalu Tingkat 3. Akses (password manager dan Jumphost) dan monitoring dipulihkan paling awal karena menjadi syarat pemulihan layanan lain (Annex A 5.30).</w:t>
       </w:r>
     </w:p>
     <w:p>
@@ -4459,7 +4571,7 @@
           <w:sz w:val="24"/>
           <w:szCs w:val="24"/>
         </w:rPr>
-        <w:t xml:space="preserve">Head of Operation memutuskan aktivasi rencana bila insiden P1 diperkirakan melewati RTO layanan Tingkat 1 yang terdampak, atau bila beberapa layanan kritis terganggu bersamaan. Bila ia tidak tersedia, COO yang memutuskan, dan bila keduanya tidak tersedia, Direktur Utama.</w:t>
+        <w:t xml:space="preserve">Head of Operation memutuskan aktivasi rencana jika insiden P1 diperkirakan melewati RTO layanan Tingkat 1 yang terdampak, atau jika beberapa layanan kritis terganggu bersamaan. Jika Head of Operation tidak tersedia, keputusan diambil COO; jika keduanya tidak tersedia, keputusan diambil Direktur Utama.</w:t>
       </w:r>
     </w:p>
     <w:p>
@@ -4507,7 +4619,7 @@
           <w:sz w:val="24"/>
           <w:szCs w:val="24"/>
         </w:rPr>
-        <w:t xml:space="preserve">Kontrol keamanan informasi tetap berlaku selama gangguan, termasuk perlindungan data dan bukti (Annex A 5.29). Pelonggaran hanya lewat pengecualian di bagian 9.</w:t>
+        <w:t xml:space="preserve">Kontrol keamanan informasi tetap berlaku selama gangguan, termasuk perlindungan data dan bukti (Annex A 5.29). Kontrol hanya boleh dilonggarkan melalui pengecualian di bagian 9.</w:t>
       </w:r>
     </w:p>
     <w:p>
@@ -4531,7 +4643,7 @@
           <w:sz w:val="24"/>
           <w:szCs w:val="24"/>
         </w:rPr>
-        <w:t xml:space="preserve">Redundansi fasilitas pemrosesan (Annex A 8.14): Recovery Lead memindahkan VM kritis bila kapasitas alternatif tersedia, dan mengalihkan lalu lintas WAF, DNS, atau CDN sesuai konfigurasi cadangan, menurut skenario di bagian 9.</w:t>
+        <w:t xml:space="preserve">Redundansi fasilitas pemrosesan (Annex A 8.14): sesuai skenario di bagian 9, Recovery Lead memindahkan VM kritis jika kapasitas alternatif tersedia dan mengalihkan lalu lintas WAF, DNS, atau CDN sesuai konfigurasi cadangan.</w:t>
       </w:r>
     </w:p>
     <w:p>
@@ -4555,7 +4667,7 @@
           <w:sz w:val="24"/>
           <w:szCs w:val="24"/>
         </w:rPr>
-        <w:t xml:space="preserve">Head of Operation dan Lead SOC menyiapkan runbook di lokasi kedua, cadangan terlatih per keahlian kritis, akses break-glass, dan daftar kontak darurat sebelum gangguan terjadi (Annex A 5.30). Pelaku berstatus (USULAN); langkah tiap peran ada di butir 6.4.</w:t>
+        <w:t xml:space="preserve">Sebelum gangguan terjadi, Head of Operation dan Lead SOC menyiapkan runbook di lokasi kedua, cadangan terlatih per keahlian kritis, akses break-glass, dan daftar kontak darurat (Annex A 5.30). Langkah tiap peran mengikuti butir 6.4, dan pelakunya masih menunggu penetapan Head of Operation (USULAN).</w:t>
       </w:r>
     </w:p>
     <w:p>
@@ -4579,7 +4691,7 @@
           <w:sz w:val="24"/>
           <w:szCs w:val="24"/>
         </w:rPr>
-        <w:t xml:space="preserve">Backup password manager ter-encrypt, dan encryption key-nya tersimpan di password manager (SNX-ISMS-SOP-03). Restore karena itu membutuhkan salinan offline encryption key di luar password manager (USULAN).</w:t>
+        <w:t xml:space="preserve">Backup password manager ter-encrypt, sedangkan encryption key-nya tersimpan di password manager itu sendiri (SNX-ISMS-SOP-03). Karena itu, restore membutuhkan salinan offline encryption key di luar password manager (USULAN).</w:t>
       </w:r>
     </w:p>
     <w:p>
@@ -4603,7 +4715,7 @@
           <w:sz w:val="24"/>
           <w:szCs w:val="24"/>
         </w:rPr>
-        <w:t xml:space="preserve">Penanggung jawab uji mencatat setiap uji dalam laporan uji dengan isi minimal: nomor uji berformat BCP-YYYY-nomor urut, tanggal dan durasi, jenis uji, skenario, layanan atau sistem yang diuji, peserta, fasilitator dan pengamat, serta target RTO dan RPO.</w:t>
+        <w:t xml:space="preserve">Penanggung jawab uji mencatat setiap uji di laporan uji. Isi minimalnya: nomor uji berformat BCP-YYYY-nomor urut, tanggal dan durasi, jenis uji, skenario, layanan atau sistem yang diuji, peserta, fasilitator dan pengamat, serta target RTO dan RPO.</w:t>
       </w:r>
     </w:p>
     <w:p>
@@ -4627,7 +4739,7 @@
           <w:sz w:val="24"/>
           <w:szCs w:val="24"/>
         </w:rPr>
-        <w:t xml:space="preserve">Laporan uji juga memuat hasil tiap langkah uji (hasil diharapkan, hasil aktual, waktu tercapai, lolos atau gagal), temuan beserta tindakan perbaikan, pemilik, dan tenggat, kesimpulan, serta tanda tangan Penanggung jawab uji dan Head of Operation.</w:t>
+        <w:t xml:space="preserve">Laporan uji juga memuat hasil tiap langkah uji (hasil diharapkan, hasil aktual, waktu tercapai, lolos atau gagal) serta temuan beserta tindakan perbaikan, pemilik, dan tenggatnya. Bagian akhirnya berisi kesimpulan serta tanda tangan Penanggung jawab uji dan Head of Operation.</w:t>
       </w:r>
     </w:p>
     <w:p>
@@ -4651,12 +4763,13 @@
           <w:sz w:val="24"/>
           <w:szCs w:val="24"/>
         </w:rPr>
-        <w:t xml:space="preserve">Kesimpulan laporan uji berupa salah satu dari: rencana efektif, efektif dengan perbaikan, atau tidak efektif dengan tanggal uji ulang.</w:t>
+        <w:t xml:space="preserve">Kesimpulan laporan uji berupa salah satu dari tiga pilihan: rencana efektif, efektif dengan perbaikan, atau tidak efektif dengan tanggal uji ulang.</w:t>
       </w:r>
     </w:p>
     <w:p>
       <w:pPr>
         <w:pStyle w:val="Heading1"/>
+        <w:keepNext/>
         <w:numPr>
           <w:ilvl w:val="0"/>
           <w:numId w:val="7"/>
@@ -4684,6 +4797,8 @@
       </w:tblGrid>
       <w:tr>
         <w:trPr>
+          <w:cantSplit/>
+          <w:tblHeader/>
           <w:jc w:val="center"/>
         </w:trPr>
         <w:tc>
@@ -4700,6 +4815,7 @@
           </w:tcPr>
           <w:p>
             <w:pPr>
+              <w:keepNext/>
               <w:jc w:val="center"/>
               <w:rPr>
                 <w:sz w:val="24"/>
@@ -4731,6 +4847,7 @@
           </w:tcPr>
           <w:p>
             <w:pPr>
+              <w:keepNext/>
               <w:jc w:val="center"/>
               <w:rPr>
                 <w:sz w:val="24"/>
@@ -4762,6 +4879,7 @@
           </w:tcPr>
           <w:p>
             <w:pPr>
+              <w:keepNext/>
               <w:jc w:val="center"/>
               <w:rPr>
                 <w:sz w:val="24"/>
@@ -4782,6 +4900,7 @@
       </w:tr>
       <w:tr>
         <w:trPr>
+          <w:cantSplit/>
           <w:jc w:val="center"/>
         </w:trPr>
         <w:tc>
@@ -4827,19 +4946,19 @@
           </w:tcPr>
           <w:p>
             <w:pPr>
-              <w:jc w:val="both"/>
-              <w:rPr>
-                <w:sz w:val="24"/>
-                <w:szCs w:val="24"/>
-              </w:rPr>
-            </w:pPr>
-            <w:r>
-              <w:rPr>
-                <w:b w:val="0"/>
-                <w:sz w:val="24"/>
-                <w:szCs w:val="24"/>
-              </w:rPr>
-              <w:t>Pemilik rencana. Menilai kriteria aktivasi dan memutuskan aktivasi. Menunjuk Recovery Lead dan Incident Commander keamanan. Memberi tahu manajemen. Memimpin tabletop exercise, menyetujui laporan uji, dan menetapkan pemilik serta tenggat tindakan perbaikan. Memastikan kesiapan sumber daya (USULAN). Meninjau dan memperbarui rencana.</w:t>
+              <w:jc w:val="left"/>
+              <w:rPr>
+                <w:sz w:val="24"/>
+                <w:szCs w:val="24"/>
+              </w:rPr>
+            </w:pPr>
+            <w:r>
+              <w:rPr>
+                <w:b w:val="0"/>
+                <w:sz w:val="24"/>
+                <w:szCs w:val="24"/>
+              </w:rPr>
+              <w:t>Pemilik rencana. Menilai kriteria aktivasi dan memutuskan aktivasi. Menunjuk Recovery Lead dan Incident Commander keamanan. Memberi tahu manajemen. Memimpin tabletop exercise, menyetujui laporan uji, serta menetapkan pemilik dan tenggat tindakan perbaikan. Meninjau dan memperbarui rencana. Memastikan kesiapan sumber daya (USULAN).</w:t>
             </w:r>
           </w:p>
         </w:tc>
@@ -4857,7 +4976,7 @@
           </w:tcPr>
           <w:p>
             <w:pPr>
-              <w:jc w:val="both"/>
+              <w:jc w:val="left"/>
               <w:rPr>
                 <w:sz w:val="24"/>
                 <w:szCs w:val="24"/>
@@ -4876,6 +4995,7 @@
       </w:tr>
       <w:tr>
         <w:trPr>
+          <w:cantSplit/>
           <w:jc w:val="center"/>
         </w:trPr>
         <w:tc>
@@ -4921,19 +5041,19 @@
           </w:tcPr>
           <w:p>
             <w:pPr>
-              <w:jc w:val="both"/>
-              <w:rPr>
-                <w:sz w:val="24"/>
-                <w:szCs w:val="24"/>
-              </w:rPr>
-            </w:pPr>
-            <w:r>
-              <w:rPr>
-                <w:b w:val="0"/>
-                <w:sz w:val="24"/>
-                <w:szCs w:val="24"/>
-              </w:rPr>
-              <w:t>Penunjukan selama aktivasi, umumnya Lead NOC. Memimpin pemulihan teknis sesuai urutan di bagian 4. Mencatat seluruh keputusan dan langkah di parent ticket. Menghubungi supplier dan menginformasikan personel Divisi Operation lewat grup on-call.</w:t>
+              <w:jc w:val="left"/>
+              <w:rPr>
+                <w:sz w:val="24"/>
+                <w:szCs w:val="24"/>
+              </w:rPr>
+            </w:pPr>
+            <w:r>
+              <w:rPr>
+                <w:b w:val="0"/>
+                <w:sz w:val="24"/>
+                <w:szCs w:val="24"/>
+              </w:rPr>
+              <w:t>Ditunjuk selama aktivasi, umumnya Lead NOC. Memimpin pemulihan teknis sesuai urutan pemulihan di bagian 4. Mencatat seluruh keputusan dan langkah di parent ticket. Menghubungi supplier dan menginformasikan personel Divisi Operation melalui grup on-call.</w:t>
             </w:r>
           </w:p>
         </w:tc>
@@ -4951,7 +5071,7 @@
           </w:tcPr>
           <w:p>
             <w:pPr>
-              <w:jc w:val="both"/>
+              <w:jc w:val="left"/>
               <w:rPr>
                 <w:sz w:val="24"/>
                 <w:szCs w:val="24"/>
@@ -4970,6 +5090,7 @@
       </w:tr>
       <w:tr>
         <w:trPr>
+          <w:cantSplit/>
           <w:jc w:val="center"/>
         </w:trPr>
         <w:tc>
@@ -5015,7 +5136,7 @@
           </w:tcPr>
           <w:p>
             <w:pPr>
-              <w:jc w:val="both"/>
+              <w:jc w:val="left"/>
               <w:rPr>
                 <w:sz w:val="24"/>
                 <w:szCs w:val="24"/>
@@ -5045,7 +5166,7 @@
           </w:tcPr>
           <w:p>
             <w:pPr>
-              <w:jc w:val="both"/>
+              <w:jc w:val="left"/>
               <w:rPr>
                 <w:sz w:val="24"/>
                 <w:szCs w:val="24"/>
@@ -5064,6 +5185,7 @@
       </w:tr>
       <w:tr>
         <w:trPr>
+          <w:cantSplit/>
           <w:jc w:val="center"/>
         </w:trPr>
         <w:tc>
@@ -5109,19 +5231,19 @@
           </w:tcPr>
           <w:p>
             <w:pPr>
-              <w:jc w:val="both"/>
-              <w:rPr>
-                <w:sz w:val="24"/>
-                <w:szCs w:val="24"/>
-              </w:rPr>
-            </w:pPr>
-            <w:r>
-              <w:rPr>
-                <w:b w:val="0"/>
-                <w:sz w:val="24"/>
-                <w:szCs w:val="24"/>
-              </w:rPr>
-              <w:t>Incident Commander keamanan bila ada unsur keamanan: memimpin respons keamanan menurut SNX-ISMS-SOP-01. Mencatat hasil tabletop exercise keamanan sebagai laporan uji. Menyusun RCA aspek keamanan pasca aktivasi. Meninjau daftar kontak darurat tiap triwulan dan menyimpan salinannya.</w:t>
+              <w:jc w:val="left"/>
+              <w:rPr>
+                <w:sz w:val="24"/>
+                <w:szCs w:val="24"/>
+              </w:rPr>
+            </w:pPr>
+            <w:r>
+              <w:rPr>
+                <w:b w:val="0"/>
+                <w:sz w:val="24"/>
+                <w:szCs w:val="24"/>
+              </w:rPr>
+              <w:t>Menjadi Incident Commander keamanan jika ada unsur keamanan dan memimpin respons keamanan sesuai SNX-ISMS-SOP-01. Mencatat hasil tabletop exercise keamanan sebagai laporan uji. Menyusun RCA aspek keamanan pasca aktivasi. Meninjau daftar kontak darurat tiap triwulan dan menyimpan salinannya.</w:t>
             </w:r>
           </w:p>
         </w:tc>
@@ -5139,7 +5261,7 @@
           </w:tcPr>
           <w:p>
             <w:pPr>
-              <w:jc w:val="both"/>
+              <w:jc w:val="left"/>
               <w:rPr>
                 <w:sz w:val="24"/>
                 <w:szCs w:val="24"/>
@@ -5158,6 +5280,7 @@
       </w:tr>
       <w:tr>
         <w:trPr>
+          <w:cantSplit/>
           <w:jc w:val="center"/>
         </w:trPr>
         <w:tc>
@@ -5203,7 +5326,7 @@
           </w:tcPr>
           <w:p>
             <w:pPr>
-              <w:jc w:val="both"/>
+              <w:jc w:val="left"/>
               <w:rPr>
                 <w:sz w:val="24"/>
                 <w:szCs w:val="24"/>
@@ -5233,25 +5356,26 @@
           </w:tcPr>
           <w:p>
             <w:pPr>
-              <w:jc w:val="both"/>
-              <w:rPr>
-                <w:sz w:val="24"/>
-                <w:szCs w:val="24"/>
-              </w:rPr>
-            </w:pPr>
-            <w:r>
-              <w:rPr>
-                <w:b w:val="0"/>
-                <w:sz w:val="24"/>
-                <w:szCs w:val="24"/>
-              </w:rPr>
-              <w:t>Mengirim komunikasi ke pelanggan terdampak lewat email resmi dan grup pelanggan.</w:t>
+              <w:jc w:val="left"/>
+              <w:rPr>
+                <w:sz w:val="24"/>
+                <w:szCs w:val="24"/>
+              </w:rPr>
+            </w:pPr>
+            <w:r>
+              <w:rPr>
+                <w:b w:val="0"/>
+                <w:sz w:val="24"/>
+                <w:szCs w:val="24"/>
+              </w:rPr>
+              <w:t>Mengirim komunikasi ke pelanggan terdampak melalui email resmi dan grup pelanggan.</w:t>
             </w:r>
           </w:p>
         </w:tc>
       </w:tr>
       <w:tr>
         <w:trPr>
+          <w:cantSplit/>
           <w:jc w:val="center"/>
         </w:trPr>
         <w:tc>
@@ -5297,19 +5421,19 @@
           </w:tcPr>
           <w:p>
             <w:pPr>
-              <w:jc w:val="both"/>
-              <w:rPr>
-                <w:sz w:val="24"/>
-                <w:szCs w:val="24"/>
-              </w:rPr>
-            </w:pPr>
-            <w:r>
-              <w:rPr>
-                <w:b w:val="0"/>
-                <w:sz w:val="24"/>
-                <w:szCs w:val="24"/>
-              </w:rPr>
-              <w:t>Memutuskan aktivasi bila Head of Operation tidak tersedia. Menerima pemberitahuan manajemen. Memutuskan komunikasi ke regulator, aparat, dan media.</w:t>
+              <w:jc w:val="left"/>
+              <w:rPr>
+                <w:sz w:val="24"/>
+                <w:szCs w:val="24"/>
+              </w:rPr>
+            </w:pPr>
+            <w:r>
+              <w:rPr>
+                <w:b w:val="0"/>
+                <w:sz w:val="24"/>
+                <w:szCs w:val="24"/>
+              </w:rPr>
+              <w:t>Memutuskan aktivasi jika Head of Operation tidak tersedia. Menerima pemberitahuan manajemen. Memutuskan komunikasi ke regulator, aparat, dan media.</w:t>
             </w:r>
           </w:p>
         </w:tc>
@@ -5327,25 +5451,26 @@
           </w:tcPr>
           <w:p>
             <w:pPr>
-              <w:jc w:val="both"/>
-              <w:rPr>
-                <w:sz w:val="24"/>
-                <w:szCs w:val="24"/>
-              </w:rPr>
-            </w:pPr>
-            <w:r>
-              <w:rPr>
-                <w:b w:val="0"/>
-                <w:sz w:val="24"/>
-                <w:szCs w:val="24"/>
-              </w:rPr>
-              <w:t>Memutuskan aktivasi bila Head of Operation tidak tersedia. Memutuskan komunikasi ke regulator, aparat, dan media.</w:t>
+              <w:jc w:val="left"/>
+              <w:rPr>
+                <w:sz w:val="24"/>
+                <w:szCs w:val="24"/>
+              </w:rPr>
+            </w:pPr>
+            <w:r>
+              <w:rPr>
+                <w:b w:val="0"/>
+                <w:sz w:val="24"/>
+                <w:szCs w:val="24"/>
+              </w:rPr>
+              <w:t>Memutuskan aktivasi jika Head of Operation tidak tersedia. Memutuskan komunikasi ke regulator, aparat, dan media.</w:t>
             </w:r>
           </w:p>
         </w:tc>
       </w:tr>
       <w:tr>
         <w:trPr>
+          <w:cantSplit/>
           <w:jc w:val="center"/>
         </w:trPr>
         <w:tc>
@@ -5391,19 +5516,19 @@
           </w:tcPr>
           <w:p>
             <w:pPr>
-              <w:jc w:val="both"/>
-              <w:rPr>
-                <w:sz w:val="24"/>
-                <w:szCs w:val="24"/>
-              </w:rPr>
-            </w:pPr>
-            <w:r>
-              <w:rPr>
-                <w:b w:val="0"/>
-                <w:sz w:val="24"/>
-                <w:szCs w:val="24"/>
-              </w:rPr>
-              <w:t>Memutuskan aktivasi bila Head of Operation dan COO tidak tersedia. Menerima pemberitahuan manajemen.</w:t>
+              <w:jc w:val="left"/>
+              <w:rPr>
+                <w:sz w:val="24"/>
+                <w:szCs w:val="24"/>
+              </w:rPr>
+            </w:pPr>
+            <w:r>
+              <w:rPr>
+                <w:b w:val="0"/>
+                <w:sz w:val="24"/>
+                <w:szCs w:val="24"/>
+              </w:rPr>
+              <w:t>Memutuskan aktivasi jika Head of Operation dan COO tidak tersedia. Menerima pemberitahuan manajemen.</w:t>
             </w:r>
           </w:p>
         </w:tc>
@@ -5421,25 +5546,26 @@
           </w:tcPr>
           <w:p>
             <w:pPr>
-              <w:jc w:val="both"/>
-              <w:rPr>
-                <w:sz w:val="24"/>
-                <w:szCs w:val="24"/>
-              </w:rPr>
-            </w:pPr>
-            <w:r>
-              <w:rPr>
-                <w:b w:val="0"/>
-                <w:sz w:val="24"/>
-                <w:szCs w:val="24"/>
-              </w:rPr>
-              <w:t>Memutuskan aktivasi bila Head of Operation dan COO tidak tersedia.</w:t>
+              <w:jc w:val="left"/>
+              <w:rPr>
+                <w:sz w:val="24"/>
+                <w:szCs w:val="24"/>
+              </w:rPr>
+            </w:pPr>
+            <w:r>
+              <w:rPr>
+                <w:b w:val="0"/>
+                <w:sz w:val="24"/>
+                <w:szCs w:val="24"/>
+              </w:rPr>
+              <w:t>Memutuskan aktivasi jika Head of Operation dan COO tidak tersedia.</w:t>
             </w:r>
           </w:p>
         </w:tc>
       </w:tr>
       <w:tr>
         <w:trPr>
+          <w:cantSplit/>
           <w:jc w:val="center"/>
         </w:trPr>
         <w:tc>
@@ -5485,7 +5611,7 @@
           </w:tcPr>
           <w:p>
             <w:pPr>
-              <w:jc w:val="both"/>
+              <w:jc w:val="left"/>
               <w:rPr>
                 <w:sz w:val="24"/>
                 <w:szCs w:val="24"/>
@@ -5515,7 +5641,7 @@
           </w:tcPr>
           <w:p>
             <w:pPr>
-              <w:jc w:val="both"/>
+              <w:jc w:val="left"/>
               <w:rPr>
                 <w:sz w:val="24"/>
                 <w:szCs w:val="24"/>
@@ -5534,6 +5660,7 @@
       </w:tr>
       <w:tr>
         <w:trPr>
+          <w:cantSplit/>
           <w:jc w:val="center"/>
         </w:trPr>
         <w:tc>
@@ -5579,19 +5706,19 @@
           </w:tcPr>
           <w:p>
             <w:pPr>
-              <w:jc w:val="both"/>
-              <w:rPr>
-                <w:sz w:val="24"/>
-                <w:szCs w:val="24"/>
-              </w:rPr>
-            </w:pPr>
-            <w:r>
-              <w:rPr>
-                <w:b w:val="0"/>
-                <w:sz w:val="24"/>
-                <w:szCs w:val="24"/>
-              </w:rPr>
-              <w:t>Lead NOC, Head of Operation, Lead SOC, atau Service Delivery Manager menurut jenis uji di butir 6.5. Membandingkan hasil uji dengan RTO dan RPO dan mencatat temuan di laporan uji.</w:t>
+              <w:jc w:val="left"/>
+              <w:rPr>
+                <w:sz w:val="24"/>
+                <w:szCs w:val="24"/>
+              </w:rPr>
+            </w:pPr>
+            <w:r>
+              <w:rPr>
+                <w:b w:val="0"/>
+                <w:sz w:val="24"/>
+                <w:szCs w:val="24"/>
+              </w:rPr>
+              <w:t>Lead NOC, Head of Operation, Lead SOC, atau Service Delivery Manager, sesuai jenis uji di butir 6.5. Membandingkan hasil uji dengan RTO dan RPO, lalu mencatat temuan di laporan uji.</w:t>
             </w:r>
           </w:p>
         </w:tc>
@@ -5609,7 +5736,7 @@
           </w:tcPr>
           <w:p>
             <w:pPr>
-              <w:jc w:val="both"/>
+              <w:jc w:val="left"/>
               <w:rPr>
                 <w:sz w:val="24"/>
                 <w:szCs w:val="24"/>
@@ -5675,6 +5802,7 @@
     </w:p>
     <w:p>
       <w:pPr>
+        <w:keepNext/>
         <w:pBdr>
           <w:top w:val="nil"/>
           <w:left w:val="nil"/>
@@ -5694,7 +5822,7 @@
           <w:sz w:val="24"/>
           <w:szCs w:val="24"/>
         </w:rPr>
-        <w:t xml:space="preserve">Kriteria aktivasi dan urutan pemutus ada di bagian 4.</w:t>
+        <w:t xml:space="preserve">Aktivasi diputuskan jika insiden P1 diperkirakan melewati RTO layanan Tingkat 1 yang terdampak, atau jika beberapa layanan kritis terganggu bersamaan. Keputusan diambil Head of Operation; jika Head of Operation tidak tersedia, keputusan diambil COO, dan jika keduanya tidak tersedia, keputusan diambil Direktur Utama.</w:t>
       </w:r>
     </w:p>
     <w:tbl>
@@ -5707,27 +5835,30 @@
         <w:tblLook w:val="0400" w:firstRow="0" w:lastRow="0" w:firstColumn="0" w:lastColumn="0" w:noHBand="0" w:noVBand="1"/>
       </w:tblPr>
       <w:tblGrid>
-        <w:gridCol w:w="3367"/>
-        <w:gridCol w:w="2248"/>
-        <w:gridCol w:w="3913"/>
+        <w:gridCol w:w="4309"/>
+        <w:gridCol w:w="1927"/>
+        <w:gridCol w:w="2835"/>
       </w:tblGrid>
       <w:tr>
         <w:trPr>
+          <w:cantSplit/>
+          <w:tblHeader/>
           <w:jc w:val="center"/>
         </w:trPr>
         <w:tc>
           <w:tcPr>
-            <w:tcW w:w="3367" w:type="dxa"/>
-            <w:tcBorders>
-              <w:top w:val="single" w:sz="8" w:space="0" w:color="000000"/>
-              <w:left w:val="single" w:sz="8" w:space="0" w:color="000000"/>
-              <w:bottom w:val="single" w:sz="8" w:space="0" w:color="000000"/>
-              <w:right w:val="single" w:sz="8" w:space="0" w:color="000000"/>
-            </w:tcBorders>
-            <w:vAlign w:val="center"/>
-          </w:tcPr>
-          <w:p>
-            <w:pPr>
+            <w:tcW w:w="4309" w:type="dxa"/>
+            <w:tcBorders>
+              <w:top w:val="single" w:sz="8" w:space="0" w:color="000000"/>
+              <w:left w:val="single" w:sz="8" w:space="0" w:color="000000"/>
+              <w:bottom w:val="single" w:sz="8" w:space="0" w:color="000000"/>
+              <w:right w:val="single" w:sz="8" w:space="0" w:color="000000"/>
+            </w:tcBorders>
+            <w:vAlign w:val="center"/>
+          </w:tcPr>
+          <w:p>
+            <w:pPr>
+              <w:keepNext/>
               <w:jc w:val="center"/>
               <w:rPr>
                 <w:sz w:val="24"/>
@@ -5747,17 +5878,18 @@
         </w:tc>
         <w:tc>
           <w:tcPr>
-            <w:tcW w:w="2248" w:type="dxa"/>
-            <w:tcBorders>
-              <w:top w:val="single" w:sz="8" w:space="0" w:color="000000"/>
-              <w:left w:val="single" w:sz="8" w:space="0" w:color="000000"/>
-              <w:bottom w:val="single" w:sz="8" w:space="0" w:color="000000"/>
-              <w:right w:val="single" w:sz="8" w:space="0" w:color="000000"/>
-            </w:tcBorders>
-            <w:vAlign w:val="center"/>
-          </w:tcPr>
-          <w:p>
-            <w:pPr>
+            <w:tcW w:w="1927" w:type="dxa"/>
+            <w:tcBorders>
+              <w:top w:val="single" w:sz="8" w:space="0" w:color="000000"/>
+              <w:left w:val="single" w:sz="8" w:space="0" w:color="000000"/>
+              <w:bottom w:val="single" w:sz="8" w:space="0" w:color="000000"/>
+              <w:right w:val="single" w:sz="8" w:space="0" w:color="000000"/>
+            </w:tcBorders>
+            <w:vAlign w:val="center"/>
+          </w:tcPr>
+          <w:p>
+            <w:pPr>
+              <w:keepNext/>
               <w:jc w:val="center"/>
               <w:rPr>
                 <w:sz w:val="24"/>
@@ -5777,17 +5909,18 @@
         </w:tc>
         <w:tc>
           <w:tcPr>
-            <w:tcW w:w="3913" w:type="dxa"/>
-            <w:tcBorders>
-              <w:top w:val="single" w:sz="8" w:space="0" w:color="000000"/>
-              <w:left w:val="single" w:sz="8" w:space="0" w:color="000000"/>
-              <w:bottom w:val="single" w:sz="8" w:space="0" w:color="000000"/>
-              <w:right w:val="single" w:sz="8" w:space="0" w:color="000000"/>
-            </w:tcBorders>
-            <w:vAlign w:val="center"/>
-          </w:tcPr>
-          <w:p>
-            <w:pPr>
+            <w:tcW w:w="2835" w:type="dxa"/>
+            <w:tcBorders>
+              <w:top w:val="single" w:sz="8" w:space="0" w:color="000000"/>
+              <w:left w:val="single" w:sz="8" w:space="0" w:color="000000"/>
+              <w:bottom w:val="single" w:sz="8" w:space="0" w:color="000000"/>
+              <w:right w:val="single" w:sz="8" w:space="0" w:color="000000"/>
+            </w:tcBorders>
+            <w:vAlign w:val="center"/>
+          </w:tcPr>
+          <w:p>
+            <w:pPr>
+              <w:keepNext/>
               <w:jc w:val="center"/>
               <w:rPr>
                 <w:sz w:val="24"/>
@@ -5808,11 +5941,12 @@
       </w:tr>
       <w:tr>
         <w:trPr>
+          <w:cantSplit/>
           <w:jc w:val="center"/>
         </w:trPr>
         <w:tc>
           <w:tcPr>
-            <w:tcW w:w="3367" w:type="dxa"/>
+            <w:tcW w:w="4309" w:type="dxa"/>
             <w:tcBorders>
               <w:top w:val="single" w:sz="8" w:space="0" w:color="000000"/>
               <w:left w:val="single" w:sz="8" w:space="0" w:color="000000"/>
@@ -5840,7 +5974,7 @@
         </w:tc>
         <w:tc>
           <w:tcPr>
-            <w:tcW w:w="2248" w:type="dxa"/>
+            <w:tcW w:w="1927" w:type="dxa"/>
             <w:tcBorders>
               <w:top w:val="single" w:sz="8" w:space="0" w:color="000000"/>
               <w:left w:val="single" w:sz="8" w:space="0" w:color="000000"/>
@@ -5868,18 +6002,18 @@
         </w:tc>
         <w:tc>
           <w:tcPr>
-            <w:tcW w:w="3913" w:type="dxa"/>
-            <w:tcBorders>
-              <w:top w:val="single" w:sz="8" w:space="0" w:color="000000"/>
-              <w:left w:val="single" w:sz="8" w:space="0" w:color="000000"/>
-              <w:bottom w:val="single" w:sz="8" w:space="0" w:color="000000"/>
-              <w:right w:val="single" w:sz="8" w:space="0" w:color="000000"/>
-            </w:tcBorders>
-            <w:vAlign w:val="center"/>
-          </w:tcPr>
-          <w:p>
-            <w:pPr>
-              <w:jc w:val="both"/>
+            <w:tcW w:w="2835" w:type="dxa"/>
+            <w:tcBorders>
+              <w:top w:val="single" w:sz="8" w:space="0" w:color="000000"/>
+              <w:left w:val="single" w:sz="8" w:space="0" w:color="000000"/>
+              <w:bottom w:val="single" w:sz="8" w:space="0" w:color="000000"/>
+              <w:right w:val="single" w:sz="8" w:space="0" w:color="000000"/>
+            </w:tcBorders>
+            <w:vAlign w:val="center"/>
+          </w:tcPr>
+          <w:p>
+            <w:pPr>
+              <w:jc w:val="left"/>
               <w:rPr>
                 <w:sz w:val="24"/>
                 <w:szCs w:val="24"/>
@@ -5898,39 +6032,40 @@
       </w:tr>
       <w:tr>
         <w:trPr>
+          <w:cantSplit/>
           <w:jc w:val="center"/>
         </w:trPr>
         <w:tc>
           <w:tcPr>
-            <w:tcW w:w="3367" w:type="dxa"/>
-            <w:tcBorders>
-              <w:top w:val="single" w:sz="8" w:space="0" w:color="000000"/>
-              <w:left w:val="single" w:sz="8" w:space="0" w:color="000000"/>
-              <w:bottom w:val="single" w:sz="8" w:space="0" w:color="000000"/>
-              <w:right w:val="single" w:sz="8" w:space="0" w:color="000000"/>
-            </w:tcBorders>
-            <w:vAlign w:val="center"/>
-          </w:tcPr>
-          <w:p>
-            <w:pPr>
-              <w:rPr>
-                <w:sz w:val="24"/>
-                <w:szCs w:val="24"/>
-              </w:rPr>
-            </w:pPr>
-            <w:r>
-              <w:rPr>
-                <w:b w:val="0"/>
-                <w:sz w:val="24"/>
-                <w:szCs w:val="24"/>
-              </w:rPr>
-              <w:t>2. Putuskan aktivasi bila kriteria terpenuhi.</w:t>
-            </w:r>
-          </w:p>
-        </w:tc>
-        <w:tc>
-          <w:tcPr>
-            <w:tcW w:w="2248" w:type="dxa"/>
+            <w:tcW w:w="4309" w:type="dxa"/>
+            <w:tcBorders>
+              <w:top w:val="single" w:sz="8" w:space="0" w:color="000000"/>
+              <w:left w:val="single" w:sz="8" w:space="0" w:color="000000"/>
+              <w:bottom w:val="single" w:sz="8" w:space="0" w:color="000000"/>
+              <w:right w:val="single" w:sz="8" w:space="0" w:color="000000"/>
+            </w:tcBorders>
+            <w:vAlign w:val="center"/>
+          </w:tcPr>
+          <w:p>
+            <w:pPr>
+              <w:rPr>
+                <w:sz w:val="24"/>
+                <w:szCs w:val="24"/>
+              </w:rPr>
+            </w:pPr>
+            <w:r>
+              <w:rPr>
+                <w:b w:val="0"/>
+                <w:sz w:val="24"/>
+                <w:szCs w:val="24"/>
+              </w:rPr>
+              <w:t>2. Putuskan aktivasi jika kriteria terpenuhi.</w:t>
+            </w:r>
+          </w:p>
+        </w:tc>
+        <w:tc>
+          <w:tcPr>
+            <w:tcW w:w="1927" w:type="dxa"/>
             <w:tcBorders>
               <w:top w:val="single" w:sz="8" w:space="0" w:color="000000"/>
               <w:left w:val="single" w:sz="8" w:space="0" w:color="000000"/>
@@ -5958,18 +6093,18 @@
         </w:tc>
         <w:tc>
           <w:tcPr>
-            <w:tcW w:w="3913" w:type="dxa"/>
-            <w:tcBorders>
-              <w:top w:val="single" w:sz="8" w:space="0" w:color="000000"/>
-              <w:left w:val="single" w:sz="8" w:space="0" w:color="000000"/>
-              <w:bottom w:val="single" w:sz="8" w:space="0" w:color="000000"/>
-              <w:right w:val="single" w:sz="8" w:space="0" w:color="000000"/>
-            </w:tcBorders>
-            <w:vAlign w:val="center"/>
-          </w:tcPr>
-          <w:p>
-            <w:pPr>
-              <w:jc w:val="both"/>
+            <w:tcW w:w="2835" w:type="dxa"/>
+            <w:tcBorders>
+              <w:top w:val="single" w:sz="8" w:space="0" w:color="000000"/>
+              <w:left w:val="single" w:sz="8" w:space="0" w:color="000000"/>
+              <w:bottom w:val="single" w:sz="8" w:space="0" w:color="000000"/>
+              <w:right w:val="single" w:sz="8" w:space="0" w:color="000000"/>
+            </w:tcBorders>
+            <w:vAlign w:val="center"/>
+          </w:tcPr>
+          <w:p>
+            <w:pPr>
+              <w:jc w:val="left"/>
               <w:rPr>
                 <w:sz w:val="24"/>
                 <w:szCs w:val="24"/>
@@ -5988,39 +6123,40 @@
       </w:tr>
       <w:tr>
         <w:trPr>
+          <w:cantSplit/>
           <w:jc w:val="center"/>
         </w:trPr>
         <w:tc>
           <w:tcPr>
-            <w:tcW w:w="3367" w:type="dxa"/>
-            <w:tcBorders>
-              <w:top w:val="single" w:sz="8" w:space="0" w:color="000000"/>
-              <w:left w:val="single" w:sz="8" w:space="0" w:color="000000"/>
-              <w:bottom w:val="single" w:sz="8" w:space="0" w:color="000000"/>
-              <w:right w:val="single" w:sz="8" w:space="0" w:color="000000"/>
-            </w:tcBorders>
-            <w:vAlign w:val="center"/>
-          </w:tcPr>
-          <w:p>
-            <w:pPr>
-              <w:rPr>
-                <w:sz w:val="24"/>
-                <w:szCs w:val="24"/>
-              </w:rPr>
-            </w:pPr>
-            <w:r>
-              <w:rPr>
-                <w:b w:val="0"/>
-                <w:sz w:val="24"/>
-                <w:szCs w:val="24"/>
-              </w:rPr>
-              <w:t>3. Tetapkan insiden tetap ditangani sebagai P1 menurut SNX-OPS-SOP-04 bila kriteria belum terpenuhi.</w:t>
-            </w:r>
-          </w:p>
-        </w:tc>
-        <w:tc>
-          <w:tcPr>
-            <w:tcW w:w="2248" w:type="dxa"/>
+            <w:tcW w:w="4309" w:type="dxa"/>
+            <w:tcBorders>
+              <w:top w:val="single" w:sz="8" w:space="0" w:color="000000"/>
+              <w:left w:val="single" w:sz="8" w:space="0" w:color="000000"/>
+              <w:bottom w:val="single" w:sz="8" w:space="0" w:color="000000"/>
+              <w:right w:val="single" w:sz="8" w:space="0" w:color="000000"/>
+            </w:tcBorders>
+            <w:vAlign w:val="center"/>
+          </w:tcPr>
+          <w:p>
+            <w:pPr>
+              <w:rPr>
+                <w:sz w:val="24"/>
+                <w:szCs w:val="24"/>
+              </w:rPr>
+            </w:pPr>
+            <w:r>
+              <w:rPr>
+                <w:b w:val="0"/>
+                <w:sz w:val="24"/>
+                <w:szCs w:val="24"/>
+              </w:rPr>
+              <w:t>3. Jika kriteria belum terpenuhi, tetapkan insiden tetap ditangani sebagai P1 sesuai SNX-OPS-SOP-04.</w:t>
+            </w:r>
+          </w:p>
+        </w:tc>
+        <w:tc>
+          <w:tcPr>
+            <w:tcW w:w="1927" w:type="dxa"/>
             <w:tcBorders>
               <w:top w:val="single" w:sz="8" w:space="0" w:color="000000"/>
               <w:left w:val="single" w:sz="8" w:space="0" w:color="000000"/>
@@ -6048,18 +6184,18 @@
         </w:tc>
         <w:tc>
           <w:tcPr>
-            <w:tcW w:w="3913" w:type="dxa"/>
-            <w:tcBorders>
-              <w:top w:val="single" w:sz="8" w:space="0" w:color="000000"/>
-              <w:left w:val="single" w:sz="8" w:space="0" w:color="000000"/>
-              <w:bottom w:val="single" w:sz="8" w:space="0" w:color="000000"/>
-              <w:right w:val="single" w:sz="8" w:space="0" w:color="000000"/>
-            </w:tcBorders>
-            <w:vAlign w:val="center"/>
-          </w:tcPr>
-          <w:p>
-            <w:pPr>
-              <w:jc w:val="both"/>
+            <w:tcW w:w="2835" w:type="dxa"/>
+            <w:tcBorders>
+              <w:top w:val="single" w:sz="8" w:space="0" w:color="000000"/>
+              <w:left w:val="single" w:sz="8" w:space="0" w:color="000000"/>
+              <w:bottom w:val="single" w:sz="8" w:space="0" w:color="000000"/>
+              <w:right w:val="single" w:sz="8" w:space="0" w:color="000000"/>
+            </w:tcBorders>
+            <w:vAlign w:val="center"/>
+          </w:tcPr>
+          <w:p>
+            <w:pPr>
+              <w:jc w:val="left"/>
               <w:rPr>
                 <w:sz w:val="24"/>
                 <w:szCs w:val="24"/>
@@ -6078,39 +6214,40 @@
       </w:tr>
       <w:tr>
         <w:trPr>
+          <w:cantSplit/>
           <w:jc w:val="center"/>
         </w:trPr>
         <w:tc>
           <w:tcPr>
-            <w:tcW w:w="3367" w:type="dxa"/>
-            <w:tcBorders>
-              <w:top w:val="single" w:sz="8" w:space="0" w:color="000000"/>
-              <w:left w:val="single" w:sz="8" w:space="0" w:color="000000"/>
-              <w:bottom w:val="single" w:sz="8" w:space="0" w:color="000000"/>
-              <w:right w:val="single" w:sz="8" w:space="0" w:color="000000"/>
-            </w:tcBorders>
-            <w:vAlign w:val="center"/>
-          </w:tcPr>
-          <w:p>
-            <w:pPr>
-              <w:rPr>
-                <w:sz w:val="24"/>
-                <w:szCs w:val="24"/>
-              </w:rPr>
-            </w:pPr>
-            <w:r>
-              <w:rPr>
-                <w:b w:val="0"/>
-                <w:sz w:val="24"/>
-                <w:szCs w:val="24"/>
-              </w:rPr>
-              <w:t>4. Nilai ulang kriteria aktivasi bila perkiraan durasi atau layanan terdampak berubah (USULAN).</w:t>
-            </w:r>
-          </w:p>
-        </w:tc>
-        <w:tc>
-          <w:tcPr>
-            <w:tcW w:w="2248" w:type="dxa"/>
+            <w:tcW w:w="4309" w:type="dxa"/>
+            <w:tcBorders>
+              <w:top w:val="single" w:sz="8" w:space="0" w:color="000000"/>
+              <w:left w:val="single" w:sz="8" w:space="0" w:color="000000"/>
+              <w:bottom w:val="single" w:sz="8" w:space="0" w:color="000000"/>
+              <w:right w:val="single" w:sz="8" w:space="0" w:color="000000"/>
+            </w:tcBorders>
+            <w:vAlign w:val="center"/>
+          </w:tcPr>
+          <w:p>
+            <w:pPr>
+              <w:rPr>
+                <w:sz w:val="24"/>
+                <w:szCs w:val="24"/>
+              </w:rPr>
+            </w:pPr>
+            <w:r>
+              <w:rPr>
+                <w:b w:val="0"/>
+                <w:sz w:val="24"/>
+                <w:szCs w:val="24"/>
+              </w:rPr>
+              <w:t>4. Nilai ulang kriteria aktivasi jika perkiraan durasi atau layanan terdampak berubah (USULAN).</w:t>
+            </w:r>
+          </w:p>
+        </w:tc>
+        <w:tc>
+          <w:tcPr>
+            <w:tcW w:w="1927" w:type="dxa"/>
             <w:tcBorders>
               <w:top w:val="single" w:sz="8" w:space="0" w:color="000000"/>
               <w:left w:val="single" w:sz="8" w:space="0" w:color="000000"/>
@@ -6138,18 +6275,18 @@
         </w:tc>
         <w:tc>
           <w:tcPr>
-            <w:tcW w:w="3913" w:type="dxa"/>
-            <w:tcBorders>
-              <w:top w:val="single" w:sz="8" w:space="0" w:color="000000"/>
-              <w:left w:val="single" w:sz="8" w:space="0" w:color="000000"/>
-              <w:bottom w:val="single" w:sz="8" w:space="0" w:color="000000"/>
-              <w:right w:val="single" w:sz="8" w:space="0" w:color="000000"/>
-            </w:tcBorders>
-            <w:vAlign w:val="center"/>
-          </w:tcPr>
-          <w:p>
-            <w:pPr>
-              <w:jc w:val="both"/>
+            <w:tcW w:w="2835" w:type="dxa"/>
+            <w:tcBorders>
+              <w:top w:val="single" w:sz="8" w:space="0" w:color="000000"/>
+              <w:left w:val="single" w:sz="8" w:space="0" w:color="000000"/>
+              <w:bottom w:val="single" w:sz="8" w:space="0" w:color="000000"/>
+              <w:right w:val="single" w:sz="8" w:space="0" w:color="000000"/>
+            </w:tcBorders>
+            <w:vAlign w:val="center"/>
+          </w:tcPr>
+          <w:p>
+            <w:pPr>
+              <w:jc w:val="left"/>
               <w:rPr>
                 <w:sz w:val="24"/>
                 <w:szCs w:val="24"/>
@@ -6168,11 +6305,12 @@
       </w:tr>
       <w:tr>
         <w:trPr>
+          <w:cantSplit/>
           <w:jc w:val="center"/>
         </w:trPr>
         <w:tc>
           <w:tcPr>
-            <w:tcW w:w="3367" w:type="dxa"/>
+            <w:tcW w:w="4309" w:type="dxa"/>
             <w:tcBorders>
               <w:top w:val="single" w:sz="8" w:space="0" w:color="000000"/>
               <w:left w:val="single" w:sz="8" w:space="0" w:color="000000"/>
@@ -6200,7 +6338,7 @@
         </w:tc>
         <w:tc>
           <w:tcPr>
-            <w:tcW w:w="2248" w:type="dxa"/>
+            <w:tcW w:w="1927" w:type="dxa"/>
             <w:tcBorders>
               <w:top w:val="single" w:sz="8" w:space="0" w:color="000000"/>
               <w:left w:val="single" w:sz="8" w:space="0" w:color="000000"/>
@@ -6228,18 +6366,18 @@
         </w:tc>
         <w:tc>
           <w:tcPr>
-            <w:tcW w:w="3913" w:type="dxa"/>
-            <w:tcBorders>
-              <w:top w:val="single" w:sz="8" w:space="0" w:color="000000"/>
-              <w:left w:val="single" w:sz="8" w:space="0" w:color="000000"/>
-              <w:bottom w:val="single" w:sz="8" w:space="0" w:color="000000"/>
-              <w:right w:val="single" w:sz="8" w:space="0" w:color="000000"/>
-            </w:tcBorders>
-            <w:vAlign w:val="center"/>
-          </w:tcPr>
-          <w:p>
-            <w:pPr>
-              <w:jc w:val="both"/>
+            <w:tcW w:w="2835" w:type="dxa"/>
+            <w:tcBorders>
+              <w:top w:val="single" w:sz="8" w:space="0" w:color="000000"/>
+              <w:left w:val="single" w:sz="8" w:space="0" w:color="000000"/>
+              <w:bottom w:val="single" w:sz="8" w:space="0" w:color="000000"/>
+              <w:right w:val="single" w:sz="8" w:space="0" w:color="000000"/>
+            </w:tcBorders>
+            <w:vAlign w:val="center"/>
+          </w:tcPr>
+          <w:p>
+            <w:pPr>
+              <w:jc w:val="left"/>
               <w:rPr>
                 <w:sz w:val="24"/>
                 <w:szCs w:val="24"/>
@@ -6258,39 +6396,40 @@
       </w:tr>
       <w:tr>
         <w:trPr>
+          <w:cantSplit/>
           <w:jc w:val="center"/>
         </w:trPr>
         <w:tc>
           <w:tcPr>
-            <w:tcW w:w="3367" w:type="dxa"/>
-            <w:tcBorders>
-              <w:top w:val="single" w:sz="8" w:space="0" w:color="000000"/>
-              <w:left w:val="single" w:sz="8" w:space="0" w:color="000000"/>
-              <w:bottom w:val="single" w:sz="8" w:space="0" w:color="000000"/>
-              <w:right w:val="single" w:sz="8" w:space="0" w:color="000000"/>
-            </w:tcBorders>
-            <w:vAlign w:val="center"/>
-          </w:tcPr>
-          <w:p>
-            <w:pPr>
-              <w:rPr>
-                <w:sz w:val="24"/>
-                <w:szCs w:val="24"/>
-              </w:rPr>
-            </w:pPr>
-            <w:r>
-              <w:rPr>
-                <w:b w:val="0"/>
-                <w:sz w:val="24"/>
-                <w:szCs w:val="24"/>
-              </w:rPr>
-              <w:t>6. Tunjuk Lead SOC sebagai Incident Commander keamanan bila ada unsur keamanan.</w:t>
-            </w:r>
-          </w:p>
-        </w:tc>
-        <w:tc>
-          <w:tcPr>
-            <w:tcW w:w="2248" w:type="dxa"/>
+            <w:tcW w:w="4309" w:type="dxa"/>
+            <w:tcBorders>
+              <w:top w:val="single" w:sz="8" w:space="0" w:color="000000"/>
+              <w:left w:val="single" w:sz="8" w:space="0" w:color="000000"/>
+              <w:bottom w:val="single" w:sz="8" w:space="0" w:color="000000"/>
+              <w:right w:val="single" w:sz="8" w:space="0" w:color="000000"/>
+            </w:tcBorders>
+            <w:vAlign w:val="center"/>
+          </w:tcPr>
+          <w:p>
+            <w:pPr>
+              <w:rPr>
+                <w:sz w:val="24"/>
+                <w:szCs w:val="24"/>
+              </w:rPr>
+            </w:pPr>
+            <w:r>
+              <w:rPr>
+                <w:b w:val="0"/>
+                <w:sz w:val="24"/>
+                <w:szCs w:val="24"/>
+              </w:rPr>
+              <w:t>6. Tunjuk Lead SOC sebagai Incident Commander keamanan jika ada unsur keamanan.</w:t>
+            </w:r>
+          </w:p>
+        </w:tc>
+        <w:tc>
+          <w:tcPr>
+            <w:tcW w:w="1927" w:type="dxa"/>
             <w:tcBorders>
               <w:top w:val="single" w:sz="8" w:space="0" w:color="000000"/>
               <w:left w:val="single" w:sz="8" w:space="0" w:color="000000"/>
@@ -6318,18 +6457,18 @@
         </w:tc>
         <w:tc>
           <w:tcPr>
-            <w:tcW w:w="3913" w:type="dxa"/>
-            <w:tcBorders>
-              <w:top w:val="single" w:sz="8" w:space="0" w:color="000000"/>
-              <w:left w:val="single" w:sz="8" w:space="0" w:color="000000"/>
-              <w:bottom w:val="single" w:sz="8" w:space="0" w:color="000000"/>
-              <w:right w:val="single" w:sz="8" w:space="0" w:color="000000"/>
-            </w:tcBorders>
-            <w:vAlign w:val="center"/>
-          </w:tcPr>
-          <w:p>
-            <w:pPr>
-              <w:jc w:val="both"/>
+            <w:tcW w:w="2835" w:type="dxa"/>
+            <w:tcBorders>
+              <w:top w:val="single" w:sz="8" w:space="0" w:color="000000"/>
+              <w:left w:val="single" w:sz="8" w:space="0" w:color="000000"/>
+              <w:bottom w:val="single" w:sz="8" w:space="0" w:color="000000"/>
+              <w:right w:val="single" w:sz="8" w:space="0" w:color="000000"/>
+            </w:tcBorders>
+            <w:vAlign w:val="center"/>
+          </w:tcPr>
+          <w:p>
+            <w:pPr>
+              <w:jc w:val="left"/>
               <w:rPr>
                 <w:sz w:val="24"/>
                 <w:szCs w:val="24"/>
@@ -6348,11 +6487,12 @@
       </w:tr>
       <w:tr>
         <w:trPr>
+          <w:cantSplit/>
           <w:jc w:val="center"/>
         </w:trPr>
         <w:tc>
           <w:tcPr>
-            <w:tcW w:w="3367" w:type="dxa"/>
+            <w:tcW w:w="4309" w:type="dxa"/>
             <w:tcBorders>
               <w:top w:val="single" w:sz="8" w:space="0" w:color="000000"/>
               <w:left w:val="single" w:sz="8" w:space="0" w:color="000000"/>
@@ -6380,7 +6520,7 @@
         </w:tc>
         <w:tc>
           <w:tcPr>
-            <w:tcW w:w="2248" w:type="dxa"/>
+            <w:tcW w:w="1927" w:type="dxa"/>
             <w:tcBorders>
               <w:top w:val="single" w:sz="8" w:space="0" w:color="000000"/>
               <w:left w:val="single" w:sz="8" w:space="0" w:color="000000"/>
@@ -6408,18 +6548,18 @@
         </w:tc>
         <w:tc>
           <w:tcPr>
-            <w:tcW w:w="3913" w:type="dxa"/>
-            <w:tcBorders>
-              <w:top w:val="single" w:sz="8" w:space="0" w:color="000000"/>
-              <w:left w:val="single" w:sz="8" w:space="0" w:color="000000"/>
-              <w:bottom w:val="single" w:sz="8" w:space="0" w:color="000000"/>
-              <w:right w:val="single" w:sz="8" w:space="0" w:color="000000"/>
-            </w:tcBorders>
-            <w:vAlign w:val="center"/>
-          </w:tcPr>
-          <w:p>
-            <w:pPr>
-              <w:jc w:val="both"/>
+            <w:tcW w:w="2835" w:type="dxa"/>
+            <w:tcBorders>
+              <w:top w:val="single" w:sz="8" w:space="0" w:color="000000"/>
+              <w:left w:val="single" w:sz="8" w:space="0" w:color="000000"/>
+              <w:bottom w:val="single" w:sz="8" w:space="0" w:color="000000"/>
+              <w:right w:val="single" w:sz="8" w:space="0" w:color="000000"/>
+            </w:tcBorders>
+            <w:vAlign w:val="center"/>
+          </w:tcPr>
+          <w:p>
+            <w:pPr>
+              <w:jc w:val="left"/>
               <w:rPr>
                 <w:sz w:val="24"/>
                 <w:szCs w:val="24"/>
@@ -6476,6 +6616,7 @@
     </w:p>
     <w:p>
       <w:pPr>
+        <w:keepNext/>
         <w:pBdr>
           <w:top w:val="nil"/>
           <w:left w:val="nil"/>
@@ -6495,7 +6636,7 @@
           <w:sz w:val="24"/>
           <w:szCs w:val="24"/>
         </w:rPr>
-        <w:t xml:space="preserve">Komunikasi awal berjalan dalam 1 jam pertama menurut butir 6.3, bersamaan dengan langkah di bawah.</w:t>
+        <w:t xml:space="preserve">Komunikasi awal berjalan dalam 1 jam pertama sesuai butir 6.3, bersamaan dengan langkah di bawah.</w:t>
       </w:r>
     </w:p>
     <w:tbl>
@@ -6508,27 +6649,30 @@
         <w:tblLook w:val="0400" w:firstRow="0" w:lastRow="0" w:firstColumn="0" w:lastColumn="0" w:noHBand="0" w:noVBand="1"/>
       </w:tblPr>
       <w:tblGrid>
-        <w:gridCol w:w="3367"/>
-        <w:gridCol w:w="2248"/>
-        <w:gridCol w:w="3913"/>
+        <w:gridCol w:w="4309"/>
+        <w:gridCol w:w="1927"/>
+        <w:gridCol w:w="2835"/>
       </w:tblGrid>
       <w:tr>
         <w:trPr>
+          <w:cantSplit/>
+          <w:tblHeader/>
           <w:jc w:val="center"/>
         </w:trPr>
         <w:tc>
           <w:tcPr>
-            <w:tcW w:w="3367" w:type="dxa"/>
-            <w:tcBorders>
-              <w:top w:val="single" w:sz="8" w:space="0" w:color="000000"/>
-              <w:left w:val="single" w:sz="8" w:space="0" w:color="000000"/>
-              <w:bottom w:val="single" w:sz="8" w:space="0" w:color="000000"/>
-              <w:right w:val="single" w:sz="8" w:space="0" w:color="000000"/>
-            </w:tcBorders>
-            <w:vAlign w:val="center"/>
-          </w:tcPr>
-          <w:p>
-            <w:pPr>
+            <w:tcW w:w="4309" w:type="dxa"/>
+            <w:tcBorders>
+              <w:top w:val="single" w:sz="8" w:space="0" w:color="000000"/>
+              <w:left w:val="single" w:sz="8" w:space="0" w:color="000000"/>
+              <w:bottom w:val="single" w:sz="8" w:space="0" w:color="000000"/>
+              <w:right w:val="single" w:sz="8" w:space="0" w:color="000000"/>
+            </w:tcBorders>
+            <w:vAlign w:val="center"/>
+          </w:tcPr>
+          <w:p>
+            <w:pPr>
+              <w:keepNext/>
               <w:jc w:val="center"/>
               <w:rPr>
                 <w:sz w:val="24"/>
@@ -6548,17 +6692,18 @@
         </w:tc>
         <w:tc>
           <w:tcPr>
-            <w:tcW w:w="2248" w:type="dxa"/>
-            <w:tcBorders>
-              <w:top w:val="single" w:sz="8" w:space="0" w:color="000000"/>
-              <w:left w:val="single" w:sz="8" w:space="0" w:color="000000"/>
-              <w:bottom w:val="single" w:sz="8" w:space="0" w:color="000000"/>
-              <w:right w:val="single" w:sz="8" w:space="0" w:color="000000"/>
-            </w:tcBorders>
-            <w:vAlign w:val="center"/>
-          </w:tcPr>
-          <w:p>
-            <w:pPr>
+            <w:tcW w:w="1927" w:type="dxa"/>
+            <w:tcBorders>
+              <w:top w:val="single" w:sz="8" w:space="0" w:color="000000"/>
+              <w:left w:val="single" w:sz="8" w:space="0" w:color="000000"/>
+              <w:bottom w:val="single" w:sz="8" w:space="0" w:color="000000"/>
+              <w:right w:val="single" w:sz="8" w:space="0" w:color="000000"/>
+            </w:tcBorders>
+            <w:vAlign w:val="center"/>
+          </w:tcPr>
+          <w:p>
+            <w:pPr>
+              <w:keepNext/>
               <w:jc w:val="center"/>
               <w:rPr>
                 <w:sz w:val="24"/>
@@ -6578,17 +6723,18 @@
         </w:tc>
         <w:tc>
           <w:tcPr>
-            <w:tcW w:w="3913" w:type="dxa"/>
-            <w:tcBorders>
-              <w:top w:val="single" w:sz="8" w:space="0" w:color="000000"/>
-              <w:left w:val="single" w:sz="8" w:space="0" w:color="000000"/>
-              <w:bottom w:val="single" w:sz="8" w:space="0" w:color="000000"/>
-              <w:right w:val="single" w:sz="8" w:space="0" w:color="000000"/>
-            </w:tcBorders>
-            <w:vAlign w:val="center"/>
-          </w:tcPr>
-          <w:p>
-            <w:pPr>
+            <w:tcW w:w="2835" w:type="dxa"/>
+            <w:tcBorders>
+              <w:top w:val="single" w:sz="8" w:space="0" w:color="000000"/>
+              <w:left w:val="single" w:sz="8" w:space="0" w:color="000000"/>
+              <w:bottom w:val="single" w:sz="8" w:space="0" w:color="000000"/>
+              <w:right w:val="single" w:sz="8" w:space="0" w:color="000000"/>
+            </w:tcBorders>
+            <w:vAlign w:val="center"/>
+          </w:tcPr>
+          <w:p>
+            <w:pPr>
+              <w:keepNext/>
               <w:jc w:val="center"/>
               <w:rPr>
                 <w:sz w:val="24"/>
@@ -6609,39 +6755,40 @@
       </w:tr>
       <w:tr>
         <w:trPr>
+          <w:cantSplit/>
           <w:jc w:val="center"/>
         </w:trPr>
         <w:tc>
           <w:tcPr>
-            <w:tcW w:w="3367" w:type="dxa"/>
-            <w:tcBorders>
-              <w:top w:val="single" w:sz="8" w:space="0" w:color="000000"/>
-              <w:left w:val="single" w:sz="8" w:space="0" w:color="000000"/>
-              <w:bottom w:val="single" w:sz="8" w:space="0" w:color="000000"/>
-              <w:right w:val="single" w:sz="8" w:space="0" w:color="000000"/>
-            </w:tcBorders>
-            <w:vAlign w:val="center"/>
-          </w:tcPr>
-          <w:p>
-            <w:pPr>
-              <w:rPr>
-                <w:sz w:val="24"/>
-                <w:szCs w:val="24"/>
-              </w:rPr>
-            </w:pPr>
-            <w:r>
-              <w:rPr>
-                <w:b w:val="0"/>
-                <w:sz w:val="24"/>
-                <w:szCs w:val="24"/>
-              </w:rPr>
-              <w:t>1. Nilai ruang lingkup dampak, layanan terdampak, penyebab awal, dan perkiraan durasi dalam 30 menit sejak aktivasi.</w:t>
-            </w:r>
-          </w:p>
-        </w:tc>
-        <w:tc>
-          <w:tcPr>
-            <w:tcW w:w="2248" w:type="dxa"/>
+            <w:tcW w:w="4309" w:type="dxa"/>
+            <w:tcBorders>
+              <w:top w:val="single" w:sz="8" w:space="0" w:color="000000"/>
+              <w:left w:val="single" w:sz="8" w:space="0" w:color="000000"/>
+              <w:bottom w:val="single" w:sz="8" w:space="0" w:color="000000"/>
+              <w:right w:val="single" w:sz="8" w:space="0" w:color="000000"/>
+            </w:tcBorders>
+            <w:vAlign w:val="center"/>
+          </w:tcPr>
+          <w:p>
+            <w:pPr>
+              <w:rPr>
+                <w:sz w:val="24"/>
+                <w:szCs w:val="24"/>
+              </w:rPr>
+            </w:pPr>
+            <w:r>
+              <w:rPr>
+                <w:b w:val="0"/>
+                <w:sz w:val="24"/>
+                <w:szCs w:val="24"/>
+              </w:rPr>
+              <w:t>1. Dalam 30 menit sejak aktivasi, nilai ruang lingkup dampak, layanan terdampak, penyebab awal, dan perkiraan durasi.</w:t>
+            </w:r>
+          </w:p>
+        </w:tc>
+        <w:tc>
+          <w:tcPr>
+            <w:tcW w:w="1927" w:type="dxa"/>
             <w:tcBorders>
               <w:top w:val="single" w:sz="8" w:space="0" w:color="000000"/>
               <w:left w:val="single" w:sz="8" w:space="0" w:color="000000"/>
@@ -6669,18 +6816,18 @@
         </w:tc>
         <w:tc>
           <w:tcPr>
-            <w:tcW w:w="3913" w:type="dxa"/>
-            <w:tcBorders>
-              <w:top w:val="single" w:sz="8" w:space="0" w:color="000000"/>
-              <w:left w:val="single" w:sz="8" w:space="0" w:color="000000"/>
-              <w:bottom w:val="single" w:sz="8" w:space="0" w:color="000000"/>
-              <w:right w:val="single" w:sz="8" w:space="0" w:color="000000"/>
-            </w:tcBorders>
-            <w:vAlign w:val="center"/>
-          </w:tcPr>
-          <w:p>
-            <w:pPr>
-              <w:jc w:val="both"/>
+            <w:tcW w:w="2835" w:type="dxa"/>
+            <w:tcBorders>
+              <w:top w:val="single" w:sz="8" w:space="0" w:color="000000"/>
+              <w:left w:val="single" w:sz="8" w:space="0" w:color="000000"/>
+              <w:bottom w:val="single" w:sz="8" w:space="0" w:color="000000"/>
+              <w:right w:val="single" w:sz="8" w:space="0" w:color="000000"/>
+            </w:tcBorders>
+            <w:vAlign w:val="center"/>
+          </w:tcPr>
+          <w:p>
+            <w:pPr>
+              <w:jc w:val="left"/>
               <w:rPr>
                 <w:sz w:val="24"/>
                 <w:szCs w:val="24"/>
@@ -6699,11 +6846,12 @@
       </w:tr>
       <w:tr>
         <w:trPr>
+          <w:cantSplit/>
           <w:jc w:val="center"/>
         </w:trPr>
         <w:tc>
           <w:tcPr>
-            <w:tcW w:w="3367" w:type="dxa"/>
+            <w:tcW w:w="4309" w:type="dxa"/>
             <w:tcBorders>
               <w:top w:val="single" w:sz="8" w:space="0" w:color="000000"/>
               <w:left w:val="single" w:sz="8" w:space="0" w:color="000000"/>
@@ -6731,7 +6879,7 @@
         </w:tc>
         <w:tc>
           <w:tcPr>
-            <w:tcW w:w="2248" w:type="dxa"/>
+            <w:tcW w:w="1927" w:type="dxa"/>
             <w:tcBorders>
               <w:top w:val="single" w:sz="8" w:space="0" w:color="000000"/>
               <w:left w:val="single" w:sz="8" w:space="0" w:color="000000"/>
@@ -6759,18 +6907,18 @@
         </w:tc>
         <w:tc>
           <w:tcPr>
-            <w:tcW w:w="3913" w:type="dxa"/>
-            <w:tcBorders>
-              <w:top w:val="single" w:sz="8" w:space="0" w:color="000000"/>
-              <w:left w:val="single" w:sz="8" w:space="0" w:color="000000"/>
-              <w:bottom w:val="single" w:sz="8" w:space="0" w:color="000000"/>
-              <w:right w:val="single" w:sz="8" w:space="0" w:color="000000"/>
-            </w:tcBorders>
-            <w:vAlign w:val="center"/>
-          </w:tcPr>
-          <w:p>
-            <w:pPr>
-              <w:jc w:val="both"/>
+            <w:tcW w:w="2835" w:type="dxa"/>
+            <w:tcBorders>
+              <w:top w:val="single" w:sz="8" w:space="0" w:color="000000"/>
+              <w:left w:val="single" w:sz="8" w:space="0" w:color="000000"/>
+              <w:bottom w:val="single" w:sz="8" w:space="0" w:color="000000"/>
+              <w:right w:val="single" w:sz="8" w:space="0" w:color="000000"/>
+            </w:tcBorders>
+            <w:vAlign w:val="center"/>
+          </w:tcPr>
+          <w:p>
+            <w:pPr>
+              <w:jc w:val="left"/>
               <w:rPr>
                 <w:sz w:val="24"/>
                 <w:szCs w:val="24"/>
@@ -6789,39 +6937,40 @@
       </w:tr>
       <w:tr>
         <w:trPr>
+          <w:cantSplit/>
           <w:jc w:val="center"/>
         </w:trPr>
         <w:tc>
           <w:tcPr>
-            <w:tcW w:w="3367" w:type="dxa"/>
-            <w:tcBorders>
-              <w:top w:val="single" w:sz="8" w:space="0" w:color="000000"/>
-              <w:left w:val="single" w:sz="8" w:space="0" w:color="000000"/>
-              <w:bottom w:val="single" w:sz="8" w:space="0" w:color="000000"/>
-              <w:right w:val="single" w:sz="8" w:space="0" w:color="000000"/>
-            </w:tcBorders>
-            <w:vAlign w:val="center"/>
-          </w:tcPr>
-          <w:p>
-            <w:pPr>
-              <w:rPr>
-                <w:sz w:val="24"/>
-                <w:szCs w:val="24"/>
-              </w:rPr>
-            </w:pPr>
-            <w:r>
-              <w:rPr>
-                <w:b w:val="0"/>
-                <w:sz w:val="24"/>
-                <w:szCs w:val="24"/>
-              </w:rPr>
-              <w:t>3. Pimpin respons keamanan menurut SNX-ISMS-SOP-01 bila ada unsur keamanan.</w:t>
-            </w:r>
-          </w:p>
-        </w:tc>
-        <w:tc>
-          <w:tcPr>
-            <w:tcW w:w="2248" w:type="dxa"/>
+            <w:tcW w:w="4309" w:type="dxa"/>
+            <w:tcBorders>
+              <w:top w:val="single" w:sz="8" w:space="0" w:color="000000"/>
+              <w:left w:val="single" w:sz="8" w:space="0" w:color="000000"/>
+              <w:bottom w:val="single" w:sz="8" w:space="0" w:color="000000"/>
+              <w:right w:val="single" w:sz="8" w:space="0" w:color="000000"/>
+            </w:tcBorders>
+            <w:vAlign w:val="center"/>
+          </w:tcPr>
+          <w:p>
+            <w:pPr>
+              <w:rPr>
+                <w:sz w:val="24"/>
+                <w:szCs w:val="24"/>
+              </w:rPr>
+            </w:pPr>
+            <w:r>
+              <w:rPr>
+                <w:b w:val="0"/>
+                <w:sz w:val="24"/>
+                <w:szCs w:val="24"/>
+              </w:rPr>
+              <w:t>3. Jika ada unsur keamanan, pimpin respons keamanan sesuai SNX-ISMS-SOP-01.</w:t>
+            </w:r>
+          </w:p>
+        </w:tc>
+        <w:tc>
+          <w:tcPr>
+            <w:tcW w:w="1927" w:type="dxa"/>
             <w:tcBorders>
               <w:top w:val="single" w:sz="8" w:space="0" w:color="000000"/>
               <w:left w:val="single" w:sz="8" w:space="0" w:color="000000"/>
@@ -6849,41 +6998,42 @@
         </w:tc>
         <w:tc>
           <w:tcPr>
-            <w:tcW w:w="3913" w:type="dxa"/>
-            <w:tcBorders>
-              <w:top w:val="single" w:sz="8" w:space="0" w:color="000000"/>
-              <w:left w:val="single" w:sz="8" w:space="0" w:color="000000"/>
-              <w:bottom w:val="single" w:sz="8" w:space="0" w:color="000000"/>
-              <w:right w:val="single" w:sz="8" w:space="0" w:color="000000"/>
-            </w:tcBorders>
-            <w:vAlign w:val="center"/>
-          </w:tcPr>
-          <w:p>
-            <w:pPr>
-              <w:jc w:val="both"/>
-              <w:rPr>
-                <w:sz w:val="24"/>
-                <w:szCs w:val="24"/>
-              </w:rPr>
-            </w:pPr>
-            <w:r>
-              <w:rPr>
-                <w:b w:val="0"/>
-                <w:sz w:val="24"/>
-                <w:szCs w:val="24"/>
-              </w:rPr>
-              <w:t>Rekaman respons keamanan</w:t>
+            <w:tcW w:w="2835" w:type="dxa"/>
+            <w:tcBorders>
+              <w:top w:val="single" w:sz="8" w:space="0" w:color="000000"/>
+              <w:left w:val="single" w:sz="8" w:space="0" w:color="000000"/>
+              <w:bottom w:val="single" w:sz="8" w:space="0" w:color="000000"/>
+              <w:right w:val="single" w:sz="8" w:space="0" w:color="000000"/>
+            </w:tcBorders>
+            <w:vAlign w:val="center"/>
+          </w:tcPr>
+          <w:p>
+            <w:pPr>
+              <w:jc w:val="left"/>
+              <w:rPr>
+                <w:sz w:val="24"/>
+                <w:szCs w:val="24"/>
+              </w:rPr>
+            </w:pPr>
+            <w:r>
+              <w:rPr>
+                <w:b w:val="0"/>
+                <w:sz w:val="24"/>
+                <w:szCs w:val="24"/>
+              </w:rPr>
+              <w:t>Record respons keamanan</w:t>
             </w:r>
           </w:p>
         </w:tc>
       </w:tr>
       <w:tr>
         <w:trPr>
+          <w:cantSplit/>
           <w:jc w:val="center"/>
         </w:trPr>
         <w:tc>
           <w:tcPr>
-            <w:tcW w:w="3367" w:type="dxa"/>
+            <w:tcW w:w="4309" w:type="dxa"/>
             <w:tcBorders>
               <w:top w:val="single" w:sz="8" w:space="0" w:color="000000"/>
               <w:left w:val="single" w:sz="8" w:space="0" w:color="000000"/>
@@ -6911,7 +7061,7 @@
         </w:tc>
         <w:tc>
           <w:tcPr>
-            <w:tcW w:w="2248" w:type="dxa"/>
+            <w:tcW w:w="1927" w:type="dxa"/>
             <w:tcBorders>
               <w:top w:val="single" w:sz="8" w:space="0" w:color="000000"/>
               <w:left w:val="single" w:sz="8" w:space="0" w:color="000000"/>
@@ -6939,18 +7089,18 @@
         </w:tc>
         <w:tc>
           <w:tcPr>
-            <w:tcW w:w="3913" w:type="dxa"/>
-            <w:tcBorders>
-              <w:top w:val="single" w:sz="8" w:space="0" w:color="000000"/>
-              <w:left w:val="single" w:sz="8" w:space="0" w:color="000000"/>
-              <w:bottom w:val="single" w:sz="8" w:space="0" w:color="000000"/>
-              <w:right w:val="single" w:sz="8" w:space="0" w:color="000000"/>
-            </w:tcBorders>
-            <w:vAlign w:val="center"/>
-          </w:tcPr>
-          <w:p>
-            <w:pPr>
-              <w:jc w:val="both"/>
+            <w:tcW w:w="2835" w:type="dxa"/>
+            <w:tcBorders>
+              <w:top w:val="single" w:sz="8" w:space="0" w:color="000000"/>
+              <w:left w:val="single" w:sz="8" w:space="0" w:color="000000"/>
+              <w:bottom w:val="single" w:sz="8" w:space="0" w:color="000000"/>
+              <w:right w:val="single" w:sz="8" w:space="0" w:color="000000"/>
+            </w:tcBorders>
+            <w:vAlign w:val="center"/>
+          </w:tcPr>
+          <w:p>
+            <w:pPr>
+              <w:jc w:val="left"/>
               <w:rPr>
                 <w:sz w:val="24"/>
                 <w:szCs w:val="24"/>
@@ -6969,39 +7119,40 @@
       </w:tr>
       <w:tr>
         <w:trPr>
+          <w:cantSplit/>
           <w:jc w:val="center"/>
         </w:trPr>
         <w:tc>
           <w:tcPr>
-            <w:tcW w:w="3367" w:type="dxa"/>
-            <w:tcBorders>
-              <w:top w:val="single" w:sz="8" w:space="0" w:color="000000"/>
-              <w:left w:val="single" w:sz="8" w:space="0" w:color="000000"/>
-              <w:bottom w:val="single" w:sz="8" w:space="0" w:color="000000"/>
-              <w:right w:val="single" w:sz="8" w:space="0" w:color="000000"/>
-            </w:tcBorders>
-            <w:vAlign w:val="center"/>
-          </w:tcPr>
-          <w:p>
-            <w:pPr>
-              <w:rPr>
-                <w:sz w:val="24"/>
-                <w:szCs w:val="24"/>
-              </w:rPr>
-            </w:pPr>
-            <w:r>
-              <w:rPr>
-                <w:b w:val="0"/>
-                <w:sz w:val="24"/>
-                <w:szCs w:val="24"/>
-              </w:rPr>
-              <w:t>5. Pulihkan akses (password manager dan Jumphost) dan monitoring lebih dulu.</w:t>
-            </w:r>
-          </w:p>
-        </w:tc>
-        <w:tc>
-          <w:tcPr>
-            <w:tcW w:w="2248" w:type="dxa"/>
+            <w:tcW w:w="4309" w:type="dxa"/>
+            <w:tcBorders>
+              <w:top w:val="single" w:sz="8" w:space="0" w:color="000000"/>
+              <w:left w:val="single" w:sz="8" w:space="0" w:color="000000"/>
+              <w:bottom w:val="single" w:sz="8" w:space="0" w:color="000000"/>
+              <w:right w:val="single" w:sz="8" w:space="0" w:color="000000"/>
+            </w:tcBorders>
+            <w:vAlign w:val="center"/>
+          </w:tcPr>
+          <w:p>
+            <w:pPr>
+              <w:rPr>
+                <w:sz w:val="24"/>
+                <w:szCs w:val="24"/>
+              </w:rPr>
+            </w:pPr>
+            <w:r>
+              <w:rPr>
+                <w:b w:val="0"/>
+                <w:sz w:val="24"/>
+                <w:szCs w:val="24"/>
+              </w:rPr>
+              <w:t>5. Pulihkan akses (password manager dan Jumphost) serta monitoring lebih dulu.</w:t>
+            </w:r>
+          </w:p>
+        </w:tc>
+        <w:tc>
+          <w:tcPr>
+            <w:tcW w:w="1927" w:type="dxa"/>
             <w:tcBorders>
               <w:top w:val="single" w:sz="8" w:space="0" w:color="000000"/>
               <w:left w:val="single" w:sz="8" w:space="0" w:color="000000"/>
@@ -7029,18 +7180,18 @@
         </w:tc>
         <w:tc>
           <w:tcPr>
-            <w:tcW w:w="3913" w:type="dxa"/>
-            <w:tcBorders>
-              <w:top w:val="single" w:sz="8" w:space="0" w:color="000000"/>
-              <w:left w:val="single" w:sz="8" w:space="0" w:color="000000"/>
-              <w:bottom w:val="single" w:sz="8" w:space="0" w:color="000000"/>
-              <w:right w:val="single" w:sz="8" w:space="0" w:color="000000"/>
-            </w:tcBorders>
-            <w:vAlign w:val="center"/>
-          </w:tcPr>
-          <w:p>
-            <w:pPr>
-              <w:jc w:val="both"/>
+            <w:tcW w:w="2835" w:type="dxa"/>
+            <w:tcBorders>
+              <w:top w:val="single" w:sz="8" w:space="0" w:color="000000"/>
+              <w:left w:val="single" w:sz="8" w:space="0" w:color="000000"/>
+              <w:bottom w:val="single" w:sz="8" w:space="0" w:color="000000"/>
+              <w:right w:val="single" w:sz="8" w:space="0" w:color="000000"/>
+            </w:tcBorders>
+            <w:vAlign w:val="center"/>
+          </w:tcPr>
+          <w:p>
+            <w:pPr>
+              <w:jc w:val="left"/>
               <w:rPr>
                 <w:sz w:val="24"/>
                 <w:szCs w:val="24"/>
@@ -7059,11 +7210,12 @@
       </w:tr>
       <w:tr>
         <w:trPr>
+          <w:cantSplit/>
           <w:jc w:val="center"/>
         </w:trPr>
         <w:tc>
           <w:tcPr>
-            <w:tcW w:w="3367" w:type="dxa"/>
+            <w:tcW w:w="4309" w:type="dxa"/>
             <w:tcBorders>
               <w:top w:val="single" w:sz="8" w:space="0" w:color="000000"/>
               <w:left w:val="single" w:sz="8" w:space="0" w:color="000000"/>
@@ -7091,7 +7243,7 @@
         </w:tc>
         <w:tc>
           <w:tcPr>
-            <w:tcW w:w="2248" w:type="dxa"/>
+            <w:tcW w:w="1927" w:type="dxa"/>
             <w:tcBorders>
               <w:top w:val="single" w:sz="8" w:space="0" w:color="000000"/>
               <w:left w:val="single" w:sz="8" w:space="0" w:color="000000"/>
@@ -7119,18 +7271,18 @@
         </w:tc>
         <w:tc>
           <w:tcPr>
-            <w:tcW w:w="3913" w:type="dxa"/>
-            <w:tcBorders>
-              <w:top w:val="single" w:sz="8" w:space="0" w:color="000000"/>
-              <w:left w:val="single" w:sz="8" w:space="0" w:color="000000"/>
-              <w:bottom w:val="single" w:sz="8" w:space="0" w:color="000000"/>
-              <w:right w:val="single" w:sz="8" w:space="0" w:color="000000"/>
-            </w:tcBorders>
-            <w:vAlign w:val="center"/>
-          </w:tcPr>
-          <w:p>
-            <w:pPr>
-              <w:jc w:val="both"/>
+            <w:tcW w:w="2835" w:type="dxa"/>
+            <w:tcBorders>
+              <w:top w:val="single" w:sz="8" w:space="0" w:color="000000"/>
+              <w:left w:val="single" w:sz="8" w:space="0" w:color="000000"/>
+              <w:bottom w:val="single" w:sz="8" w:space="0" w:color="000000"/>
+              <w:right w:val="single" w:sz="8" w:space="0" w:color="000000"/>
+            </w:tcBorders>
+            <w:vAlign w:val="center"/>
+          </w:tcPr>
+          <w:p>
+            <w:pPr>
+              <w:jc w:val="left"/>
               <w:rPr>
                 <w:sz w:val="24"/>
                 <w:szCs w:val="24"/>
@@ -7149,11 +7301,12 @@
       </w:tr>
       <w:tr>
         <w:trPr>
+          <w:cantSplit/>
           <w:jc w:val="center"/>
         </w:trPr>
         <w:tc>
           <w:tcPr>
-            <w:tcW w:w="3367" w:type="dxa"/>
+            <w:tcW w:w="4309" w:type="dxa"/>
             <w:tcBorders>
               <w:top w:val="single" w:sz="8" w:space="0" w:color="000000"/>
               <w:left w:val="single" w:sz="8" w:space="0" w:color="000000"/>
@@ -7181,7 +7334,7 @@
         </w:tc>
         <w:tc>
           <w:tcPr>
-            <w:tcW w:w="2248" w:type="dxa"/>
+            <w:tcW w:w="1927" w:type="dxa"/>
             <w:tcBorders>
               <w:top w:val="single" w:sz="8" w:space="0" w:color="000000"/>
               <w:left w:val="single" w:sz="8" w:space="0" w:color="000000"/>
@@ -7209,18 +7362,18 @@
         </w:tc>
         <w:tc>
           <w:tcPr>
-            <w:tcW w:w="3913" w:type="dxa"/>
-            <w:tcBorders>
-              <w:top w:val="single" w:sz="8" w:space="0" w:color="000000"/>
-              <w:left w:val="single" w:sz="8" w:space="0" w:color="000000"/>
-              <w:bottom w:val="single" w:sz="8" w:space="0" w:color="000000"/>
-              <w:right w:val="single" w:sz="8" w:space="0" w:color="000000"/>
-            </w:tcBorders>
-            <w:vAlign w:val="center"/>
-          </w:tcPr>
-          <w:p>
-            <w:pPr>
-              <w:jc w:val="both"/>
+            <w:tcW w:w="2835" w:type="dxa"/>
+            <w:tcBorders>
+              <w:top w:val="single" w:sz="8" w:space="0" w:color="000000"/>
+              <w:left w:val="single" w:sz="8" w:space="0" w:color="000000"/>
+              <w:bottom w:val="single" w:sz="8" w:space="0" w:color="000000"/>
+              <w:right w:val="single" w:sz="8" w:space="0" w:color="000000"/>
+            </w:tcBorders>
+            <w:vAlign w:val="center"/>
+          </w:tcPr>
+          <w:p>
+            <w:pPr>
+              <w:jc w:val="left"/>
               <w:rPr>
                 <w:sz w:val="24"/>
                 <w:szCs w:val="24"/>
@@ -7239,11 +7392,12 @@
       </w:tr>
       <w:tr>
         <w:trPr>
+          <w:cantSplit/>
           <w:jc w:val="center"/>
         </w:trPr>
         <w:tc>
           <w:tcPr>
-            <w:tcW w:w="3367" w:type="dxa"/>
+            <w:tcW w:w="4309" w:type="dxa"/>
             <w:tcBorders>
               <w:top w:val="single" w:sz="8" w:space="0" w:color="000000"/>
               <w:left w:val="single" w:sz="8" w:space="0" w:color="000000"/>
@@ -7271,7 +7425,7 @@
         </w:tc>
         <w:tc>
           <w:tcPr>
-            <w:tcW w:w="2248" w:type="dxa"/>
+            <w:tcW w:w="1927" w:type="dxa"/>
             <w:tcBorders>
               <w:top w:val="single" w:sz="8" w:space="0" w:color="000000"/>
               <w:left w:val="single" w:sz="8" w:space="0" w:color="000000"/>
@@ -7299,18 +7453,18 @@
         </w:tc>
         <w:tc>
           <w:tcPr>
-            <w:tcW w:w="3913" w:type="dxa"/>
-            <w:tcBorders>
-              <w:top w:val="single" w:sz="8" w:space="0" w:color="000000"/>
-              <w:left w:val="single" w:sz="8" w:space="0" w:color="000000"/>
-              <w:bottom w:val="single" w:sz="8" w:space="0" w:color="000000"/>
-              <w:right w:val="single" w:sz="8" w:space="0" w:color="000000"/>
-            </w:tcBorders>
-            <w:vAlign w:val="center"/>
-          </w:tcPr>
-          <w:p>
-            <w:pPr>
-              <w:jc w:val="both"/>
+            <w:tcW w:w="2835" w:type="dxa"/>
+            <w:tcBorders>
+              <w:top w:val="single" w:sz="8" w:space="0" w:color="000000"/>
+              <w:left w:val="single" w:sz="8" w:space="0" w:color="000000"/>
+              <w:bottom w:val="single" w:sz="8" w:space="0" w:color="000000"/>
+              <w:right w:val="single" w:sz="8" w:space="0" w:color="000000"/>
+            </w:tcBorders>
+            <w:vAlign w:val="center"/>
+          </w:tcPr>
+          <w:p>
+            <w:pPr>
+              <w:jc w:val="left"/>
               <w:rPr>
                 <w:sz w:val="24"/>
                 <w:szCs w:val="24"/>
@@ -7329,11 +7483,12 @@
       </w:tr>
       <w:tr>
         <w:trPr>
+          <w:cantSplit/>
           <w:jc w:val="center"/>
         </w:trPr>
         <w:tc>
           <w:tcPr>
-            <w:tcW w:w="3367" w:type="dxa"/>
+            <w:tcW w:w="4309" w:type="dxa"/>
             <w:tcBorders>
               <w:top w:val="single" w:sz="8" w:space="0" w:color="000000"/>
               <w:left w:val="single" w:sz="8" w:space="0" w:color="000000"/>
@@ -7361,7 +7516,7 @@
         </w:tc>
         <w:tc>
           <w:tcPr>
-            <w:tcW w:w="2248" w:type="dxa"/>
+            <w:tcW w:w="1927" w:type="dxa"/>
             <w:tcBorders>
               <w:top w:val="single" w:sz="8" w:space="0" w:color="000000"/>
               <w:left w:val="single" w:sz="8" w:space="0" w:color="000000"/>
@@ -7389,18 +7544,18 @@
         </w:tc>
         <w:tc>
           <w:tcPr>
-            <w:tcW w:w="3913" w:type="dxa"/>
-            <w:tcBorders>
-              <w:top w:val="single" w:sz="8" w:space="0" w:color="000000"/>
-              <w:left w:val="single" w:sz="8" w:space="0" w:color="000000"/>
-              <w:bottom w:val="single" w:sz="8" w:space="0" w:color="000000"/>
-              <w:right w:val="single" w:sz="8" w:space="0" w:color="000000"/>
-            </w:tcBorders>
-            <w:vAlign w:val="center"/>
-          </w:tcPr>
-          <w:p>
-            <w:pPr>
-              <w:jc w:val="both"/>
+            <w:tcW w:w="2835" w:type="dxa"/>
+            <w:tcBorders>
+              <w:top w:val="single" w:sz="8" w:space="0" w:color="000000"/>
+              <w:left w:val="single" w:sz="8" w:space="0" w:color="000000"/>
+              <w:bottom w:val="single" w:sz="8" w:space="0" w:color="000000"/>
+              <w:right w:val="single" w:sz="8" w:space="0" w:color="000000"/>
+            </w:tcBorders>
+            <w:vAlign w:val="center"/>
+          </w:tcPr>
+          <w:p>
+            <w:pPr>
+              <w:jc w:val="left"/>
               <w:rPr>
                 <w:sz w:val="24"/>
                 <w:szCs w:val="24"/>
@@ -7419,39 +7574,40 @@
       </w:tr>
       <w:tr>
         <w:trPr>
+          <w:cantSplit/>
           <w:jc w:val="center"/>
         </w:trPr>
         <w:tc>
           <w:tcPr>
-            <w:tcW w:w="3367" w:type="dxa"/>
-            <w:tcBorders>
-              <w:top w:val="single" w:sz="8" w:space="0" w:color="000000"/>
-              <w:left w:val="single" w:sz="8" w:space="0" w:color="000000"/>
-              <w:bottom w:val="single" w:sz="8" w:space="0" w:color="000000"/>
-              <w:right w:val="single" w:sz="8" w:space="0" w:color="000000"/>
-            </w:tcBorders>
-            <w:vAlign w:val="center"/>
-          </w:tcPr>
-          <w:p>
-            <w:pPr>
-              <w:rPr>
-                <w:sz w:val="24"/>
-                <w:szCs w:val="24"/>
-              </w:rPr>
-            </w:pPr>
-            <w:r>
-              <w:rPr>
-                <w:b w:val="0"/>
-                <w:sz w:val="24"/>
-                <w:szCs w:val="24"/>
-              </w:rPr>
-              <w:t>10. Lakukan rotasi kredensial darurat yang dipakai selama pemulihan.</w:t>
-            </w:r>
-          </w:p>
-        </w:tc>
-        <w:tc>
-          <w:tcPr>
-            <w:tcW w:w="2248" w:type="dxa"/>
+            <w:tcW w:w="4309" w:type="dxa"/>
+            <w:tcBorders>
+              <w:top w:val="single" w:sz="8" w:space="0" w:color="000000"/>
+              <w:left w:val="single" w:sz="8" w:space="0" w:color="000000"/>
+              <w:bottom w:val="single" w:sz="8" w:space="0" w:color="000000"/>
+              <w:right w:val="single" w:sz="8" w:space="0" w:color="000000"/>
+            </w:tcBorders>
+            <w:vAlign w:val="center"/>
+          </w:tcPr>
+          <w:p>
+            <w:pPr>
+              <w:rPr>
+                <w:sz w:val="24"/>
+                <w:szCs w:val="24"/>
+              </w:rPr>
+            </w:pPr>
+            <w:r>
+              <w:rPr>
+                <w:b w:val="0"/>
+                <w:sz w:val="24"/>
+                <w:szCs w:val="24"/>
+              </w:rPr>
+              <w:t>10. Rotasi kredensial darurat yang dipakai selama pemulihan.</w:t>
+            </w:r>
+          </w:p>
+        </w:tc>
+        <w:tc>
+          <w:tcPr>
+            <w:tcW w:w="1927" w:type="dxa"/>
             <w:tcBorders>
               <w:top w:val="single" w:sz="8" w:space="0" w:color="000000"/>
               <w:left w:val="single" w:sz="8" w:space="0" w:color="000000"/>
@@ -7479,18 +7635,18 @@
         </w:tc>
         <w:tc>
           <w:tcPr>
-            <w:tcW w:w="3913" w:type="dxa"/>
-            <w:tcBorders>
-              <w:top w:val="single" w:sz="8" w:space="0" w:color="000000"/>
-              <w:left w:val="single" w:sz="8" w:space="0" w:color="000000"/>
-              <w:bottom w:val="single" w:sz="8" w:space="0" w:color="000000"/>
-              <w:right w:val="single" w:sz="8" w:space="0" w:color="000000"/>
-            </w:tcBorders>
-            <w:vAlign w:val="center"/>
-          </w:tcPr>
-          <w:p>
-            <w:pPr>
-              <w:jc w:val="both"/>
+            <w:tcW w:w="2835" w:type="dxa"/>
+            <w:tcBorders>
+              <w:top w:val="single" w:sz="8" w:space="0" w:color="000000"/>
+              <w:left w:val="single" w:sz="8" w:space="0" w:color="000000"/>
+              <w:bottom w:val="single" w:sz="8" w:space="0" w:color="000000"/>
+              <w:right w:val="single" w:sz="8" w:space="0" w:color="000000"/>
+            </w:tcBorders>
+            <w:vAlign w:val="center"/>
+          </w:tcPr>
+          <w:p>
+            <w:pPr>
+              <w:jc w:val="left"/>
               <w:rPr>
                 <w:sz w:val="24"/>
                 <w:szCs w:val="24"/>
@@ -7509,11 +7665,12 @@
       </w:tr>
       <w:tr>
         <w:trPr>
+          <w:cantSplit/>
           <w:jc w:val="center"/>
         </w:trPr>
         <w:tc>
           <w:tcPr>
-            <w:tcW w:w="3367" w:type="dxa"/>
+            <w:tcW w:w="4309" w:type="dxa"/>
             <w:tcBorders>
               <w:top w:val="single" w:sz="8" w:space="0" w:color="000000"/>
               <w:left w:val="single" w:sz="8" w:space="0" w:color="000000"/>
@@ -7541,7 +7698,7 @@
         </w:tc>
         <w:tc>
           <w:tcPr>
-            <w:tcW w:w="2248" w:type="dxa"/>
+            <w:tcW w:w="1927" w:type="dxa"/>
             <w:tcBorders>
               <w:top w:val="single" w:sz="8" w:space="0" w:color="000000"/>
               <w:left w:val="single" w:sz="8" w:space="0" w:color="000000"/>
@@ -7569,18 +7726,18 @@
         </w:tc>
         <w:tc>
           <w:tcPr>
-            <w:tcW w:w="3913" w:type="dxa"/>
-            <w:tcBorders>
-              <w:top w:val="single" w:sz="8" w:space="0" w:color="000000"/>
-              <w:left w:val="single" w:sz="8" w:space="0" w:color="000000"/>
-              <w:bottom w:val="single" w:sz="8" w:space="0" w:color="000000"/>
-              <w:right w:val="single" w:sz="8" w:space="0" w:color="000000"/>
-            </w:tcBorders>
-            <w:vAlign w:val="center"/>
-          </w:tcPr>
-          <w:p>
-            <w:pPr>
-              <w:jc w:val="both"/>
+            <w:tcW w:w="2835" w:type="dxa"/>
+            <w:tcBorders>
+              <w:top w:val="single" w:sz="8" w:space="0" w:color="000000"/>
+              <w:left w:val="single" w:sz="8" w:space="0" w:color="000000"/>
+              <w:bottom w:val="single" w:sz="8" w:space="0" w:color="000000"/>
+              <w:right w:val="single" w:sz="8" w:space="0" w:color="000000"/>
+            </w:tcBorders>
+            <w:vAlign w:val="center"/>
+          </w:tcPr>
+          <w:p>
+            <w:pPr>
+              <w:jc w:val="left"/>
               <w:rPr>
                 <w:sz w:val="24"/>
                 <w:szCs w:val="24"/>
@@ -7599,11 +7756,12 @@
       </w:tr>
       <w:tr>
         <w:trPr>
+          <w:cantSplit/>
           <w:jc w:val="center"/>
         </w:trPr>
         <w:tc>
           <w:tcPr>
-            <w:tcW w:w="3367" w:type="dxa"/>
+            <w:tcW w:w="4309" w:type="dxa"/>
             <w:tcBorders>
               <w:top w:val="single" w:sz="8" w:space="0" w:color="000000"/>
               <w:left w:val="single" w:sz="8" w:space="0" w:color="000000"/>
@@ -7631,7 +7789,7 @@
         </w:tc>
         <w:tc>
           <w:tcPr>
-            <w:tcW w:w="2248" w:type="dxa"/>
+            <w:tcW w:w="1927" w:type="dxa"/>
             <w:tcBorders>
               <w:top w:val="single" w:sz="8" w:space="0" w:color="000000"/>
               <w:left w:val="single" w:sz="8" w:space="0" w:color="000000"/>
@@ -7659,18 +7817,18 @@
         </w:tc>
         <w:tc>
           <w:tcPr>
-            <w:tcW w:w="3913" w:type="dxa"/>
-            <w:tcBorders>
-              <w:top w:val="single" w:sz="8" w:space="0" w:color="000000"/>
-              <w:left w:val="single" w:sz="8" w:space="0" w:color="000000"/>
-              <w:bottom w:val="single" w:sz="8" w:space="0" w:color="000000"/>
-              <w:right w:val="single" w:sz="8" w:space="0" w:color="000000"/>
-            </w:tcBorders>
-            <w:vAlign w:val="center"/>
-          </w:tcPr>
-          <w:p>
-            <w:pPr>
-              <w:jc w:val="both"/>
+            <w:tcW w:w="2835" w:type="dxa"/>
+            <w:tcBorders>
+              <w:top w:val="single" w:sz="8" w:space="0" w:color="000000"/>
+              <w:left w:val="single" w:sz="8" w:space="0" w:color="000000"/>
+              <w:bottom w:val="single" w:sz="8" w:space="0" w:color="000000"/>
+              <w:right w:val="single" w:sz="8" w:space="0" w:color="000000"/>
+            </w:tcBorders>
+            <w:vAlign w:val="center"/>
+          </w:tcPr>
+          <w:p>
+            <w:pPr>
+              <w:jc w:val="left"/>
               <w:rPr>
                 <w:sz w:val="24"/>
                 <w:szCs w:val="24"/>
@@ -7689,39 +7847,40 @@
       </w:tr>
       <w:tr>
         <w:trPr>
+          <w:cantSplit/>
           <w:jc w:val="center"/>
         </w:trPr>
         <w:tc>
           <w:tcPr>
-            <w:tcW w:w="3367" w:type="dxa"/>
-            <w:tcBorders>
-              <w:top w:val="single" w:sz="8" w:space="0" w:color="000000"/>
-              <w:left w:val="single" w:sz="8" w:space="0" w:color="000000"/>
-              <w:bottom w:val="single" w:sz="8" w:space="0" w:color="000000"/>
-              <w:right w:val="single" w:sz="8" w:space="0" w:color="000000"/>
-            </w:tcBorders>
-            <w:vAlign w:val="center"/>
-          </w:tcPr>
-          <w:p>
-            <w:pPr>
-              <w:rPr>
-                <w:sz w:val="24"/>
-                <w:szCs w:val="24"/>
-              </w:rPr>
-            </w:pPr>
-            <w:r>
-              <w:rPr>
-                <w:b w:val="0"/>
-                <w:sz w:val="24"/>
-                <w:szCs w:val="24"/>
-              </w:rPr>
-              <w:t>13. Susun RCA aspek keamanan pasca aktivasi bila ada unsur keamanan, menurut SNX-ISMS-SOP-01.</w:t>
-            </w:r>
-          </w:p>
-        </w:tc>
-        <w:tc>
-          <w:tcPr>
-            <w:tcW w:w="2248" w:type="dxa"/>
+            <w:tcW w:w="4309" w:type="dxa"/>
+            <w:tcBorders>
+              <w:top w:val="single" w:sz="8" w:space="0" w:color="000000"/>
+              <w:left w:val="single" w:sz="8" w:space="0" w:color="000000"/>
+              <w:bottom w:val="single" w:sz="8" w:space="0" w:color="000000"/>
+              <w:right w:val="single" w:sz="8" w:space="0" w:color="000000"/>
+            </w:tcBorders>
+            <w:vAlign w:val="center"/>
+          </w:tcPr>
+          <w:p>
+            <w:pPr>
+              <w:rPr>
+                <w:sz w:val="24"/>
+                <w:szCs w:val="24"/>
+              </w:rPr>
+            </w:pPr>
+            <w:r>
+              <w:rPr>
+                <w:b w:val="0"/>
+                <w:sz w:val="24"/>
+                <w:szCs w:val="24"/>
+              </w:rPr>
+              <w:t>13. Jika ada unsur keamanan, susun RCA aspek keamanan pasca aktivasi sesuai SNX-ISMS-SOP-01.</w:t>
+            </w:r>
+          </w:p>
+        </w:tc>
+        <w:tc>
+          <w:tcPr>
+            <w:tcW w:w="1927" w:type="dxa"/>
             <w:tcBorders>
               <w:top w:val="single" w:sz="8" w:space="0" w:color="000000"/>
               <w:left w:val="single" w:sz="8" w:space="0" w:color="000000"/>
@@ -7749,18 +7908,18 @@
         </w:tc>
         <w:tc>
           <w:tcPr>
-            <w:tcW w:w="3913" w:type="dxa"/>
-            <w:tcBorders>
-              <w:top w:val="single" w:sz="8" w:space="0" w:color="000000"/>
-              <w:left w:val="single" w:sz="8" w:space="0" w:color="000000"/>
-              <w:bottom w:val="single" w:sz="8" w:space="0" w:color="000000"/>
-              <w:right w:val="single" w:sz="8" w:space="0" w:color="000000"/>
-            </w:tcBorders>
-            <w:vAlign w:val="center"/>
-          </w:tcPr>
-          <w:p>
-            <w:pPr>
-              <w:jc w:val="both"/>
+            <w:tcW w:w="2835" w:type="dxa"/>
+            <w:tcBorders>
+              <w:top w:val="single" w:sz="8" w:space="0" w:color="000000"/>
+              <w:left w:val="single" w:sz="8" w:space="0" w:color="000000"/>
+              <w:bottom w:val="single" w:sz="8" w:space="0" w:color="000000"/>
+              <w:right w:val="single" w:sz="8" w:space="0" w:color="000000"/>
+            </w:tcBorders>
+            <w:vAlign w:val="center"/>
+          </w:tcPr>
+          <w:p>
+            <w:pPr>
+              <w:jc w:val="left"/>
               <w:rPr>
                 <w:sz w:val="24"/>
                 <w:szCs w:val="24"/>
@@ -7779,11 +7938,12 @@
       </w:tr>
       <w:tr>
         <w:trPr>
+          <w:cantSplit/>
           <w:jc w:val="center"/>
         </w:trPr>
         <w:tc>
           <w:tcPr>
-            <w:tcW w:w="3367" w:type="dxa"/>
+            <w:tcW w:w="4309" w:type="dxa"/>
             <w:tcBorders>
               <w:top w:val="single" w:sz="8" w:space="0" w:color="000000"/>
               <w:left w:val="single" w:sz="8" w:space="0" w:color="000000"/>
@@ -7811,7 +7971,7 @@
         </w:tc>
         <w:tc>
           <w:tcPr>
-            <w:tcW w:w="2248" w:type="dxa"/>
+            <w:tcW w:w="1927" w:type="dxa"/>
             <w:tcBorders>
               <w:top w:val="single" w:sz="8" w:space="0" w:color="000000"/>
               <w:left w:val="single" w:sz="8" w:space="0" w:color="000000"/>
@@ -7839,18 +7999,18 @@
         </w:tc>
         <w:tc>
           <w:tcPr>
-            <w:tcW w:w="3913" w:type="dxa"/>
-            <w:tcBorders>
-              <w:top w:val="single" w:sz="8" w:space="0" w:color="000000"/>
-              <w:left w:val="single" w:sz="8" w:space="0" w:color="000000"/>
-              <w:bottom w:val="single" w:sz="8" w:space="0" w:color="000000"/>
-              <w:right w:val="single" w:sz="8" w:space="0" w:color="000000"/>
-            </w:tcBorders>
-            <w:vAlign w:val="center"/>
-          </w:tcPr>
-          <w:p>
-            <w:pPr>
-              <w:jc w:val="both"/>
+            <w:tcW w:w="2835" w:type="dxa"/>
+            <w:tcBorders>
+              <w:top w:val="single" w:sz="8" w:space="0" w:color="000000"/>
+              <w:left w:val="single" w:sz="8" w:space="0" w:color="000000"/>
+              <w:bottom w:val="single" w:sz="8" w:space="0" w:color="000000"/>
+              <w:right w:val="single" w:sz="8" w:space="0" w:color="000000"/>
+            </w:tcBorders>
+            <w:vAlign w:val="center"/>
+          </w:tcPr>
+          <w:p>
+            <w:pPr>
+              <w:jc w:val="left"/>
               <w:rPr>
                 <w:sz w:val="24"/>
                 <w:szCs w:val="24"/>
@@ -7907,6 +8067,7 @@
     </w:p>
     <w:p>
       <w:pPr>
+        <w:keepNext/>
         <w:pBdr>
           <w:top w:val="nil"/>
           <w:left w:val="nil"/>
@@ -7939,27 +8100,30 @@
         <w:tblLook w:val="0400" w:firstRow="0" w:lastRow="0" w:firstColumn="0" w:lastColumn="0" w:noHBand="0" w:noVBand="1"/>
       </w:tblPr>
       <w:tblGrid>
-        <w:gridCol w:w="3367"/>
-        <w:gridCol w:w="2248"/>
-        <w:gridCol w:w="3913"/>
+        <w:gridCol w:w="4309"/>
+        <w:gridCol w:w="1927"/>
+        <w:gridCol w:w="2835"/>
       </w:tblGrid>
       <w:tr>
         <w:trPr>
+          <w:cantSplit/>
+          <w:tblHeader/>
           <w:jc w:val="center"/>
         </w:trPr>
         <w:tc>
           <w:tcPr>
-            <w:tcW w:w="3367" w:type="dxa"/>
-            <w:tcBorders>
-              <w:top w:val="single" w:sz="8" w:space="0" w:color="000000"/>
-              <w:left w:val="single" w:sz="8" w:space="0" w:color="000000"/>
-              <w:bottom w:val="single" w:sz="8" w:space="0" w:color="000000"/>
-              <w:right w:val="single" w:sz="8" w:space="0" w:color="000000"/>
-            </w:tcBorders>
-            <w:vAlign w:val="center"/>
-          </w:tcPr>
-          <w:p>
-            <w:pPr>
+            <w:tcW w:w="4309" w:type="dxa"/>
+            <w:tcBorders>
+              <w:top w:val="single" w:sz="8" w:space="0" w:color="000000"/>
+              <w:left w:val="single" w:sz="8" w:space="0" w:color="000000"/>
+              <w:bottom w:val="single" w:sz="8" w:space="0" w:color="000000"/>
+              <w:right w:val="single" w:sz="8" w:space="0" w:color="000000"/>
+            </w:tcBorders>
+            <w:vAlign w:val="center"/>
+          </w:tcPr>
+          <w:p>
+            <w:pPr>
+              <w:keepNext/>
               <w:jc w:val="center"/>
               <w:rPr>
                 <w:sz w:val="24"/>
@@ -7979,17 +8143,18 @@
         </w:tc>
         <w:tc>
           <w:tcPr>
-            <w:tcW w:w="2248" w:type="dxa"/>
-            <w:tcBorders>
-              <w:top w:val="single" w:sz="8" w:space="0" w:color="000000"/>
-              <w:left w:val="single" w:sz="8" w:space="0" w:color="000000"/>
-              <w:bottom w:val="single" w:sz="8" w:space="0" w:color="000000"/>
-              <w:right w:val="single" w:sz="8" w:space="0" w:color="000000"/>
-            </w:tcBorders>
-            <w:vAlign w:val="center"/>
-          </w:tcPr>
-          <w:p>
-            <w:pPr>
+            <w:tcW w:w="1927" w:type="dxa"/>
+            <w:tcBorders>
+              <w:top w:val="single" w:sz="8" w:space="0" w:color="000000"/>
+              <w:left w:val="single" w:sz="8" w:space="0" w:color="000000"/>
+              <w:bottom w:val="single" w:sz="8" w:space="0" w:color="000000"/>
+              <w:right w:val="single" w:sz="8" w:space="0" w:color="000000"/>
+            </w:tcBorders>
+            <w:vAlign w:val="center"/>
+          </w:tcPr>
+          <w:p>
+            <w:pPr>
+              <w:keepNext/>
               <w:jc w:val="center"/>
               <w:rPr>
                 <w:sz w:val="24"/>
@@ -8009,17 +8174,18 @@
         </w:tc>
         <w:tc>
           <w:tcPr>
-            <w:tcW w:w="3913" w:type="dxa"/>
-            <w:tcBorders>
-              <w:top w:val="single" w:sz="8" w:space="0" w:color="000000"/>
-              <w:left w:val="single" w:sz="8" w:space="0" w:color="000000"/>
-              <w:bottom w:val="single" w:sz="8" w:space="0" w:color="000000"/>
-              <w:right w:val="single" w:sz="8" w:space="0" w:color="000000"/>
-            </w:tcBorders>
-            <w:vAlign w:val="center"/>
-          </w:tcPr>
-          <w:p>
-            <w:pPr>
+            <w:tcW w:w="2835" w:type="dxa"/>
+            <w:tcBorders>
+              <w:top w:val="single" w:sz="8" w:space="0" w:color="000000"/>
+              <w:left w:val="single" w:sz="8" w:space="0" w:color="000000"/>
+              <w:bottom w:val="single" w:sz="8" w:space="0" w:color="000000"/>
+              <w:right w:val="single" w:sz="8" w:space="0" w:color="000000"/>
+            </w:tcBorders>
+            <w:vAlign w:val="center"/>
+          </w:tcPr>
+          <w:p>
+            <w:pPr>
+              <w:keepNext/>
               <w:jc w:val="center"/>
               <w:rPr>
                 <w:sz w:val="24"/>
@@ -8040,39 +8206,40 @@
       </w:tr>
       <w:tr>
         <w:trPr>
+          <w:cantSplit/>
           <w:jc w:val="center"/>
         </w:trPr>
         <w:tc>
           <w:tcPr>
-            <w:tcW w:w="3367" w:type="dxa"/>
-            <w:tcBorders>
-              <w:top w:val="single" w:sz="8" w:space="0" w:color="000000"/>
-              <w:left w:val="single" w:sz="8" w:space="0" w:color="000000"/>
-              <w:bottom w:val="single" w:sz="8" w:space="0" w:color="000000"/>
-              <w:right w:val="single" w:sz="8" w:space="0" w:color="000000"/>
-            </w:tcBorders>
-            <w:vAlign w:val="center"/>
-          </w:tcPr>
-          <w:p>
-            <w:pPr>
-              <w:rPr>
-                <w:sz w:val="24"/>
-                <w:szCs w:val="24"/>
-              </w:rPr>
-            </w:pPr>
-            <w:r>
-              <w:rPr>
-                <w:b w:val="0"/>
-                <w:sz w:val="24"/>
-                <w:szCs w:val="24"/>
-              </w:rPr>
-              <w:t>1. Beri tahu manajemen lewat telepon dan grup manajemen: komunikasi awal dalam 1 jam sejak aktivasi, lalu tiap 1 jam.</w:t>
-            </w:r>
-          </w:p>
-        </w:tc>
-        <w:tc>
-          <w:tcPr>
-            <w:tcW w:w="2248" w:type="dxa"/>
+            <w:tcW w:w="4309" w:type="dxa"/>
+            <w:tcBorders>
+              <w:top w:val="single" w:sz="8" w:space="0" w:color="000000"/>
+              <w:left w:val="single" w:sz="8" w:space="0" w:color="000000"/>
+              <w:bottom w:val="single" w:sz="8" w:space="0" w:color="000000"/>
+              <w:right w:val="single" w:sz="8" w:space="0" w:color="000000"/>
+            </w:tcBorders>
+            <w:vAlign w:val="center"/>
+          </w:tcPr>
+          <w:p>
+            <w:pPr>
+              <w:rPr>
+                <w:sz w:val="24"/>
+                <w:szCs w:val="24"/>
+              </w:rPr>
+            </w:pPr>
+            <w:r>
+              <w:rPr>
+                <w:b w:val="0"/>
+                <w:sz w:val="24"/>
+                <w:szCs w:val="24"/>
+              </w:rPr>
+              <w:t>1. Beri tahu manajemen melalui telepon dan grup manajemen: komunikasi awal dalam 1 jam sejak aktivasi, lalu pembaruan tiap 1 jam.</w:t>
+            </w:r>
+          </w:p>
+        </w:tc>
+        <w:tc>
+          <w:tcPr>
+            <w:tcW w:w="1927" w:type="dxa"/>
             <w:tcBorders>
               <w:top w:val="single" w:sz="8" w:space="0" w:color="000000"/>
               <w:left w:val="single" w:sz="8" w:space="0" w:color="000000"/>
@@ -8100,18 +8267,18 @@
         </w:tc>
         <w:tc>
           <w:tcPr>
-            <w:tcW w:w="3913" w:type="dxa"/>
-            <w:tcBorders>
-              <w:top w:val="single" w:sz="8" w:space="0" w:color="000000"/>
-              <w:left w:val="single" w:sz="8" w:space="0" w:color="000000"/>
-              <w:bottom w:val="single" w:sz="8" w:space="0" w:color="000000"/>
-              <w:right w:val="single" w:sz="8" w:space="0" w:color="000000"/>
-            </w:tcBorders>
-            <w:vAlign w:val="center"/>
-          </w:tcPr>
-          <w:p>
-            <w:pPr>
-              <w:jc w:val="both"/>
+            <w:tcW w:w="2835" w:type="dxa"/>
+            <w:tcBorders>
+              <w:top w:val="single" w:sz="8" w:space="0" w:color="000000"/>
+              <w:left w:val="single" w:sz="8" w:space="0" w:color="000000"/>
+              <w:bottom w:val="single" w:sz="8" w:space="0" w:color="000000"/>
+              <w:right w:val="single" w:sz="8" w:space="0" w:color="000000"/>
+            </w:tcBorders>
+            <w:vAlign w:val="center"/>
+          </w:tcPr>
+          <w:p>
+            <w:pPr>
+              <w:jc w:val="left"/>
               <w:rPr>
                 <w:sz w:val="24"/>
                 <w:szCs w:val="24"/>
@@ -8130,39 +8297,40 @@
       </w:tr>
       <w:tr>
         <w:trPr>
+          <w:cantSplit/>
           <w:jc w:val="center"/>
         </w:trPr>
         <w:tc>
           <w:tcPr>
-            <w:tcW w:w="3367" w:type="dxa"/>
-            <w:tcBorders>
-              <w:top w:val="single" w:sz="8" w:space="0" w:color="000000"/>
-              <w:left w:val="single" w:sz="8" w:space="0" w:color="000000"/>
-              <w:bottom w:val="single" w:sz="8" w:space="0" w:color="000000"/>
-              <w:right w:val="single" w:sz="8" w:space="0" w:color="000000"/>
-            </w:tcBorders>
-            <w:vAlign w:val="center"/>
-          </w:tcPr>
-          <w:p>
-            <w:pPr>
-              <w:rPr>
-                <w:sz w:val="24"/>
-                <w:szCs w:val="24"/>
-              </w:rPr>
-            </w:pPr>
-            <w:r>
-              <w:rPr>
-                <w:b w:val="0"/>
-                <w:sz w:val="24"/>
-                <w:szCs w:val="24"/>
-              </w:rPr>
-              <w:t>2. Kirim komunikasi awal ke pelanggan terdampak lewat email resmi dan grup pelanggan dalam 1 jam sejak aktivasi.</w:t>
-            </w:r>
-          </w:p>
-        </w:tc>
-        <w:tc>
-          <w:tcPr>
-            <w:tcW w:w="2248" w:type="dxa"/>
+            <w:tcW w:w="4309" w:type="dxa"/>
+            <w:tcBorders>
+              <w:top w:val="single" w:sz="8" w:space="0" w:color="000000"/>
+              <w:left w:val="single" w:sz="8" w:space="0" w:color="000000"/>
+              <w:bottom w:val="single" w:sz="8" w:space="0" w:color="000000"/>
+              <w:right w:val="single" w:sz="8" w:space="0" w:color="000000"/>
+            </w:tcBorders>
+            <w:vAlign w:val="center"/>
+          </w:tcPr>
+          <w:p>
+            <w:pPr>
+              <w:rPr>
+                <w:sz w:val="24"/>
+                <w:szCs w:val="24"/>
+              </w:rPr>
+            </w:pPr>
+            <w:r>
+              <w:rPr>
+                <w:b w:val="0"/>
+                <w:sz w:val="24"/>
+                <w:szCs w:val="24"/>
+              </w:rPr>
+              <w:t>2. Kirim komunikasi awal ke pelanggan terdampak melalui email resmi dan grup pelanggan dalam 1 jam sejak aktivasi.</w:t>
+            </w:r>
+          </w:p>
+        </w:tc>
+        <w:tc>
+          <w:tcPr>
+            <w:tcW w:w="1927" w:type="dxa"/>
             <w:tcBorders>
               <w:top w:val="single" w:sz="8" w:space="0" w:color="000000"/>
               <w:left w:val="single" w:sz="8" w:space="0" w:color="000000"/>
@@ -8190,18 +8358,18 @@
         </w:tc>
         <w:tc>
           <w:tcPr>
-            <w:tcW w:w="3913" w:type="dxa"/>
-            <w:tcBorders>
-              <w:top w:val="single" w:sz="8" w:space="0" w:color="000000"/>
-              <w:left w:val="single" w:sz="8" w:space="0" w:color="000000"/>
-              <w:bottom w:val="single" w:sz="8" w:space="0" w:color="000000"/>
-              <w:right w:val="single" w:sz="8" w:space="0" w:color="000000"/>
-            </w:tcBorders>
-            <w:vAlign w:val="center"/>
-          </w:tcPr>
-          <w:p>
-            <w:pPr>
-              <w:jc w:val="both"/>
+            <w:tcW w:w="2835" w:type="dxa"/>
+            <w:tcBorders>
+              <w:top w:val="single" w:sz="8" w:space="0" w:color="000000"/>
+              <w:left w:val="single" w:sz="8" w:space="0" w:color="000000"/>
+              <w:bottom w:val="single" w:sz="8" w:space="0" w:color="000000"/>
+              <w:right w:val="single" w:sz="8" w:space="0" w:color="000000"/>
+            </w:tcBorders>
+            <w:vAlign w:val="center"/>
+          </w:tcPr>
+          <w:p>
+            <w:pPr>
+              <w:jc w:val="left"/>
               <w:rPr>
                 <w:sz w:val="24"/>
                 <w:szCs w:val="24"/>
@@ -8220,39 +8388,40 @@
       </w:tr>
       <w:tr>
         <w:trPr>
+          <w:cantSplit/>
           <w:jc w:val="center"/>
         </w:trPr>
         <w:tc>
           <w:tcPr>
-            <w:tcW w:w="3367" w:type="dxa"/>
-            <w:tcBorders>
-              <w:top w:val="single" w:sz="8" w:space="0" w:color="000000"/>
-              <w:left w:val="single" w:sz="8" w:space="0" w:color="000000"/>
-              <w:bottom w:val="single" w:sz="8" w:space="0" w:color="000000"/>
-              <w:right w:val="single" w:sz="8" w:space="0" w:color="000000"/>
-            </w:tcBorders>
-            <w:vAlign w:val="center"/>
-          </w:tcPr>
-          <w:p>
-            <w:pPr>
-              <w:rPr>
-                <w:sz w:val="24"/>
-                <w:szCs w:val="24"/>
-              </w:rPr>
-            </w:pPr>
-            <w:r>
-              <w:rPr>
-                <w:b w:val="0"/>
-                <w:sz w:val="24"/>
-                <w:szCs w:val="24"/>
-              </w:rPr>
-              <w:t>3. Kirim pembaruan ke pelanggan terdampak sesuai severity; insiden P1 tiap 1 jam menurut SNX-OPS-SOP-04.</w:t>
-            </w:r>
-          </w:p>
-        </w:tc>
-        <w:tc>
-          <w:tcPr>
-            <w:tcW w:w="2248" w:type="dxa"/>
+            <w:tcW w:w="4309" w:type="dxa"/>
+            <w:tcBorders>
+              <w:top w:val="single" w:sz="8" w:space="0" w:color="000000"/>
+              <w:left w:val="single" w:sz="8" w:space="0" w:color="000000"/>
+              <w:bottom w:val="single" w:sz="8" w:space="0" w:color="000000"/>
+              <w:right w:val="single" w:sz="8" w:space="0" w:color="000000"/>
+            </w:tcBorders>
+            <w:vAlign w:val="center"/>
+          </w:tcPr>
+          <w:p>
+            <w:pPr>
+              <w:rPr>
+                <w:sz w:val="24"/>
+                <w:szCs w:val="24"/>
+              </w:rPr>
+            </w:pPr>
+            <w:r>
+              <w:rPr>
+                <w:b w:val="0"/>
+                <w:sz w:val="24"/>
+                <w:szCs w:val="24"/>
+              </w:rPr>
+              <w:t>3. Kirim pembaruan ke pelanggan terdampak sesuai severity; untuk insiden P1, tiap 1 jam sesuai SNX-OPS-SOP-04.</w:t>
+            </w:r>
+          </w:p>
+        </w:tc>
+        <w:tc>
+          <w:tcPr>
+            <w:tcW w:w="1927" w:type="dxa"/>
             <w:tcBorders>
               <w:top w:val="single" w:sz="8" w:space="0" w:color="000000"/>
               <w:left w:val="single" w:sz="8" w:space="0" w:color="000000"/>
@@ -8280,18 +8449,18 @@
         </w:tc>
         <w:tc>
           <w:tcPr>
-            <w:tcW w:w="3913" w:type="dxa"/>
-            <w:tcBorders>
-              <w:top w:val="single" w:sz="8" w:space="0" w:color="000000"/>
-              <w:left w:val="single" w:sz="8" w:space="0" w:color="000000"/>
-              <w:bottom w:val="single" w:sz="8" w:space="0" w:color="000000"/>
-              <w:right w:val="single" w:sz="8" w:space="0" w:color="000000"/>
-            </w:tcBorders>
-            <w:vAlign w:val="center"/>
-          </w:tcPr>
-          <w:p>
-            <w:pPr>
-              <w:jc w:val="both"/>
+            <w:tcW w:w="2835" w:type="dxa"/>
+            <w:tcBorders>
+              <w:top w:val="single" w:sz="8" w:space="0" w:color="000000"/>
+              <w:left w:val="single" w:sz="8" w:space="0" w:color="000000"/>
+              <w:bottom w:val="single" w:sz="8" w:space="0" w:color="000000"/>
+              <w:right w:val="single" w:sz="8" w:space="0" w:color="000000"/>
+            </w:tcBorders>
+            <w:vAlign w:val="center"/>
+          </w:tcPr>
+          <w:p>
+            <w:pPr>
+              <w:jc w:val="left"/>
               <w:rPr>
                 <w:sz w:val="24"/>
                 <w:szCs w:val="24"/>
@@ -8310,39 +8479,40 @@
       </w:tr>
       <w:tr>
         <w:trPr>
+          <w:cantSplit/>
           <w:jc w:val="center"/>
         </w:trPr>
         <w:tc>
           <w:tcPr>
-            <w:tcW w:w="3367" w:type="dxa"/>
-            <w:tcBorders>
-              <w:top w:val="single" w:sz="8" w:space="0" w:color="000000"/>
-              <w:left w:val="single" w:sz="8" w:space="0" w:color="000000"/>
-              <w:bottom w:val="single" w:sz="8" w:space="0" w:color="000000"/>
-              <w:right w:val="single" w:sz="8" w:space="0" w:color="000000"/>
-            </w:tcBorders>
-            <w:vAlign w:val="center"/>
-          </w:tcPr>
-          <w:p>
-            <w:pPr>
-              <w:rPr>
-                <w:sz w:val="24"/>
-                <w:szCs w:val="24"/>
-              </w:rPr>
-            </w:pPr>
-            <w:r>
-              <w:rPr>
-                <w:b w:val="0"/>
-                <w:sz w:val="24"/>
-                <w:szCs w:val="24"/>
-              </w:rPr>
-              <w:t>4. Informasikan personel Divisi Operation yang terlibat lewat grup on-call selama aktivasi berlangsung.</w:t>
-            </w:r>
-          </w:p>
-        </w:tc>
-        <w:tc>
-          <w:tcPr>
-            <w:tcW w:w="2248" w:type="dxa"/>
+            <w:tcW w:w="4309" w:type="dxa"/>
+            <w:tcBorders>
+              <w:top w:val="single" w:sz="8" w:space="0" w:color="000000"/>
+              <w:left w:val="single" w:sz="8" w:space="0" w:color="000000"/>
+              <w:bottom w:val="single" w:sz="8" w:space="0" w:color="000000"/>
+              <w:right w:val="single" w:sz="8" w:space="0" w:color="000000"/>
+            </w:tcBorders>
+            <w:vAlign w:val="center"/>
+          </w:tcPr>
+          <w:p>
+            <w:pPr>
+              <w:rPr>
+                <w:sz w:val="24"/>
+                <w:szCs w:val="24"/>
+              </w:rPr>
+            </w:pPr>
+            <w:r>
+              <w:rPr>
+                <w:b w:val="0"/>
+                <w:sz w:val="24"/>
+                <w:szCs w:val="24"/>
+              </w:rPr>
+              <w:t>4. Selama aktivasi, informasikan perkembangan ke personel Divisi Operation yang terlibat melalui grup on-call.</w:t>
+            </w:r>
+          </w:p>
+        </w:tc>
+        <w:tc>
+          <w:tcPr>
+            <w:tcW w:w="1927" w:type="dxa"/>
             <w:tcBorders>
               <w:top w:val="single" w:sz="8" w:space="0" w:color="000000"/>
               <w:left w:val="single" w:sz="8" w:space="0" w:color="000000"/>
@@ -8370,18 +8540,18 @@
         </w:tc>
         <w:tc>
           <w:tcPr>
-            <w:tcW w:w="3913" w:type="dxa"/>
-            <w:tcBorders>
-              <w:top w:val="single" w:sz="8" w:space="0" w:color="000000"/>
-              <w:left w:val="single" w:sz="8" w:space="0" w:color="000000"/>
-              <w:bottom w:val="single" w:sz="8" w:space="0" w:color="000000"/>
-              <w:right w:val="single" w:sz="8" w:space="0" w:color="000000"/>
-            </w:tcBorders>
-            <w:vAlign w:val="center"/>
-          </w:tcPr>
-          <w:p>
-            <w:pPr>
-              <w:jc w:val="both"/>
+            <w:tcW w:w="2835" w:type="dxa"/>
+            <w:tcBorders>
+              <w:top w:val="single" w:sz="8" w:space="0" w:color="000000"/>
+              <w:left w:val="single" w:sz="8" w:space="0" w:color="000000"/>
+              <w:bottom w:val="single" w:sz="8" w:space="0" w:color="000000"/>
+              <w:right w:val="single" w:sz="8" w:space="0" w:color="000000"/>
+            </w:tcBorders>
+            <w:vAlign w:val="center"/>
+          </w:tcPr>
+          <w:p>
+            <w:pPr>
+              <w:jc w:val="left"/>
               <w:rPr>
                 <w:sz w:val="24"/>
                 <w:szCs w:val="24"/>
@@ -8400,39 +8570,40 @@
       </w:tr>
       <w:tr>
         <w:trPr>
+          <w:cantSplit/>
           <w:jc w:val="center"/>
         </w:trPr>
         <w:tc>
           <w:tcPr>
-            <w:tcW w:w="3367" w:type="dxa"/>
-            <w:tcBorders>
-              <w:top w:val="single" w:sz="8" w:space="0" w:color="000000"/>
-              <w:left w:val="single" w:sz="8" w:space="0" w:color="000000"/>
-              <w:bottom w:val="single" w:sz="8" w:space="0" w:color="000000"/>
-              <w:right w:val="single" w:sz="8" w:space="0" w:color="000000"/>
-            </w:tcBorders>
-            <w:vAlign w:val="center"/>
-          </w:tcPr>
-          <w:p>
-            <w:pPr>
-              <w:rPr>
-                <w:sz w:val="24"/>
-                <w:szCs w:val="24"/>
-              </w:rPr>
-            </w:pPr>
-            <w:r>
-              <w:rPr>
-                <w:b w:val="0"/>
-                <w:sz w:val="24"/>
-                <w:szCs w:val="24"/>
-              </w:rPr>
-              <w:t>5. Hubungi supplier lewat kanal eskalasi supplier sesuai kebutuhan.</w:t>
-            </w:r>
-          </w:p>
-        </w:tc>
-        <w:tc>
-          <w:tcPr>
-            <w:tcW w:w="2248" w:type="dxa"/>
+            <w:tcW w:w="4309" w:type="dxa"/>
+            <w:tcBorders>
+              <w:top w:val="single" w:sz="8" w:space="0" w:color="000000"/>
+              <w:left w:val="single" w:sz="8" w:space="0" w:color="000000"/>
+              <w:bottom w:val="single" w:sz="8" w:space="0" w:color="000000"/>
+              <w:right w:val="single" w:sz="8" w:space="0" w:color="000000"/>
+            </w:tcBorders>
+            <w:vAlign w:val="center"/>
+          </w:tcPr>
+          <w:p>
+            <w:pPr>
+              <w:rPr>
+                <w:sz w:val="24"/>
+                <w:szCs w:val="24"/>
+              </w:rPr>
+            </w:pPr>
+            <w:r>
+              <w:rPr>
+                <w:b w:val="0"/>
+                <w:sz w:val="24"/>
+                <w:szCs w:val="24"/>
+              </w:rPr>
+              <w:t>5. Hubungi supplier melalui kanal eskalasi supplier sesuai kebutuhan.</w:t>
+            </w:r>
+          </w:p>
+        </w:tc>
+        <w:tc>
+          <w:tcPr>
+            <w:tcW w:w="1927" w:type="dxa"/>
             <w:tcBorders>
               <w:top w:val="single" w:sz="8" w:space="0" w:color="000000"/>
               <w:left w:val="single" w:sz="8" w:space="0" w:color="000000"/>
@@ -8460,18 +8631,18 @@
         </w:tc>
         <w:tc>
           <w:tcPr>
-            <w:tcW w:w="3913" w:type="dxa"/>
-            <w:tcBorders>
-              <w:top w:val="single" w:sz="8" w:space="0" w:color="000000"/>
-              <w:left w:val="single" w:sz="8" w:space="0" w:color="000000"/>
-              <w:bottom w:val="single" w:sz="8" w:space="0" w:color="000000"/>
-              <w:right w:val="single" w:sz="8" w:space="0" w:color="000000"/>
-            </w:tcBorders>
-            <w:vAlign w:val="center"/>
-          </w:tcPr>
-          <w:p>
-            <w:pPr>
-              <w:jc w:val="both"/>
+            <w:tcW w:w="2835" w:type="dxa"/>
+            <w:tcBorders>
+              <w:top w:val="single" w:sz="8" w:space="0" w:color="000000"/>
+              <w:left w:val="single" w:sz="8" w:space="0" w:color="000000"/>
+              <w:bottom w:val="single" w:sz="8" w:space="0" w:color="000000"/>
+              <w:right w:val="single" w:sz="8" w:space="0" w:color="000000"/>
+            </w:tcBorders>
+            <w:vAlign w:val="center"/>
+          </w:tcPr>
+          <w:p>
+            <w:pPr>
+              <w:jc w:val="left"/>
               <w:rPr>
                 <w:sz w:val="24"/>
                 <w:szCs w:val="24"/>
@@ -8490,11 +8661,12 @@
       </w:tr>
       <w:tr>
         <w:trPr>
+          <w:cantSplit/>
           <w:jc w:val="center"/>
         </w:trPr>
         <w:tc>
           <w:tcPr>
-            <w:tcW w:w="3367" w:type="dxa"/>
+            <w:tcW w:w="4309" w:type="dxa"/>
             <w:tcBorders>
               <w:top w:val="single" w:sz="8" w:space="0" w:color="000000"/>
               <w:left w:val="single" w:sz="8" w:space="0" w:color="000000"/>
@@ -8522,7 +8694,7 @@
         </w:tc>
         <w:tc>
           <w:tcPr>
-            <w:tcW w:w="2248" w:type="dxa"/>
+            <w:tcW w:w="1927" w:type="dxa"/>
             <w:tcBorders>
               <w:top w:val="single" w:sz="8" w:space="0" w:color="000000"/>
               <w:left w:val="single" w:sz="8" w:space="0" w:color="000000"/>
@@ -8550,18 +8722,18 @@
         </w:tc>
         <w:tc>
           <w:tcPr>
-            <w:tcW w:w="3913" w:type="dxa"/>
-            <w:tcBorders>
-              <w:top w:val="single" w:sz="8" w:space="0" w:color="000000"/>
-              <w:left w:val="single" w:sz="8" w:space="0" w:color="000000"/>
-              <w:bottom w:val="single" w:sz="8" w:space="0" w:color="000000"/>
-              <w:right w:val="single" w:sz="8" w:space="0" w:color="000000"/>
-            </w:tcBorders>
-            <w:vAlign w:val="center"/>
-          </w:tcPr>
-          <w:p>
-            <w:pPr>
-              <w:jc w:val="both"/>
+            <w:tcW w:w="2835" w:type="dxa"/>
+            <w:tcBorders>
+              <w:top w:val="single" w:sz="8" w:space="0" w:color="000000"/>
+              <w:left w:val="single" w:sz="8" w:space="0" w:color="000000"/>
+              <w:bottom w:val="single" w:sz="8" w:space="0" w:color="000000"/>
+              <w:right w:val="single" w:sz="8" w:space="0" w:color="000000"/>
+            </w:tcBorders>
+            <w:vAlign w:val="center"/>
+          </w:tcPr>
+          <w:p>
+            <w:pPr>
+              <w:jc w:val="left"/>
               <w:rPr>
                 <w:sz w:val="24"/>
                 <w:szCs w:val="24"/>
@@ -8580,11 +8752,12 @@
       </w:tr>
       <w:tr>
         <w:trPr>
+          <w:cantSplit/>
           <w:jc w:val="center"/>
         </w:trPr>
         <w:tc>
           <w:tcPr>
-            <w:tcW w:w="3367" w:type="dxa"/>
+            <w:tcW w:w="4309" w:type="dxa"/>
             <w:tcBorders>
               <w:top w:val="single" w:sz="8" w:space="0" w:color="000000"/>
               <w:left w:val="single" w:sz="8" w:space="0" w:color="000000"/>
@@ -8612,7 +8785,7 @@
         </w:tc>
         <w:tc>
           <w:tcPr>
-            <w:tcW w:w="2248" w:type="dxa"/>
+            <w:tcW w:w="1927" w:type="dxa"/>
             <w:tcBorders>
               <w:top w:val="single" w:sz="8" w:space="0" w:color="000000"/>
               <w:left w:val="single" w:sz="8" w:space="0" w:color="000000"/>
@@ -8640,18 +8813,18 @@
         </w:tc>
         <w:tc>
           <w:tcPr>
-            <w:tcW w:w="3913" w:type="dxa"/>
-            <w:tcBorders>
-              <w:top w:val="single" w:sz="8" w:space="0" w:color="000000"/>
-              <w:left w:val="single" w:sz="8" w:space="0" w:color="000000"/>
-              <w:bottom w:val="single" w:sz="8" w:space="0" w:color="000000"/>
-              <w:right w:val="single" w:sz="8" w:space="0" w:color="000000"/>
-            </w:tcBorders>
-            <w:vAlign w:val="center"/>
-          </w:tcPr>
-          <w:p>
-            <w:pPr>
-              <w:jc w:val="both"/>
+            <w:tcW w:w="2835" w:type="dxa"/>
+            <w:tcBorders>
+              <w:top w:val="single" w:sz="8" w:space="0" w:color="000000"/>
+              <w:left w:val="single" w:sz="8" w:space="0" w:color="000000"/>
+              <w:bottom w:val="single" w:sz="8" w:space="0" w:color="000000"/>
+              <w:right w:val="single" w:sz="8" w:space="0" w:color="000000"/>
+            </w:tcBorders>
+            <w:vAlign w:val="center"/>
+          </w:tcPr>
+          <w:p>
+            <w:pPr>
+              <w:jc w:val="left"/>
               <w:rPr>
                 <w:sz w:val="24"/>
                 <w:szCs w:val="24"/>
@@ -8708,6 +8881,7 @@
     </w:p>
     <w:p>
       <w:pPr>
+        <w:keepNext/>
         <w:pBdr>
           <w:top w:val="nil"/>
           <w:left w:val="nil"/>
@@ -8727,7 +8901,7 @@
           <w:sz w:val="24"/>
           <w:szCs w:val="24"/>
         </w:rPr>
-        <w:t xml:space="preserve">Pelaku langkah 1 sampai 4, 7, dan 8 berstatus (USULAN) sampai Head of Operation menetapkannya.</w:t>
+        <w:t xml:space="preserve">Pelaku langkah 1 sampai 4, 7, dan 8 berstatus (USULAN) sampai ditetapkan Head of Operation.</w:t>
       </w:r>
     </w:p>
     <w:tbl>
@@ -8740,27 +8914,30 @@
         <w:tblLook w:val="0400" w:firstRow="0" w:lastRow="0" w:firstColumn="0" w:lastColumn="0" w:noHBand="0" w:noVBand="1"/>
       </w:tblPr>
       <w:tblGrid>
-        <w:gridCol w:w="3367"/>
-        <w:gridCol w:w="2248"/>
-        <w:gridCol w:w="3913"/>
+        <w:gridCol w:w="4309"/>
+        <w:gridCol w:w="1927"/>
+        <w:gridCol w:w="2835"/>
       </w:tblGrid>
       <w:tr>
         <w:trPr>
+          <w:cantSplit/>
+          <w:tblHeader/>
           <w:jc w:val="center"/>
         </w:trPr>
         <w:tc>
           <w:tcPr>
-            <w:tcW w:w="3367" w:type="dxa"/>
-            <w:tcBorders>
-              <w:top w:val="single" w:sz="8" w:space="0" w:color="000000"/>
-              <w:left w:val="single" w:sz="8" w:space="0" w:color="000000"/>
-              <w:bottom w:val="single" w:sz="8" w:space="0" w:color="000000"/>
-              <w:right w:val="single" w:sz="8" w:space="0" w:color="000000"/>
-            </w:tcBorders>
-            <w:vAlign w:val="center"/>
-          </w:tcPr>
-          <w:p>
-            <w:pPr>
+            <w:tcW w:w="4309" w:type="dxa"/>
+            <w:tcBorders>
+              <w:top w:val="single" w:sz="8" w:space="0" w:color="000000"/>
+              <w:left w:val="single" w:sz="8" w:space="0" w:color="000000"/>
+              <w:bottom w:val="single" w:sz="8" w:space="0" w:color="000000"/>
+              <w:right w:val="single" w:sz="8" w:space="0" w:color="000000"/>
+            </w:tcBorders>
+            <w:vAlign w:val="center"/>
+          </w:tcPr>
+          <w:p>
+            <w:pPr>
+              <w:keepNext/>
               <w:jc w:val="center"/>
               <w:rPr>
                 <w:sz w:val="24"/>
@@ -8780,17 +8957,18 @@
         </w:tc>
         <w:tc>
           <w:tcPr>
-            <w:tcW w:w="2248" w:type="dxa"/>
-            <w:tcBorders>
-              <w:top w:val="single" w:sz="8" w:space="0" w:color="000000"/>
-              <w:left w:val="single" w:sz="8" w:space="0" w:color="000000"/>
-              <w:bottom w:val="single" w:sz="8" w:space="0" w:color="000000"/>
-              <w:right w:val="single" w:sz="8" w:space="0" w:color="000000"/>
-            </w:tcBorders>
-            <w:vAlign w:val="center"/>
-          </w:tcPr>
-          <w:p>
-            <w:pPr>
+            <w:tcW w:w="1927" w:type="dxa"/>
+            <w:tcBorders>
+              <w:top w:val="single" w:sz="8" w:space="0" w:color="000000"/>
+              <w:left w:val="single" w:sz="8" w:space="0" w:color="000000"/>
+              <w:bottom w:val="single" w:sz="8" w:space="0" w:color="000000"/>
+              <w:right w:val="single" w:sz="8" w:space="0" w:color="000000"/>
+            </w:tcBorders>
+            <w:vAlign w:val="center"/>
+          </w:tcPr>
+          <w:p>
+            <w:pPr>
+              <w:keepNext/>
               <w:jc w:val="center"/>
               <w:rPr>
                 <w:sz w:val="24"/>
@@ -8810,17 +8988,18 @@
         </w:tc>
         <w:tc>
           <w:tcPr>
-            <w:tcW w:w="3913" w:type="dxa"/>
-            <w:tcBorders>
-              <w:top w:val="single" w:sz="8" w:space="0" w:color="000000"/>
-              <w:left w:val="single" w:sz="8" w:space="0" w:color="000000"/>
-              <w:bottom w:val="single" w:sz="8" w:space="0" w:color="000000"/>
-              <w:right w:val="single" w:sz="8" w:space="0" w:color="000000"/>
-            </w:tcBorders>
-            <w:vAlign w:val="center"/>
-          </w:tcPr>
-          <w:p>
-            <w:pPr>
+            <w:tcW w:w="2835" w:type="dxa"/>
+            <w:tcBorders>
+              <w:top w:val="single" w:sz="8" w:space="0" w:color="000000"/>
+              <w:left w:val="single" w:sz="8" w:space="0" w:color="000000"/>
+              <w:bottom w:val="single" w:sz="8" w:space="0" w:color="000000"/>
+              <w:right w:val="single" w:sz="8" w:space="0" w:color="000000"/>
+            </w:tcBorders>
+            <w:vAlign w:val="center"/>
+          </w:tcPr>
+          <w:p>
+            <w:pPr>
+              <w:keepNext/>
               <w:jc w:val="center"/>
               <w:rPr>
                 <w:sz w:val="24"/>
@@ -8841,11 +9020,12 @@
       </w:tr>
       <w:tr>
         <w:trPr>
+          <w:cantSplit/>
           <w:jc w:val="center"/>
         </w:trPr>
         <w:tc>
           <w:tcPr>
-            <w:tcW w:w="3367" w:type="dxa"/>
+            <w:tcW w:w="4309" w:type="dxa"/>
             <w:tcBorders>
               <w:top w:val="single" w:sz="8" w:space="0" w:color="000000"/>
               <w:left w:val="single" w:sz="8" w:space="0" w:color="000000"/>
@@ -8873,7 +9053,7 @@
         </w:tc>
         <w:tc>
           <w:tcPr>
-            <w:tcW w:w="2248" w:type="dxa"/>
+            <w:tcW w:w="1927" w:type="dxa"/>
             <w:tcBorders>
               <w:top w:val="single" w:sz="8" w:space="0" w:color="000000"/>
               <w:left w:val="single" w:sz="8" w:space="0" w:color="000000"/>
@@ -8901,18 +9081,18 @@
         </w:tc>
         <w:tc>
           <w:tcPr>
-            <w:tcW w:w="3913" w:type="dxa"/>
-            <w:tcBorders>
-              <w:top w:val="single" w:sz="8" w:space="0" w:color="000000"/>
-              <w:left w:val="single" w:sz="8" w:space="0" w:color="000000"/>
-              <w:bottom w:val="single" w:sz="8" w:space="0" w:color="000000"/>
-              <w:right w:val="single" w:sz="8" w:space="0" w:color="000000"/>
-            </w:tcBorders>
-            <w:vAlign w:val="center"/>
-          </w:tcPr>
-          <w:p>
-            <w:pPr>
-              <w:jc w:val="both"/>
+            <w:tcW w:w="2835" w:type="dxa"/>
+            <w:tcBorders>
+              <w:top w:val="single" w:sz="8" w:space="0" w:color="000000"/>
+              <w:left w:val="single" w:sz="8" w:space="0" w:color="000000"/>
+              <w:bottom w:val="single" w:sz="8" w:space="0" w:color="000000"/>
+              <w:right w:val="single" w:sz="8" w:space="0" w:color="000000"/>
+            </w:tcBorders>
+            <w:vAlign w:val="center"/>
+          </w:tcPr>
+          <w:p>
+            <w:pPr>
+              <w:jc w:val="left"/>
               <w:rPr>
                 <w:sz w:val="24"/>
                 <w:szCs w:val="24"/>
@@ -8931,39 +9111,40 @@
       </w:tr>
       <w:tr>
         <w:trPr>
+          <w:cantSplit/>
           <w:jc w:val="center"/>
         </w:trPr>
         <w:tc>
           <w:tcPr>
-            <w:tcW w:w="3367" w:type="dxa"/>
-            <w:tcBorders>
-              <w:top w:val="single" w:sz="8" w:space="0" w:color="000000"/>
-              <w:left w:val="single" w:sz="8" w:space="0" w:color="000000"/>
-              <w:bottom w:val="single" w:sz="8" w:space="0" w:color="000000"/>
-              <w:right w:val="single" w:sz="8" w:space="0" w:color="000000"/>
-            </w:tcBorders>
-            <w:vAlign w:val="center"/>
-          </w:tcPr>
-          <w:p>
-            <w:pPr>
-              <w:rPr>
-                <w:sz w:val="24"/>
-                <w:szCs w:val="24"/>
-              </w:rPr>
-            </w:pPr>
-            <w:r>
-              <w:rPr>
-                <w:b w:val="0"/>
-                <w:sz w:val="24"/>
-                <w:szCs w:val="24"/>
-              </w:rPr>
-              <w:t>2. Siapkan minimal satu cadangan terlatih lewat pelatihan silang untuk tiap keahlian kritis (platform cloud, WAF dan proxy, network, DC fisik, panel hosting, SIEM).</w:t>
-            </w:r>
-          </w:p>
-        </w:tc>
-        <w:tc>
-          <w:tcPr>
-            <w:tcW w:w="2248" w:type="dxa"/>
+            <w:tcW w:w="4309" w:type="dxa"/>
+            <w:tcBorders>
+              <w:top w:val="single" w:sz="8" w:space="0" w:color="000000"/>
+              <w:left w:val="single" w:sz="8" w:space="0" w:color="000000"/>
+              <w:bottom w:val="single" w:sz="8" w:space="0" w:color="000000"/>
+              <w:right w:val="single" w:sz="8" w:space="0" w:color="000000"/>
+            </w:tcBorders>
+            <w:vAlign w:val="center"/>
+          </w:tcPr>
+          <w:p>
+            <w:pPr>
+              <w:rPr>
+                <w:sz w:val="24"/>
+                <w:szCs w:val="24"/>
+              </w:rPr>
+            </w:pPr>
+            <w:r>
+              <w:rPr>
+                <w:b w:val="0"/>
+                <w:sz w:val="24"/>
+                <w:szCs w:val="24"/>
+              </w:rPr>
+              <w:t>2. Siapkan minimal satu cadangan terlatih melalui pelatihan silang untuk tiap keahlian kritis (platform cloud, WAF dan proxy, network, DC fisik, panel hosting, SIEM).</w:t>
+            </w:r>
+          </w:p>
+        </w:tc>
+        <w:tc>
+          <w:tcPr>
+            <w:tcW w:w="1927" w:type="dxa"/>
             <w:tcBorders>
               <w:top w:val="single" w:sz="8" w:space="0" w:color="000000"/>
               <w:left w:val="single" w:sz="8" w:space="0" w:color="000000"/>
@@ -8991,18 +9172,18 @@
         </w:tc>
         <w:tc>
           <w:tcPr>
-            <w:tcW w:w="3913" w:type="dxa"/>
-            <w:tcBorders>
-              <w:top w:val="single" w:sz="8" w:space="0" w:color="000000"/>
-              <w:left w:val="single" w:sz="8" w:space="0" w:color="000000"/>
-              <w:bottom w:val="single" w:sz="8" w:space="0" w:color="000000"/>
-              <w:right w:val="single" w:sz="8" w:space="0" w:color="000000"/>
-            </w:tcBorders>
-            <w:vAlign w:val="center"/>
-          </w:tcPr>
-          <w:p>
-            <w:pPr>
-              <w:jc w:val="both"/>
+            <w:tcW w:w="2835" w:type="dxa"/>
+            <w:tcBorders>
+              <w:top w:val="single" w:sz="8" w:space="0" w:color="000000"/>
+              <w:left w:val="single" w:sz="8" w:space="0" w:color="000000"/>
+              <w:bottom w:val="single" w:sz="8" w:space="0" w:color="000000"/>
+              <w:right w:val="single" w:sz="8" w:space="0" w:color="000000"/>
+            </w:tcBorders>
+            <w:vAlign w:val="center"/>
+          </w:tcPr>
+          <w:p>
+            <w:pPr>
+              <w:jc w:val="left"/>
               <w:rPr>
                 <w:sz w:val="24"/>
                 <w:szCs w:val="24"/>
@@ -9021,11 +9202,12 @@
       </w:tr>
       <w:tr>
         <w:trPr>
+          <w:cantSplit/>
           <w:jc w:val="center"/>
         </w:trPr>
         <w:tc>
           <w:tcPr>
-            <w:tcW w:w="3367" w:type="dxa"/>
+            <w:tcW w:w="4309" w:type="dxa"/>
             <w:tcBorders>
               <w:top w:val="single" w:sz="8" w:space="0" w:color="000000"/>
               <w:left w:val="single" w:sz="8" w:space="0" w:color="000000"/>
@@ -9053,7 +9235,7 @@
         </w:tc>
         <w:tc>
           <w:tcPr>
-            <w:tcW w:w="2248" w:type="dxa"/>
+            <w:tcW w:w="1927" w:type="dxa"/>
             <w:tcBorders>
               <w:top w:val="single" w:sz="8" w:space="0" w:color="000000"/>
               <w:left w:val="single" w:sz="8" w:space="0" w:color="000000"/>
@@ -9081,18 +9263,18 @@
         </w:tc>
         <w:tc>
           <w:tcPr>
-            <w:tcW w:w="3913" w:type="dxa"/>
-            <w:tcBorders>
-              <w:top w:val="single" w:sz="8" w:space="0" w:color="000000"/>
-              <w:left w:val="single" w:sz="8" w:space="0" w:color="000000"/>
-              <w:bottom w:val="single" w:sz="8" w:space="0" w:color="000000"/>
-              <w:right w:val="single" w:sz="8" w:space="0" w:color="000000"/>
-            </w:tcBorders>
-            <w:vAlign w:val="center"/>
-          </w:tcPr>
-          <w:p>
-            <w:pPr>
-              <w:jc w:val="both"/>
+            <w:tcW w:w="2835" w:type="dxa"/>
+            <w:tcBorders>
+              <w:top w:val="single" w:sz="8" w:space="0" w:color="000000"/>
+              <w:left w:val="single" w:sz="8" w:space="0" w:color="000000"/>
+              <w:bottom w:val="single" w:sz="8" w:space="0" w:color="000000"/>
+              <w:right w:val="single" w:sz="8" w:space="0" w:color="000000"/>
+            </w:tcBorders>
+            <w:vAlign w:val="center"/>
+          </w:tcPr>
+          <w:p>
+            <w:pPr>
+              <w:jc w:val="left"/>
               <w:rPr>
                 <w:sz w:val="24"/>
                 <w:szCs w:val="24"/>
@@ -9111,11 +9293,12 @@
       </w:tr>
       <w:tr>
         <w:trPr>
+          <w:cantSplit/>
           <w:jc w:val="center"/>
         </w:trPr>
         <w:tc>
           <w:tcPr>
-            <w:tcW w:w="3367" w:type="dxa"/>
+            <w:tcW w:w="4309" w:type="dxa"/>
             <w:tcBorders>
               <w:top w:val="single" w:sz="8" w:space="0" w:color="000000"/>
               <w:left w:val="single" w:sz="8" w:space="0" w:color="000000"/>
@@ -9143,7 +9326,7 @@
         </w:tc>
         <w:tc>
           <w:tcPr>
-            <w:tcW w:w="2248" w:type="dxa"/>
+            <w:tcW w:w="1927" w:type="dxa"/>
             <w:tcBorders>
               <w:top w:val="single" w:sz="8" w:space="0" w:color="000000"/>
               <w:left w:val="single" w:sz="8" w:space="0" w:color="000000"/>
@@ -9171,18 +9354,18 @@
         </w:tc>
         <w:tc>
           <w:tcPr>
-            <w:tcW w:w="3913" w:type="dxa"/>
-            <w:tcBorders>
-              <w:top w:val="single" w:sz="8" w:space="0" w:color="000000"/>
-              <w:left w:val="single" w:sz="8" w:space="0" w:color="000000"/>
-              <w:bottom w:val="single" w:sz="8" w:space="0" w:color="000000"/>
-              <w:right w:val="single" w:sz="8" w:space="0" w:color="000000"/>
-            </w:tcBorders>
-            <w:vAlign w:val="center"/>
-          </w:tcPr>
-          <w:p>
-            <w:pPr>
-              <w:jc w:val="both"/>
+            <w:tcW w:w="2835" w:type="dxa"/>
+            <w:tcBorders>
+              <w:top w:val="single" w:sz="8" w:space="0" w:color="000000"/>
+              <w:left w:val="single" w:sz="8" w:space="0" w:color="000000"/>
+              <w:bottom w:val="single" w:sz="8" w:space="0" w:color="000000"/>
+              <w:right w:val="single" w:sz="8" w:space="0" w:color="000000"/>
+            </w:tcBorders>
+            <w:vAlign w:val="center"/>
+          </w:tcPr>
+          <w:p>
+            <w:pPr>
+              <w:jc w:val="left"/>
               <w:rPr>
                 <w:sz w:val="24"/>
                 <w:szCs w:val="24"/>
@@ -9201,11 +9384,12 @@
       </w:tr>
       <w:tr>
         <w:trPr>
+          <w:cantSplit/>
           <w:jc w:val="center"/>
         </w:trPr>
         <w:tc>
           <w:tcPr>
-            <w:tcW w:w="3367" w:type="dxa"/>
+            <w:tcW w:w="4309" w:type="dxa"/>
             <w:tcBorders>
               <w:top w:val="single" w:sz="8" w:space="0" w:color="000000"/>
               <w:left w:val="single" w:sz="8" w:space="0" w:color="000000"/>
@@ -9233,7 +9417,7 @@
         </w:tc>
         <w:tc>
           <w:tcPr>
-            <w:tcW w:w="2248" w:type="dxa"/>
+            <w:tcW w:w="1927" w:type="dxa"/>
             <w:tcBorders>
               <w:top w:val="single" w:sz="8" w:space="0" w:color="000000"/>
               <w:left w:val="single" w:sz="8" w:space="0" w:color="000000"/>
@@ -9261,18 +9445,18 @@
         </w:tc>
         <w:tc>
           <w:tcPr>
-            <w:tcW w:w="3913" w:type="dxa"/>
-            <w:tcBorders>
-              <w:top w:val="single" w:sz="8" w:space="0" w:color="000000"/>
-              <w:left w:val="single" w:sz="8" w:space="0" w:color="000000"/>
-              <w:bottom w:val="single" w:sz="8" w:space="0" w:color="000000"/>
-              <w:right w:val="single" w:sz="8" w:space="0" w:color="000000"/>
-            </w:tcBorders>
-            <w:vAlign w:val="center"/>
-          </w:tcPr>
-          <w:p>
-            <w:pPr>
-              <w:jc w:val="both"/>
+            <w:tcW w:w="2835" w:type="dxa"/>
+            <w:tcBorders>
+              <w:top w:val="single" w:sz="8" w:space="0" w:color="000000"/>
+              <w:left w:val="single" w:sz="8" w:space="0" w:color="000000"/>
+              <w:bottom w:val="single" w:sz="8" w:space="0" w:color="000000"/>
+              <w:right w:val="single" w:sz="8" w:space="0" w:color="000000"/>
+            </w:tcBorders>
+            <w:vAlign w:val="center"/>
+          </w:tcPr>
+          <w:p>
+            <w:pPr>
+              <w:jc w:val="left"/>
               <w:rPr>
                 <w:sz w:val="24"/>
                 <w:szCs w:val="24"/>
@@ -9291,39 +9475,40 @@
       </w:tr>
       <w:tr>
         <w:trPr>
+          <w:cantSplit/>
           <w:jc w:val="center"/>
         </w:trPr>
         <w:tc>
           <w:tcPr>
-            <w:tcW w:w="3367" w:type="dxa"/>
-            <w:tcBorders>
-              <w:top w:val="single" w:sz="8" w:space="0" w:color="000000"/>
-              <w:left w:val="single" w:sz="8" w:space="0" w:color="000000"/>
-              <w:bottom w:val="single" w:sz="8" w:space="0" w:color="000000"/>
-              <w:right w:val="single" w:sz="8" w:space="0" w:color="000000"/>
-            </w:tcBorders>
-            <w:vAlign w:val="center"/>
-          </w:tcPr>
-          <w:p>
-            <w:pPr>
-              <w:rPr>
-                <w:sz w:val="24"/>
-                <w:szCs w:val="24"/>
-              </w:rPr>
-            </w:pPr>
-            <w:r>
-              <w:rPr>
-                <w:b w:val="0"/>
-                <w:sz w:val="24"/>
-                <w:szCs w:val="24"/>
-              </w:rPr>
-              <w:t>6. Tinjau daftar kontak darurat internal dan supplier di file kontak berklasifikasi RESTRICTED (Internal) dan di password manager tiap triwulan menurut SNX-ISMS-SOP-01.</w:t>
-            </w:r>
-          </w:p>
-        </w:tc>
-        <w:tc>
-          <w:tcPr>
-            <w:tcW w:w="2248" w:type="dxa"/>
+            <w:tcW w:w="4309" w:type="dxa"/>
+            <w:tcBorders>
+              <w:top w:val="single" w:sz="8" w:space="0" w:color="000000"/>
+              <w:left w:val="single" w:sz="8" w:space="0" w:color="000000"/>
+              <w:bottom w:val="single" w:sz="8" w:space="0" w:color="000000"/>
+              <w:right w:val="single" w:sz="8" w:space="0" w:color="000000"/>
+            </w:tcBorders>
+            <w:vAlign w:val="center"/>
+          </w:tcPr>
+          <w:p>
+            <w:pPr>
+              <w:rPr>
+                <w:sz w:val="24"/>
+                <w:szCs w:val="24"/>
+              </w:rPr>
+            </w:pPr>
+            <w:r>
+              <w:rPr>
+                <w:b w:val="0"/>
+                <w:sz w:val="24"/>
+                <w:szCs w:val="24"/>
+              </w:rPr>
+              <w:t>6. Tinjau daftar kontak darurat internal dan supplier tiap triwulan sesuai SNX-ISMS-SOP-01, baik di file kontak berklasifikasi RESTRICTED (Internal) maupun di password manager.</w:t>
+            </w:r>
+          </w:p>
+        </w:tc>
+        <w:tc>
+          <w:tcPr>
+            <w:tcW w:w="1927" w:type="dxa"/>
             <w:tcBorders>
               <w:top w:val="single" w:sz="8" w:space="0" w:color="000000"/>
               <w:left w:val="single" w:sz="8" w:space="0" w:color="000000"/>
@@ -9351,18 +9536,18 @@
         </w:tc>
         <w:tc>
           <w:tcPr>
-            <w:tcW w:w="3913" w:type="dxa"/>
-            <w:tcBorders>
-              <w:top w:val="single" w:sz="8" w:space="0" w:color="000000"/>
-              <w:left w:val="single" w:sz="8" w:space="0" w:color="000000"/>
-              <w:bottom w:val="single" w:sz="8" w:space="0" w:color="000000"/>
-              <w:right w:val="single" w:sz="8" w:space="0" w:color="000000"/>
-            </w:tcBorders>
-            <w:vAlign w:val="center"/>
-          </w:tcPr>
-          <w:p>
-            <w:pPr>
-              <w:jc w:val="both"/>
+            <w:tcW w:w="2835" w:type="dxa"/>
+            <w:tcBorders>
+              <w:top w:val="single" w:sz="8" w:space="0" w:color="000000"/>
+              <w:left w:val="single" w:sz="8" w:space="0" w:color="000000"/>
+              <w:bottom w:val="single" w:sz="8" w:space="0" w:color="000000"/>
+              <w:right w:val="single" w:sz="8" w:space="0" w:color="000000"/>
+            </w:tcBorders>
+            <w:vAlign w:val="center"/>
+          </w:tcPr>
+          <w:p>
+            <w:pPr>
+              <w:jc w:val="left"/>
               <w:rPr>
                 <w:sz w:val="24"/>
                 <w:szCs w:val="24"/>
@@ -9381,39 +9566,40 @@
       </w:tr>
       <w:tr>
         <w:trPr>
+          <w:cantSplit/>
           <w:jc w:val="center"/>
         </w:trPr>
         <w:tc>
           <w:tcPr>
-            <w:tcW w:w="3367" w:type="dxa"/>
-            <w:tcBorders>
-              <w:top w:val="single" w:sz="8" w:space="0" w:color="000000"/>
-              <w:left w:val="single" w:sz="8" w:space="0" w:color="000000"/>
-              <w:bottom w:val="single" w:sz="8" w:space="0" w:color="000000"/>
-              <w:right w:val="single" w:sz="8" w:space="0" w:color="000000"/>
-            </w:tcBorders>
-            <w:vAlign w:val="center"/>
-          </w:tcPr>
-          <w:p>
-            <w:pPr>
-              <w:rPr>
-                <w:sz w:val="24"/>
-                <w:szCs w:val="24"/>
-              </w:rPr>
-            </w:pPr>
-            <w:r>
-              <w:rPr>
-                <w:b w:val="0"/>
-                <w:sz w:val="24"/>
-                <w:szCs w:val="24"/>
-              </w:rPr>
-              <w:t>7. Simpan salinan daftar kontak darurat yang dapat diakses saat sistem utama tidak tersedia.</w:t>
-            </w:r>
-          </w:p>
-        </w:tc>
-        <w:tc>
-          <w:tcPr>
-            <w:tcW w:w="2248" w:type="dxa"/>
+            <w:tcW w:w="4309" w:type="dxa"/>
+            <w:tcBorders>
+              <w:top w:val="single" w:sz="8" w:space="0" w:color="000000"/>
+              <w:left w:val="single" w:sz="8" w:space="0" w:color="000000"/>
+              <w:bottom w:val="single" w:sz="8" w:space="0" w:color="000000"/>
+              <w:right w:val="single" w:sz="8" w:space="0" w:color="000000"/>
+            </w:tcBorders>
+            <w:vAlign w:val="center"/>
+          </w:tcPr>
+          <w:p>
+            <w:pPr>
+              <w:rPr>
+                <w:sz w:val="24"/>
+                <w:szCs w:val="24"/>
+              </w:rPr>
+            </w:pPr>
+            <w:r>
+              <w:rPr>
+                <w:b w:val="0"/>
+                <w:sz w:val="24"/>
+                <w:szCs w:val="24"/>
+              </w:rPr>
+              <w:t>7. Simpan salinan daftar kontak darurat yang tetap dapat diakses saat sistem utama tidak tersedia.</w:t>
+            </w:r>
+          </w:p>
+        </w:tc>
+        <w:tc>
+          <w:tcPr>
+            <w:tcW w:w="1927" w:type="dxa"/>
             <w:tcBorders>
               <w:top w:val="single" w:sz="8" w:space="0" w:color="000000"/>
               <w:left w:val="single" w:sz="8" w:space="0" w:color="000000"/>
@@ -9441,18 +9627,18 @@
         </w:tc>
         <w:tc>
           <w:tcPr>
-            <w:tcW w:w="3913" w:type="dxa"/>
-            <w:tcBorders>
-              <w:top w:val="single" w:sz="8" w:space="0" w:color="000000"/>
-              <w:left w:val="single" w:sz="8" w:space="0" w:color="000000"/>
-              <w:bottom w:val="single" w:sz="8" w:space="0" w:color="000000"/>
-              <w:right w:val="single" w:sz="8" w:space="0" w:color="000000"/>
-            </w:tcBorders>
-            <w:vAlign w:val="center"/>
-          </w:tcPr>
-          <w:p>
-            <w:pPr>
-              <w:jc w:val="both"/>
+            <w:tcW w:w="2835" w:type="dxa"/>
+            <w:tcBorders>
+              <w:top w:val="single" w:sz="8" w:space="0" w:color="000000"/>
+              <w:left w:val="single" w:sz="8" w:space="0" w:color="000000"/>
+              <w:bottom w:val="single" w:sz="8" w:space="0" w:color="000000"/>
+              <w:right w:val="single" w:sz="8" w:space="0" w:color="000000"/>
+            </w:tcBorders>
+            <w:vAlign w:val="center"/>
+          </w:tcPr>
+          <w:p>
+            <w:pPr>
+              <w:jc w:val="left"/>
               <w:rPr>
                 <w:sz w:val="24"/>
                 <w:szCs w:val="24"/>
@@ -9471,39 +9657,40 @@
       </w:tr>
       <w:tr>
         <w:trPr>
+          <w:cantSplit/>
           <w:jc w:val="center"/>
         </w:trPr>
         <w:tc>
           <w:tcPr>
-            <w:tcW w:w="3367" w:type="dxa"/>
-            <w:tcBorders>
-              <w:top w:val="single" w:sz="8" w:space="0" w:color="000000"/>
-              <w:left w:val="single" w:sz="8" w:space="0" w:color="000000"/>
-              <w:bottom w:val="single" w:sz="8" w:space="0" w:color="000000"/>
-              <w:right w:val="single" w:sz="8" w:space="0" w:color="000000"/>
-            </w:tcBorders>
-            <w:vAlign w:val="center"/>
-          </w:tcPr>
-          <w:p>
-            <w:pPr>
-              <w:rPr>
-                <w:sz w:val="24"/>
-                <w:szCs w:val="24"/>
-              </w:rPr>
-            </w:pPr>
-            <w:r>
-              <w:rPr>
-                <w:b w:val="0"/>
-                <w:sz w:val="24"/>
-                <w:szCs w:val="24"/>
-              </w:rPr>
-              <w:t>8. Siapkan laptop kerja personel on-call agar siap dipakai dari luar kantor.</w:t>
-            </w:r>
-          </w:p>
-        </w:tc>
-        <w:tc>
-          <w:tcPr>
-            <w:tcW w:w="2248" w:type="dxa"/>
+            <w:tcW w:w="4309" w:type="dxa"/>
+            <w:tcBorders>
+              <w:top w:val="single" w:sz="8" w:space="0" w:color="000000"/>
+              <w:left w:val="single" w:sz="8" w:space="0" w:color="000000"/>
+              <w:bottom w:val="single" w:sz="8" w:space="0" w:color="000000"/>
+              <w:right w:val="single" w:sz="8" w:space="0" w:color="000000"/>
+            </w:tcBorders>
+            <w:vAlign w:val="center"/>
+          </w:tcPr>
+          <w:p>
+            <w:pPr>
+              <w:rPr>
+                <w:sz w:val="24"/>
+                <w:szCs w:val="24"/>
+              </w:rPr>
+            </w:pPr>
+            <w:r>
+              <w:rPr>
+                <w:b w:val="0"/>
+                <w:sz w:val="24"/>
+                <w:szCs w:val="24"/>
+              </w:rPr>
+              <w:t>8. Siapkan laptop kerja personel on-call agar dapat dipakai dari luar kantor.</w:t>
+            </w:r>
+          </w:p>
+        </w:tc>
+        <w:tc>
+          <w:tcPr>
+            <w:tcW w:w="1927" w:type="dxa"/>
             <w:tcBorders>
               <w:top w:val="single" w:sz="8" w:space="0" w:color="000000"/>
               <w:left w:val="single" w:sz="8" w:space="0" w:color="000000"/>
@@ -9531,18 +9718,18 @@
         </w:tc>
         <w:tc>
           <w:tcPr>
-            <w:tcW w:w="3913" w:type="dxa"/>
-            <w:tcBorders>
-              <w:top w:val="single" w:sz="8" w:space="0" w:color="000000"/>
-              <w:left w:val="single" w:sz="8" w:space="0" w:color="000000"/>
-              <w:bottom w:val="single" w:sz="8" w:space="0" w:color="000000"/>
-              <w:right w:val="single" w:sz="8" w:space="0" w:color="000000"/>
-            </w:tcBorders>
-            <w:vAlign w:val="center"/>
-          </w:tcPr>
-          <w:p>
-            <w:pPr>
-              <w:jc w:val="both"/>
+            <w:tcW w:w="2835" w:type="dxa"/>
+            <w:tcBorders>
+              <w:top w:val="single" w:sz="8" w:space="0" w:color="000000"/>
+              <w:left w:val="single" w:sz="8" w:space="0" w:color="000000"/>
+              <w:bottom w:val="single" w:sz="8" w:space="0" w:color="000000"/>
+              <w:right w:val="single" w:sz="8" w:space="0" w:color="000000"/>
+            </w:tcBorders>
+            <w:vAlign w:val="center"/>
+          </w:tcPr>
+          <w:p>
+            <w:pPr>
+              <w:jc w:val="left"/>
               <w:rPr>
                 <w:sz w:val="24"/>
                 <w:szCs w:val="24"/>
@@ -9599,6 +9786,7 @@
     </w:p>
     <w:p>
       <w:pPr>
+        <w:keepNext/>
         <w:pBdr>
           <w:top w:val="nil"/>
           <w:left w:val="nil"/>
@@ -9618,7 +9806,7 @@
           <w:sz w:val="24"/>
           <w:szCs w:val="24"/>
         </w:rPr>
-        <w:t xml:space="preserve">Frekuensi tiap uji ada di bagian 8. Setiap uji dicatat di laporan uji.</w:t>
+        <w:t xml:space="preserve">Setiap uji dicatat di laporan uji.</w:t>
       </w:r>
     </w:p>
     <w:tbl>
@@ -9631,27 +9819,30 @@
         <w:tblLook w:val="0400" w:firstRow="0" w:lastRow="0" w:firstColumn="0" w:lastColumn="0" w:noHBand="0" w:noVBand="1"/>
       </w:tblPr>
       <w:tblGrid>
-        <w:gridCol w:w="3367"/>
-        <w:gridCol w:w="2248"/>
-        <w:gridCol w:w="3913"/>
+        <w:gridCol w:w="4309"/>
+        <w:gridCol w:w="1927"/>
+        <w:gridCol w:w="2835"/>
       </w:tblGrid>
       <w:tr>
         <w:trPr>
+          <w:cantSplit/>
+          <w:tblHeader/>
           <w:jc w:val="center"/>
         </w:trPr>
         <w:tc>
           <w:tcPr>
-            <w:tcW w:w="3367" w:type="dxa"/>
-            <w:tcBorders>
-              <w:top w:val="single" w:sz="8" w:space="0" w:color="000000"/>
-              <w:left w:val="single" w:sz="8" w:space="0" w:color="000000"/>
-              <w:bottom w:val="single" w:sz="8" w:space="0" w:color="000000"/>
-              <w:right w:val="single" w:sz="8" w:space="0" w:color="000000"/>
-            </w:tcBorders>
-            <w:vAlign w:val="center"/>
-          </w:tcPr>
-          <w:p>
-            <w:pPr>
+            <w:tcW w:w="4309" w:type="dxa"/>
+            <w:tcBorders>
+              <w:top w:val="single" w:sz="8" w:space="0" w:color="000000"/>
+              <w:left w:val="single" w:sz="8" w:space="0" w:color="000000"/>
+              <w:bottom w:val="single" w:sz="8" w:space="0" w:color="000000"/>
+              <w:right w:val="single" w:sz="8" w:space="0" w:color="000000"/>
+            </w:tcBorders>
+            <w:vAlign w:val="center"/>
+          </w:tcPr>
+          <w:p>
+            <w:pPr>
+              <w:keepNext/>
               <w:jc w:val="center"/>
               <w:rPr>
                 <w:sz w:val="24"/>
@@ -9671,17 +9862,18 @@
         </w:tc>
         <w:tc>
           <w:tcPr>
-            <w:tcW w:w="2248" w:type="dxa"/>
-            <w:tcBorders>
-              <w:top w:val="single" w:sz="8" w:space="0" w:color="000000"/>
-              <w:left w:val="single" w:sz="8" w:space="0" w:color="000000"/>
-              <w:bottom w:val="single" w:sz="8" w:space="0" w:color="000000"/>
-              <w:right w:val="single" w:sz="8" w:space="0" w:color="000000"/>
-            </w:tcBorders>
-            <w:vAlign w:val="center"/>
-          </w:tcPr>
-          <w:p>
-            <w:pPr>
+            <w:tcW w:w="1927" w:type="dxa"/>
+            <w:tcBorders>
+              <w:top w:val="single" w:sz="8" w:space="0" w:color="000000"/>
+              <w:left w:val="single" w:sz="8" w:space="0" w:color="000000"/>
+              <w:bottom w:val="single" w:sz="8" w:space="0" w:color="000000"/>
+              <w:right w:val="single" w:sz="8" w:space="0" w:color="000000"/>
+            </w:tcBorders>
+            <w:vAlign w:val="center"/>
+          </w:tcPr>
+          <w:p>
+            <w:pPr>
+              <w:keepNext/>
               <w:jc w:val="center"/>
               <w:rPr>
                 <w:sz w:val="24"/>
@@ -9701,17 +9893,18 @@
         </w:tc>
         <w:tc>
           <w:tcPr>
-            <w:tcW w:w="3913" w:type="dxa"/>
-            <w:tcBorders>
-              <w:top w:val="single" w:sz="8" w:space="0" w:color="000000"/>
-              <w:left w:val="single" w:sz="8" w:space="0" w:color="000000"/>
-              <w:bottom w:val="single" w:sz="8" w:space="0" w:color="000000"/>
-              <w:right w:val="single" w:sz="8" w:space="0" w:color="000000"/>
-            </w:tcBorders>
-            <w:vAlign w:val="center"/>
-          </w:tcPr>
-          <w:p>
-            <w:pPr>
+            <w:tcW w:w="2835" w:type="dxa"/>
+            <w:tcBorders>
+              <w:top w:val="single" w:sz="8" w:space="0" w:color="000000"/>
+              <w:left w:val="single" w:sz="8" w:space="0" w:color="000000"/>
+              <w:bottom w:val="single" w:sz="8" w:space="0" w:color="000000"/>
+              <w:right w:val="single" w:sz="8" w:space="0" w:color="000000"/>
+            </w:tcBorders>
+            <w:vAlign w:val="center"/>
+          </w:tcPr>
+          <w:p>
+            <w:pPr>
+              <w:keepNext/>
               <w:jc w:val="center"/>
               <w:rPr>
                 <w:sz w:val="24"/>
@@ -9732,39 +9925,40 @@
       </w:tr>
       <w:tr>
         <w:trPr>
+          <w:cantSplit/>
           <w:jc w:val="center"/>
         </w:trPr>
         <w:tc>
           <w:tcPr>
-            <w:tcW w:w="3367" w:type="dxa"/>
-            <w:tcBorders>
-              <w:top w:val="single" w:sz="8" w:space="0" w:color="000000"/>
-              <w:left w:val="single" w:sz="8" w:space="0" w:color="000000"/>
-              <w:bottom w:val="single" w:sz="8" w:space="0" w:color="000000"/>
-              <w:right w:val="single" w:sz="8" w:space="0" w:color="000000"/>
-            </w:tcBorders>
-            <w:vAlign w:val="center"/>
-          </w:tcPr>
-          <w:p>
-            <w:pPr>
-              <w:rPr>
-                <w:sz w:val="24"/>
-                <w:szCs w:val="24"/>
-              </w:rPr>
-            </w:pPr>
-            <w:r>
-              <w:rPr>
-                <w:b w:val="0"/>
-                <w:sz w:val="24"/>
-                <w:szCs w:val="24"/>
-              </w:rPr>
-              <w:t>1. Pastikan uji restore atas sampel data pelanggan berlayanan backup terlaksana menurut SNX-ISMS-SOP-03.</w:t>
-            </w:r>
-          </w:p>
-        </w:tc>
-        <w:tc>
-          <w:tcPr>
-            <w:tcW w:w="2248" w:type="dxa"/>
+            <w:tcW w:w="4309" w:type="dxa"/>
+            <w:tcBorders>
+              <w:top w:val="single" w:sz="8" w:space="0" w:color="000000"/>
+              <w:left w:val="single" w:sz="8" w:space="0" w:color="000000"/>
+              <w:bottom w:val="single" w:sz="8" w:space="0" w:color="000000"/>
+              <w:right w:val="single" w:sz="8" w:space="0" w:color="000000"/>
+            </w:tcBorders>
+            <w:vAlign w:val="center"/>
+          </w:tcPr>
+          <w:p>
+            <w:pPr>
+              <w:rPr>
+                <w:sz w:val="24"/>
+                <w:szCs w:val="24"/>
+              </w:rPr>
+            </w:pPr>
+            <w:r>
+              <w:rPr>
+                <w:b w:val="0"/>
+                <w:sz w:val="24"/>
+                <w:szCs w:val="24"/>
+              </w:rPr>
+              <w:t>1. Pastikan uji restore atas sampel data pelanggan yang memakai layanan backup terlaksana sesuai SNX-ISMS-SOP-03.</w:t>
+            </w:r>
+          </w:p>
+        </w:tc>
+        <w:tc>
+          <w:tcPr>
+            <w:tcW w:w="1927" w:type="dxa"/>
             <w:tcBorders>
               <w:top w:val="single" w:sz="8" w:space="0" w:color="000000"/>
               <w:left w:val="single" w:sz="8" w:space="0" w:color="000000"/>
@@ -9792,18 +9986,18 @@
         </w:tc>
         <w:tc>
           <w:tcPr>
-            <w:tcW w:w="3913" w:type="dxa"/>
-            <w:tcBorders>
-              <w:top w:val="single" w:sz="8" w:space="0" w:color="000000"/>
-              <w:left w:val="single" w:sz="8" w:space="0" w:color="000000"/>
-              <w:bottom w:val="single" w:sz="8" w:space="0" w:color="000000"/>
-              <w:right w:val="single" w:sz="8" w:space="0" w:color="000000"/>
-            </w:tcBorders>
-            <w:vAlign w:val="center"/>
-          </w:tcPr>
-          <w:p>
-            <w:pPr>
-              <w:jc w:val="both"/>
+            <w:tcW w:w="2835" w:type="dxa"/>
+            <w:tcBorders>
+              <w:top w:val="single" w:sz="8" w:space="0" w:color="000000"/>
+              <w:left w:val="single" w:sz="8" w:space="0" w:color="000000"/>
+              <w:bottom w:val="single" w:sz="8" w:space="0" w:color="000000"/>
+              <w:right w:val="single" w:sz="8" w:space="0" w:color="000000"/>
+            </w:tcBorders>
+            <w:vAlign w:val="center"/>
+          </w:tcPr>
+          <w:p>
+            <w:pPr>
+              <w:jc w:val="left"/>
               <w:rPr>
                 <w:sz w:val="24"/>
                 <w:szCs w:val="24"/>
@@ -9822,11 +10016,12 @@
       </w:tr>
       <w:tr>
         <w:trPr>
+          <w:cantSplit/>
           <w:jc w:val="center"/>
         </w:trPr>
         <w:tc>
           <w:tcPr>
-            <w:tcW w:w="3367" w:type="dxa"/>
+            <w:tcW w:w="4309" w:type="dxa"/>
             <w:tcBorders>
               <w:top w:val="single" w:sz="8" w:space="0" w:color="000000"/>
               <w:left w:val="single" w:sz="8" w:space="0" w:color="000000"/>
@@ -9854,7 +10049,7 @@
         </w:tc>
         <w:tc>
           <w:tcPr>
-            <w:tcW w:w="2248" w:type="dxa"/>
+            <w:tcW w:w="1927" w:type="dxa"/>
             <w:tcBorders>
               <w:top w:val="single" w:sz="8" w:space="0" w:color="000000"/>
               <w:left w:val="single" w:sz="8" w:space="0" w:color="000000"/>
@@ -9882,18 +10077,18 @@
         </w:tc>
         <w:tc>
           <w:tcPr>
-            <w:tcW w:w="3913" w:type="dxa"/>
-            <w:tcBorders>
-              <w:top w:val="single" w:sz="8" w:space="0" w:color="000000"/>
-              <w:left w:val="single" w:sz="8" w:space="0" w:color="000000"/>
-              <w:bottom w:val="single" w:sz="8" w:space="0" w:color="000000"/>
-              <w:right w:val="single" w:sz="8" w:space="0" w:color="000000"/>
-            </w:tcBorders>
-            <w:vAlign w:val="center"/>
-          </w:tcPr>
-          <w:p>
-            <w:pPr>
-              <w:jc w:val="both"/>
+            <w:tcW w:w="2835" w:type="dxa"/>
+            <w:tcBorders>
+              <w:top w:val="single" w:sz="8" w:space="0" w:color="000000"/>
+              <w:left w:val="single" w:sz="8" w:space="0" w:color="000000"/>
+              <w:bottom w:val="single" w:sz="8" w:space="0" w:color="000000"/>
+              <w:right w:val="single" w:sz="8" w:space="0" w:color="000000"/>
+            </w:tcBorders>
+            <w:vAlign w:val="center"/>
+          </w:tcPr>
+          <w:p>
+            <w:pPr>
+              <w:jc w:val="left"/>
               <w:rPr>
                 <w:sz w:val="24"/>
                 <w:szCs w:val="24"/>
@@ -9912,11 +10107,12 @@
       </w:tr>
       <w:tr>
         <w:trPr>
+          <w:cantSplit/>
           <w:jc w:val="center"/>
         </w:trPr>
         <w:tc>
           <w:tcPr>
-            <w:tcW w:w="3367" w:type="dxa"/>
+            <w:tcW w:w="4309" w:type="dxa"/>
             <w:tcBorders>
               <w:top w:val="single" w:sz="8" w:space="0" w:color="000000"/>
               <w:left w:val="single" w:sz="8" w:space="0" w:color="000000"/>
@@ -9944,7 +10140,7 @@
         </w:tc>
         <w:tc>
           <w:tcPr>
-            <w:tcW w:w="2248" w:type="dxa"/>
+            <w:tcW w:w="1927" w:type="dxa"/>
             <w:tcBorders>
               <w:top w:val="single" w:sz="8" w:space="0" w:color="000000"/>
               <w:left w:val="single" w:sz="8" w:space="0" w:color="000000"/>
@@ -9972,18 +10168,18 @@
         </w:tc>
         <w:tc>
           <w:tcPr>
-            <w:tcW w:w="3913" w:type="dxa"/>
-            <w:tcBorders>
-              <w:top w:val="single" w:sz="8" w:space="0" w:color="000000"/>
-              <w:left w:val="single" w:sz="8" w:space="0" w:color="000000"/>
-              <w:bottom w:val="single" w:sz="8" w:space="0" w:color="000000"/>
-              <w:right w:val="single" w:sz="8" w:space="0" w:color="000000"/>
-            </w:tcBorders>
-            <w:vAlign w:val="center"/>
-          </w:tcPr>
-          <w:p>
-            <w:pPr>
-              <w:jc w:val="both"/>
+            <w:tcW w:w="2835" w:type="dxa"/>
+            <w:tcBorders>
+              <w:top w:val="single" w:sz="8" w:space="0" w:color="000000"/>
+              <w:left w:val="single" w:sz="8" w:space="0" w:color="000000"/>
+              <w:bottom w:val="single" w:sz="8" w:space="0" w:color="000000"/>
+              <w:right w:val="single" w:sz="8" w:space="0" w:color="000000"/>
+            </w:tcBorders>
+            <w:vAlign w:val="center"/>
+          </w:tcPr>
+          <w:p>
+            <w:pPr>
+              <w:jc w:val="left"/>
               <w:rPr>
                 <w:sz w:val="24"/>
                 <w:szCs w:val="24"/>
@@ -10002,39 +10198,40 @@
       </w:tr>
       <w:tr>
         <w:trPr>
+          <w:cantSplit/>
           <w:jc w:val="center"/>
         </w:trPr>
         <w:tc>
           <w:tcPr>
-            <w:tcW w:w="3367" w:type="dxa"/>
-            <w:tcBorders>
-              <w:top w:val="single" w:sz="8" w:space="0" w:color="000000"/>
-              <w:left w:val="single" w:sz="8" w:space="0" w:color="000000"/>
-              <w:bottom w:val="single" w:sz="8" w:space="0" w:color="000000"/>
-              <w:right w:val="single" w:sz="8" w:space="0" w:color="000000"/>
-            </w:tcBorders>
-            <w:vAlign w:val="center"/>
-          </w:tcPr>
-          <w:p>
-            <w:pPr>
-              <w:rPr>
-                <w:sz w:val="24"/>
-                <w:szCs w:val="24"/>
-              </w:rPr>
-            </w:pPr>
-            <w:r>
-              <w:rPr>
-                <w:b w:val="0"/>
-                <w:sz w:val="24"/>
-                <w:szCs w:val="24"/>
-              </w:rPr>
-              <w:t>4. Catat hasil tabletop exercise keamanan menurut SNX-ISMS-SOP-01 sebagai laporan uji.</w:t>
-            </w:r>
-          </w:p>
-        </w:tc>
-        <w:tc>
-          <w:tcPr>
-            <w:tcW w:w="2248" w:type="dxa"/>
+            <w:tcW w:w="4309" w:type="dxa"/>
+            <w:tcBorders>
+              <w:top w:val="single" w:sz="8" w:space="0" w:color="000000"/>
+              <w:left w:val="single" w:sz="8" w:space="0" w:color="000000"/>
+              <w:bottom w:val="single" w:sz="8" w:space="0" w:color="000000"/>
+              <w:right w:val="single" w:sz="8" w:space="0" w:color="000000"/>
+            </w:tcBorders>
+            <w:vAlign w:val="center"/>
+          </w:tcPr>
+          <w:p>
+            <w:pPr>
+              <w:rPr>
+                <w:sz w:val="24"/>
+                <w:szCs w:val="24"/>
+              </w:rPr>
+            </w:pPr>
+            <w:r>
+              <w:rPr>
+                <w:b w:val="0"/>
+                <w:sz w:val="24"/>
+                <w:szCs w:val="24"/>
+              </w:rPr>
+              <w:t>4. Catat hasil tabletop exercise keamanan (SNX-ISMS-SOP-01) sebagai laporan uji.</w:t>
+            </w:r>
+          </w:p>
+        </w:tc>
+        <w:tc>
+          <w:tcPr>
+            <w:tcW w:w="1927" w:type="dxa"/>
             <w:tcBorders>
               <w:top w:val="single" w:sz="8" w:space="0" w:color="000000"/>
               <w:left w:val="single" w:sz="8" w:space="0" w:color="000000"/>
@@ -10062,18 +10259,18 @@
         </w:tc>
         <w:tc>
           <w:tcPr>
-            <w:tcW w:w="3913" w:type="dxa"/>
-            <w:tcBorders>
-              <w:top w:val="single" w:sz="8" w:space="0" w:color="000000"/>
-              <w:left w:val="single" w:sz="8" w:space="0" w:color="000000"/>
-              <w:bottom w:val="single" w:sz="8" w:space="0" w:color="000000"/>
-              <w:right w:val="single" w:sz="8" w:space="0" w:color="000000"/>
-            </w:tcBorders>
-            <w:vAlign w:val="center"/>
-          </w:tcPr>
-          <w:p>
-            <w:pPr>
-              <w:jc w:val="both"/>
+            <w:tcW w:w="2835" w:type="dxa"/>
+            <w:tcBorders>
+              <w:top w:val="single" w:sz="8" w:space="0" w:color="000000"/>
+              <w:left w:val="single" w:sz="8" w:space="0" w:color="000000"/>
+              <w:bottom w:val="single" w:sz="8" w:space="0" w:color="000000"/>
+              <w:right w:val="single" w:sz="8" w:space="0" w:color="000000"/>
+            </w:tcBorders>
+            <w:vAlign w:val="center"/>
+          </w:tcPr>
+          <w:p>
+            <w:pPr>
+              <w:jc w:val="left"/>
               <w:rPr>
                 <w:sz w:val="24"/>
                 <w:szCs w:val="24"/>
@@ -10092,11 +10289,12 @@
       </w:tr>
       <w:tr>
         <w:trPr>
+          <w:cantSplit/>
           <w:jc w:val="center"/>
         </w:trPr>
         <w:tc>
           <w:tcPr>
-            <w:tcW w:w="3367" w:type="dxa"/>
+            <w:tcW w:w="4309" w:type="dxa"/>
             <w:tcBorders>
               <w:top w:val="single" w:sz="8" w:space="0" w:color="000000"/>
               <w:left w:val="single" w:sz="8" w:space="0" w:color="000000"/>
@@ -10124,7 +10322,7 @@
         </w:tc>
         <w:tc>
           <w:tcPr>
-            <w:tcW w:w="2248" w:type="dxa"/>
+            <w:tcW w:w="1927" w:type="dxa"/>
             <w:tcBorders>
               <w:top w:val="single" w:sz="8" w:space="0" w:color="000000"/>
               <w:left w:val="single" w:sz="8" w:space="0" w:color="000000"/>
@@ -10152,18 +10350,18 @@
         </w:tc>
         <w:tc>
           <w:tcPr>
-            <w:tcW w:w="3913" w:type="dxa"/>
-            <w:tcBorders>
-              <w:top w:val="single" w:sz="8" w:space="0" w:color="000000"/>
-              <w:left w:val="single" w:sz="8" w:space="0" w:color="000000"/>
-              <w:bottom w:val="single" w:sz="8" w:space="0" w:color="000000"/>
-              <w:right w:val="single" w:sz="8" w:space="0" w:color="000000"/>
-            </w:tcBorders>
-            <w:vAlign w:val="center"/>
-          </w:tcPr>
-          <w:p>
-            <w:pPr>
-              <w:jc w:val="both"/>
+            <w:tcW w:w="2835" w:type="dxa"/>
+            <w:tcBorders>
+              <w:top w:val="single" w:sz="8" w:space="0" w:color="000000"/>
+              <w:left w:val="single" w:sz="8" w:space="0" w:color="000000"/>
+              <w:bottom w:val="single" w:sz="8" w:space="0" w:color="000000"/>
+              <w:right w:val="single" w:sz="8" w:space="0" w:color="000000"/>
+            </w:tcBorders>
+            <w:vAlign w:val="center"/>
+          </w:tcPr>
+          <w:p>
+            <w:pPr>
+              <w:jc w:val="left"/>
               <w:rPr>
                 <w:sz w:val="24"/>
                 <w:szCs w:val="24"/>
@@ -10182,11 +10380,12 @@
       </w:tr>
       <w:tr>
         <w:trPr>
+          <w:cantSplit/>
           <w:jc w:val="center"/>
         </w:trPr>
         <w:tc>
           <w:tcPr>
-            <w:tcW w:w="3367" w:type="dxa"/>
+            <w:tcW w:w="4309" w:type="dxa"/>
             <w:tcBorders>
               <w:top w:val="single" w:sz="8" w:space="0" w:color="000000"/>
               <w:left w:val="single" w:sz="8" w:space="0" w:color="000000"/>
@@ -10214,7 +10413,7 @@
         </w:tc>
         <w:tc>
           <w:tcPr>
-            <w:tcW w:w="2248" w:type="dxa"/>
+            <w:tcW w:w="1927" w:type="dxa"/>
             <w:tcBorders>
               <w:top w:val="single" w:sz="8" w:space="0" w:color="000000"/>
               <w:left w:val="single" w:sz="8" w:space="0" w:color="000000"/>
@@ -10242,18 +10441,18 @@
         </w:tc>
         <w:tc>
           <w:tcPr>
-            <w:tcW w:w="3913" w:type="dxa"/>
-            <w:tcBorders>
-              <w:top w:val="single" w:sz="8" w:space="0" w:color="000000"/>
-              <w:left w:val="single" w:sz="8" w:space="0" w:color="000000"/>
-              <w:bottom w:val="single" w:sz="8" w:space="0" w:color="000000"/>
-              <w:right w:val="single" w:sz="8" w:space="0" w:color="000000"/>
-            </w:tcBorders>
-            <w:vAlign w:val="center"/>
-          </w:tcPr>
-          <w:p>
-            <w:pPr>
-              <w:jc w:val="both"/>
+            <w:tcW w:w="2835" w:type="dxa"/>
+            <w:tcBorders>
+              <w:top w:val="single" w:sz="8" w:space="0" w:color="000000"/>
+              <w:left w:val="single" w:sz="8" w:space="0" w:color="000000"/>
+              <w:bottom w:val="single" w:sz="8" w:space="0" w:color="000000"/>
+              <w:right w:val="single" w:sz="8" w:space="0" w:color="000000"/>
+            </w:tcBorders>
+            <w:vAlign w:val="center"/>
+          </w:tcPr>
+          <w:p>
+            <w:pPr>
+              <w:jc w:val="left"/>
               <w:rPr>
                 <w:sz w:val="24"/>
                 <w:szCs w:val="24"/>
@@ -10272,11 +10471,12 @@
       </w:tr>
       <w:tr>
         <w:trPr>
+          <w:cantSplit/>
           <w:jc w:val="center"/>
         </w:trPr>
         <w:tc>
           <w:tcPr>
-            <w:tcW w:w="3367" w:type="dxa"/>
+            <w:tcW w:w="4309" w:type="dxa"/>
             <w:tcBorders>
               <w:top w:val="single" w:sz="8" w:space="0" w:color="000000"/>
               <w:left w:val="single" w:sz="8" w:space="0" w:color="000000"/>
@@ -10304,7 +10504,7 @@
         </w:tc>
         <w:tc>
           <w:tcPr>
-            <w:tcW w:w="2248" w:type="dxa"/>
+            <w:tcW w:w="1927" w:type="dxa"/>
             <w:tcBorders>
               <w:top w:val="single" w:sz="8" w:space="0" w:color="000000"/>
               <w:left w:val="single" w:sz="8" w:space="0" w:color="000000"/>
@@ -10332,18 +10532,18 @@
         </w:tc>
         <w:tc>
           <w:tcPr>
-            <w:tcW w:w="3913" w:type="dxa"/>
-            <w:tcBorders>
-              <w:top w:val="single" w:sz="8" w:space="0" w:color="000000"/>
-              <w:left w:val="single" w:sz="8" w:space="0" w:color="000000"/>
-              <w:bottom w:val="single" w:sz="8" w:space="0" w:color="000000"/>
-              <w:right w:val="single" w:sz="8" w:space="0" w:color="000000"/>
-            </w:tcBorders>
-            <w:vAlign w:val="center"/>
-          </w:tcPr>
-          <w:p>
-            <w:pPr>
-              <w:jc w:val="both"/>
+            <w:tcW w:w="2835" w:type="dxa"/>
+            <w:tcBorders>
+              <w:top w:val="single" w:sz="8" w:space="0" w:color="000000"/>
+              <w:left w:val="single" w:sz="8" w:space="0" w:color="000000"/>
+              <w:bottom w:val="single" w:sz="8" w:space="0" w:color="000000"/>
+              <w:right w:val="single" w:sz="8" w:space="0" w:color="000000"/>
+            </w:tcBorders>
+            <w:vAlign w:val="center"/>
+          </w:tcPr>
+          <w:p>
+            <w:pPr>
+              <w:jc w:val="left"/>
               <w:rPr>
                 <w:sz w:val="24"/>
                 <w:szCs w:val="24"/>
@@ -10362,11 +10562,12 @@
       </w:tr>
       <w:tr>
         <w:trPr>
+          <w:cantSplit/>
           <w:jc w:val="center"/>
         </w:trPr>
         <w:tc>
           <w:tcPr>
-            <w:tcW w:w="3367" w:type="dxa"/>
+            <w:tcW w:w="4309" w:type="dxa"/>
             <w:tcBorders>
               <w:top w:val="single" w:sz="8" w:space="0" w:color="000000"/>
               <w:left w:val="single" w:sz="8" w:space="0" w:color="000000"/>
@@ -10394,7 +10595,7 @@
         </w:tc>
         <w:tc>
           <w:tcPr>
-            <w:tcW w:w="2248" w:type="dxa"/>
+            <w:tcW w:w="1927" w:type="dxa"/>
             <w:tcBorders>
               <w:top w:val="single" w:sz="8" w:space="0" w:color="000000"/>
               <w:left w:val="single" w:sz="8" w:space="0" w:color="000000"/>
@@ -10422,18 +10623,18 @@
         </w:tc>
         <w:tc>
           <w:tcPr>
-            <w:tcW w:w="3913" w:type="dxa"/>
-            <w:tcBorders>
-              <w:top w:val="single" w:sz="8" w:space="0" w:color="000000"/>
-              <w:left w:val="single" w:sz="8" w:space="0" w:color="000000"/>
-              <w:bottom w:val="single" w:sz="8" w:space="0" w:color="000000"/>
-              <w:right w:val="single" w:sz="8" w:space="0" w:color="000000"/>
-            </w:tcBorders>
-            <w:vAlign w:val="center"/>
-          </w:tcPr>
-          <w:p>
-            <w:pPr>
-              <w:jc w:val="both"/>
+            <w:tcW w:w="2835" w:type="dxa"/>
+            <w:tcBorders>
+              <w:top w:val="single" w:sz="8" w:space="0" w:color="000000"/>
+              <w:left w:val="single" w:sz="8" w:space="0" w:color="000000"/>
+              <w:bottom w:val="single" w:sz="8" w:space="0" w:color="000000"/>
+              <w:right w:val="single" w:sz="8" w:space="0" w:color="000000"/>
+            </w:tcBorders>
+            <w:vAlign w:val="center"/>
+          </w:tcPr>
+          <w:p>
+            <w:pPr>
+              <w:jc w:val="left"/>
               <w:rPr>
                 <w:sz w:val="24"/>
                 <w:szCs w:val="24"/>
@@ -10452,11 +10653,12 @@
       </w:tr>
       <w:tr>
         <w:trPr>
+          <w:cantSplit/>
           <w:jc w:val="center"/>
         </w:trPr>
         <w:tc>
           <w:tcPr>
-            <w:tcW w:w="3367" w:type="dxa"/>
+            <w:tcW w:w="4309" w:type="dxa"/>
             <w:tcBorders>
               <w:top w:val="single" w:sz="8" w:space="0" w:color="000000"/>
               <w:left w:val="single" w:sz="8" w:space="0" w:color="000000"/>
@@ -10484,7 +10686,7 @@
         </w:tc>
         <w:tc>
           <w:tcPr>
-            <w:tcW w:w="2248" w:type="dxa"/>
+            <w:tcW w:w="1927" w:type="dxa"/>
             <w:tcBorders>
               <w:top w:val="single" w:sz="8" w:space="0" w:color="000000"/>
               <w:left w:val="single" w:sz="8" w:space="0" w:color="000000"/>
@@ -10512,18 +10714,18 @@
         </w:tc>
         <w:tc>
           <w:tcPr>
-            <w:tcW w:w="3913" w:type="dxa"/>
-            <w:tcBorders>
-              <w:top w:val="single" w:sz="8" w:space="0" w:color="000000"/>
-              <w:left w:val="single" w:sz="8" w:space="0" w:color="000000"/>
-              <w:bottom w:val="single" w:sz="8" w:space="0" w:color="000000"/>
-              <w:right w:val="single" w:sz="8" w:space="0" w:color="000000"/>
-            </w:tcBorders>
-            <w:vAlign w:val="center"/>
-          </w:tcPr>
-          <w:p>
-            <w:pPr>
-              <w:jc w:val="both"/>
+            <w:tcW w:w="2835" w:type="dxa"/>
+            <w:tcBorders>
+              <w:top w:val="single" w:sz="8" w:space="0" w:color="000000"/>
+              <w:left w:val="single" w:sz="8" w:space="0" w:color="000000"/>
+              <w:bottom w:val="single" w:sz="8" w:space="0" w:color="000000"/>
+              <w:right w:val="single" w:sz="8" w:space="0" w:color="000000"/>
+            </w:tcBorders>
+            <w:vAlign w:val="center"/>
+          </w:tcPr>
+          <w:p>
+            <w:pPr>
+              <w:jc w:val="left"/>
               <w:rPr>
                 <w:sz w:val="24"/>
                 <w:szCs w:val="24"/>
@@ -10542,39 +10744,40 @@
       </w:tr>
       <w:tr>
         <w:trPr>
+          <w:cantSplit/>
           <w:jc w:val="center"/>
         </w:trPr>
         <w:tc>
           <w:tcPr>
-            <w:tcW w:w="3367" w:type="dxa"/>
-            <w:tcBorders>
-              <w:top w:val="single" w:sz="8" w:space="0" w:color="000000"/>
-              <w:left w:val="single" w:sz="8" w:space="0" w:color="000000"/>
-              <w:bottom w:val="single" w:sz="8" w:space="0" w:color="000000"/>
-              <w:right w:val="single" w:sz="8" w:space="0" w:color="000000"/>
-            </w:tcBorders>
-            <w:vAlign w:val="center"/>
-          </w:tcPr>
-          <w:p>
-            <w:pPr>
-              <w:rPr>
-                <w:sz w:val="24"/>
-                <w:szCs w:val="24"/>
-              </w:rPr>
-            </w:pPr>
-            <w:r>
-              <w:rPr>
-                <w:b w:val="0"/>
-                <w:sz w:val="24"/>
-                <w:szCs w:val="24"/>
-              </w:rPr>
-              <w:t>10. Tetapkan pemilik dan tenggat untuk tiap tindakan perbaikan dari temuan uji.</w:t>
-            </w:r>
-          </w:p>
-        </w:tc>
-        <w:tc>
-          <w:tcPr>
-            <w:tcW w:w="2248" w:type="dxa"/>
+            <w:tcW w:w="4309" w:type="dxa"/>
+            <w:tcBorders>
+              <w:top w:val="single" w:sz="8" w:space="0" w:color="000000"/>
+              <w:left w:val="single" w:sz="8" w:space="0" w:color="000000"/>
+              <w:bottom w:val="single" w:sz="8" w:space="0" w:color="000000"/>
+              <w:right w:val="single" w:sz="8" w:space="0" w:color="000000"/>
+            </w:tcBorders>
+            <w:vAlign w:val="center"/>
+          </w:tcPr>
+          <w:p>
+            <w:pPr>
+              <w:rPr>
+                <w:sz w:val="24"/>
+                <w:szCs w:val="24"/>
+              </w:rPr>
+            </w:pPr>
+            <w:r>
+              <w:rPr>
+                <w:b w:val="0"/>
+                <w:sz w:val="24"/>
+                <w:szCs w:val="24"/>
+              </w:rPr>
+              <w:t>10. Tetapkan pemilik dan tenggat untuk setiap tindakan perbaikan dari temuan uji.</w:t>
+            </w:r>
+          </w:p>
+        </w:tc>
+        <w:tc>
+          <w:tcPr>
+            <w:tcW w:w="1927" w:type="dxa"/>
             <w:tcBorders>
               <w:top w:val="single" w:sz="8" w:space="0" w:color="000000"/>
               <w:left w:val="single" w:sz="8" w:space="0" w:color="000000"/>
@@ -10602,18 +10805,18 @@
         </w:tc>
         <w:tc>
           <w:tcPr>
-            <w:tcW w:w="3913" w:type="dxa"/>
-            <w:tcBorders>
-              <w:top w:val="single" w:sz="8" w:space="0" w:color="000000"/>
-              <w:left w:val="single" w:sz="8" w:space="0" w:color="000000"/>
-              <w:bottom w:val="single" w:sz="8" w:space="0" w:color="000000"/>
-              <w:right w:val="single" w:sz="8" w:space="0" w:color="000000"/>
-            </w:tcBorders>
-            <w:vAlign w:val="center"/>
-          </w:tcPr>
-          <w:p>
-            <w:pPr>
-              <w:jc w:val="both"/>
+            <w:tcW w:w="2835" w:type="dxa"/>
+            <w:tcBorders>
+              <w:top w:val="single" w:sz="8" w:space="0" w:color="000000"/>
+              <w:left w:val="single" w:sz="8" w:space="0" w:color="000000"/>
+              <w:bottom w:val="single" w:sz="8" w:space="0" w:color="000000"/>
+              <w:right w:val="single" w:sz="8" w:space="0" w:color="000000"/>
+            </w:tcBorders>
+            <w:vAlign w:val="center"/>
+          </w:tcPr>
+          <w:p>
+            <w:pPr>
+              <w:jc w:val="left"/>
               <w:rPr>
                 <w:sz w:val="24"/>
                 <w:szCs w:val="24"/>
@@ -10632,11 +10835,12 @@
       </w:tr>
       <w:tr>
         <w:trPr>
+          <w:cantSplit/>
           <w:jc w:val="center"/>
         </w:trPr>
         <w:tc>
           <w:tcPr>
-            <w:tcW w:w="3367" w:type="dxa"/>
+            <w:tcW w:w="4309" w:type="dxa"/>
             <w:tcBorders>
               <w:top w:val="single" w:sz="8" w:space="0" w:color="000000"/>
               <w:left w:val="single" w:sz="8" w:space="0" w:color="000000"/>
@@ -10664,7 +10868,7 @@
         </w:tc>
         <w:tc>
           <w:tcPr>
-            <w:tcW w:w="2248" w:type="dxa"/>
+            <w:tcW w:w="1927" w:type="dxa"/>
             <w:tcBorders>
               <w:top w:val="single" w:sz="8" w:space="0" w:color="000000"/>
               <w:left w:val="single" w:sz="8" w:space="0" w:color="000000"/>
@@ -10692,30 +10896,30 @@
         </w:tc>
         <w:tc>
           <w:tcPr>
-            <w:tcW w:w="3913" w:type="dxa"/>
-            <w:tcBorders>
-              <w:top w:val="single" w:sz="8" w:space="0" w:color="000000"/>
-              <w:left w:val="single" w:sz="8" w:space="0" w:color="000000"/>
-              <w:bottom w:val="single" w:sz="8" w:space="0" w:color="000000"/>
-              <w:right w:val="single" w:sz="8" w:space="0" w:color="000000"/>
-            </w:tcBorders>
-            <w:vAlign w:val="center"/>
-          </w:tcPr>
-          <w:p>
-            <w:pPr>
-              <w:jc w:val="both"/>
-              <w:rPr>
-                <w:sz w:val="24"/>
-                <w:szCs w:val="24"/>
-              </w:rPr>
-            </w:pPr>
-            <w:r>
-              <w:rPr>
-                <w:b w:val="0"/>
-                <w:sz w:val="24"/>
-                <w:szCs w:val="24"/>
-              </w:rPr>
-              <w:t>Revisi rencana bila diperlukan</w:t>
+            <w:tcW w:w="2835" w:type="dxa"/>
+            <w:tcBorders>
+              <w:top w:val="single" w:sz="8" w:space="0" w:color="000000"/>
+              <w:left w:val="single" w:sz="8" w:space="0" w:color="000000"/>
+              <w:bottom w:val="single" w:sz="8" w:space="0" w:color="000000"/>
+              <w:right w:val="single" w:sz="8" w:space="0" w:color="000000"/>
+            </w:tcBorders>
+            <w:vAlign w:val="center"/>
+          </w:tcPr>
+          <w:p>
+            <w:pPr>
+              <w:jc w:val="left"/>
+              <w:rPr>
+                <w:sz w:val="24"/>
+                <w:szCs w:val="24"/>
+              </w:rPr>
+            </w:pPr>
+            <w:r>
+              <w:rPr>
+                <w:b w:val="0"/>
+                <w:sz w:val="24"/>
+                <w:szCs w:val="24"/>
+              </w:rPr>
+              <w:t>Revisi rencana jika diperlukan</w:t>
             </w:r>
           </w:p>
         </w:tc>
@@ -10876,6 +11080,7 @@
     <w:p>
       <w:pPr>
         <w:pStyle w:val="Heading1"/>
+        <w:keepNext/>
         <w:numPr>
           <w:ilvl w:val="0"/>
           <w:numId w:val="7"/>
@@ -10904,6 +11109,8 @@
       </w:tblGrid>
       <w:tr>
         <w:trPr>
+          <w:cantSplit/>
+          <w:tblHeader/>
           <w:jc w:val="center"/>
         </w:trPr>
         <w:tc>
@@ -10919,6 +11126,7 @@
           </w:tcPr>
           <w:p>
             <w:pPr>
+              <w:keepNext/>
               <w:jc w:val="center"/>
               <w:rPr>
                 <w:sz w:val="24"/>
@@ -10949,6 +11157,7 @@
           </w:tcPr>
           <w:p>
             <w:pPr>
+              <w:keepNext/>
               <w:jc w:val="center"/>
               <w:rPr>
                 <w:sz w:val="24"/>
@@ -10979,6 +11188,7 @@
           </w:tcPr>
           <w:p>
             <w:pPr>
+              <w:keepNext/>
               <w:jc w:val="center"/>
               <w:rPr>
                 <w:sz w:val="24"/>
@@ -10999,6 +11209,7 @@
       </w:tr>
       <w:tr>
         <w:trPr>
+          <w:cantSplit/>
           <w:jc w:val="center"/>
         </w:trPr>
         <w:tc>
@@ -11070,7 +11281,7 @@
           </w:tcPr>
           <w:p>
             <w:pPr>
-              <w:jc w:val="both"/>
+              <w:jc w:val="left"/>
               <w:rPr>
                 <w:sz w:val="24"/>
                 <w:szCs w:val="24"/>
@@ -11089,6 +11300,7 @@
       </w:tr>
       <w:tr>
         <w:trPr>
+          <w:cantSplit/>
           <w:jc w:val="center"/>
         </w:trPr>
         <w:tc>
@@ -11160,7 +11372,7 @@
           </w:tcPr>
           <w:p>
             <w:pPr>
-              <w:jc w:val="both"/>
+              <w:jc w:val="left"/>
               <w:rPr>
                 <w:sz w:val="24"/>
                 <w:szCs w:val="24"/>
@@ -11179,6 +11391,7 @@
       </w:tr>
       <w:tr>
         <w:trPr>
+          <w:cantSplit/>
           <w:jc w:val="center"/>
         </w:trPr>
         <w:tc>
@@ -11250,7 +11463,7 @@
           </w:tcPr>
           <w:p>
             <w:pPr>
-              <w:jc w:val="both"/>
+              <w:jc w:val="left"/>
               <w:rPr>
                 <w:sz w:val="24"/>
                 <w:szCs w:val="24"/>
@@ -11269,6 +11482,7 @@
       </w:tr>
       <w:tr>
         <w:trPr>
+          <w:cantSplit/>
           <w:jc w:val="center"/>
         </w:trPr>
         <w:tc>
@@ -11340,7 +11554,7 @@
           </w:tcPr>
           <w:p>
             <w:pPr>
-              <w:jc w:val="both"/>
+              <w:jc w:val="left"/>
               <w:rPr>
                 <w:sz w:val="24"/>
                 <w:szCs w:val="24"/>
@@ -11359,6 +11573,7 @@
       </w:tr>
       <w:tr>
         <w:trPr>
+          <w:cantSplit/>
           <w:jc w:val="center"/>
         </w:trPr>
         <w:tc>
@@ -11385,7 +11600,7 @@
                 <w:sz w:val="24"/>
                 <w:szCs w:val="24"/>
               </w:rPr>
-              <w:t>Uji restore atas sampel data pelanggan berlayanan backup</w:t>
+              <w:t>Uji restore atas sampel data pelanggan yang memakai layanan backup</w:t>
             </w:r>
           </w:p>
         </w:tc>
@@ -11430,7 +11645,7 @@
           </w:tcPr>
           <w:p>
             <w:pPr>
-              <w:jc w:val="both"/>
+              <w:jc w:val="left"/>
               <w:rPr>
                 <w:sz w:val="24"/>
                 <w:szCs w:val="24"/>
@@ -11449,6 +11664,7 @@
       </w:tr>
       <w:tr>
         <w:trPr>
+          <w:cantSplit/>
           <w:jc w:val="center"/>
         </w:trPr>
         <w:tc>
@@ -11520,7 +11736,7 @@
           </w:tcPr>
           <w:p>
             <w:pPr>
-              <w:jc w:val="both"/>
+              <w:jc w:val="left"/>
               <w:rPr>
                 <w:sz w:val="24"/>
                 <w:szCs w:val="24"/>
@@ -11539,6 +11755,7 @@
       </w:tr>
       <w:tr>
         <w:trPr>
+          <w:cantSplit/>
           <w:jc w:val="center"/>
         </w:trPr>
         <w:tc>
@@ -11610,7 +11827,7 @@
           </w:tcPr>
           <w:p>
             <w:pPr>
-              <w:jc w:val="both"/>
+              <w:jc w:val="left"/>
               <w:rPr>
                 <w:sz w:val="24"/>
                 <w:szCs w:val="24"/>
@@ -11629,6 +11846,7 @@
       </w:tr>
       <w:tr>
         <w:trPr>
+          <w:cantSplit/>
           <w:jc w:val="center"/>
         </w:trPr>
         <w:tc>
@@ -11700,7 +11918,7 @@
           </w:tcPr>
           <w:p>
             <w:pPr>
-              <w:jc w:val="both"/>
+              <w:jc w:val="left"/>
               <w:rPr>
                 <w:sz w:val="24"/>
                 <w:szCs w:val="24"/>
@@ -11719,6 +11937,7 @@
       </w:tr>
       <w:tr>
         <w:trPr>
+          <w:cantSplit/>
           <w:jc w:val="center"/>
         </w:trPr>
         <w:tc>
@@ -11790,7 +12009,7 @@
           </w:tcPr>
           <w:p>
             <w:pPr>
-              <w:jc w:val="both"/>
+              <w:jc w:val="left"/>
               <w:rPr>
                 <w:sz w:val="24"/>
                 <w:szCs w:val="24"/>
@@ -11809,6 +12028,7 @@
       </w:tr>
       <w:tr>
         <w:trPr>
+          <w:cantSplit/>
           <w:jc w:val="center"/>
         </w:trPr>
         <w:tc>
@@ -11880,7 +12100,7 @@
           </w:tcPr>
           <w:p>
             <w:pPr>
-              <w:jc w:val="both"/>
+              <w:jc w:val="left"/>
               <w:rPr>
                 <w:sz w:val="24"/>
                 <w:szCs w:val="24"/>
@@ -11899,6 +12119,7 @@
       </w:tr>
       <w:tr>
         <w:trPr>
+          <w:cantSplit/>
           <w:jc w:val="center"/>
         </w:trPr>
         <w:tc>
@@ -11925,7 +12146,7 @@
                 <w:sz w:val="24"/>
                 <w:szCs w:val="24"/>
               </w:rPr>
-              <w:t>Tinjauan daftar kontak darurat</w:t>
+              <w:t>Review (tinjauan) daftar kontak darurat</w:t>
             </w:r>
           </w:p>
         </w:tc>
@@ -11970,7 +12191,7 @@
           </w:tcPr>
           <w:p>
             <w:pPr>
-              <w:jc w:val="both"/>
+              <w:jc w:val="left"/>
               <w:rPr>
                 <w:sz w:val="24"/>
                 <w:szCs w:val="24"/>
@@ -11989,6 +12210,7 @@
       </w:tr>
       <w:tr>
         <w:trPr>
+          <w:cantSplit/>
           <w:jc w:val="center"/>
         </w:trPr>
         <w:tc>
@@ -12015,7 +12237,7 @@
                 <w:sz w:val="24"/>
                 <w:szCs w:val="24"/>
               </w:rPr>
-              <w:t>Peninjauan rencana</w:t>
+              <w:t>Review rencana</w:t>
             </w:r>
           </w:p>
         </w:tc>
@@ -12060,7 +12282,7 @@
           </w:tcPr>
           <w:p>
             <w:pPr>
-              <w:jc w:val="both"/>
+              <w:jc w:val="left"/>
               <w:rPr>
                 <w:sz w:val="24"/>
                 <w:szCs w:val="24"/>
@@ -12089,6 +12311,7 @@
     <w:p>
       <w:pPr>
         <w:pStyle w:val="Heading1"/>
+        <w:keepNext/>
         <w:numPr>
           <w:ilvl w:val="0"/>
           <w:numId w:val="7"/>
@@ -12121,6 +12344,10 @@
         <w:gridCol w:w="6765"/>
       </w:tblGrid>
       <w:tr>
+        <w:trPr>
+          <w:cantSplit/>
+          <w:tblHeader/>
+        </w:trPr>
         <w:tc>
           <w:tcPr>
             <w:tcW w:w="2745" w:type="dxa"/>
@@ -12133,6 +12360,7 @@
           </w:tcPr>
           <w:p>
             <w:pPr>
+              <w:keepNext/>
               <w:spacing w:after="120" w:line="252" w:lineRule="auto"/>
               <w:rPr>
                 <w:sz w:val="24"/>
@@ -12161,8 +12389,9 @@
           </w:tcPr>
           <w:p>
             <w:pPr>
+              <w:keepNext/>
               <w:spacing w:after="120" w:line="252" w:lineRule="auto"/>
-              <w:jc w:val="both"/>
+              <w:jc w:val="left"/>
               <w:rPr>
                 <w:sz w:val="24"/>
                 <w:szCs w:val="24"/>
@@ -12180,6 +12409,9 @@
         </w:tc>
       </w:tr>
       <w:tr>
+        <w:trPr>
+          <w:cantSplit/>
+        </w:trPr>
         <w:tc>
           <w:tcPr>
             <w:tcW w:w="2745" w:type="dxa"/>
@@ -12221,24 +12453,27 @@
           <w:p>
             <w:pPr>
               <w:spacing w:after="120" w:line="252" w:lineRule="auto"/>
-              <w:jc w:val="both"/>
-              <w:rPr>
-                <w:sz w:val="24"/>
-                <w:szCs w:val="24"/>
-              </w:rPr>
-            </w:pPr>
-            <w:r>
-              <w:rPr>
-                <w:b w:val="0"/>
-                <w:sz w:val="24"/>
-                <w:szCs w:val="24"/>
-              </w:rPr>
-              <w:t>Recovery Lead mengeskalasi ke penyedia sesuai matriks eskalasi di SNX-OPS-SOP-04, dan Service Delivery Manager mengabari pelanggan menurut butir 6.3. Recovery Lead memimpin pemindahan VM kritis bila kapasitas alternatif tersedia, lalu pemulihan dari backup menurut butir 6.2.</w:t>
+              <w:jc w:val="left"/>
+              <w:rPr>
+                <w:sz w:val="24"/>
+                <w:szCs w:val="24"/>
+              </w:rPr>
+            </w:pPr>
+            <w:r>
+              <w:rPr>
+                <w:b w:val="0"/>
+                <w:sz w:val="24"/>
+                <w:szCs w:val="24"/>
+              </w:rPr>
+              <w:t>Recovery Lead mengeskalasi ke penyedia sesuai matriks eskalasi di SNX-OPS-SOP-04, memimpin pemindahan VM kritis jika kapasitas alternatif tersedia, lalu memulihkan dari backup sesuai butir 6.2. Service Delivery Manager mengabari pelanggan sesuai butir 6.3.</w:t>
             </w:r>
           </w:p>
         </w:tc>
       </w:tr>
       <w:tr>
+        <w:trPr>
+          <w:cantSplit/>
+        </w:trPr>
         <w:tc>
           <w:tcPr>
             <w:tcW w:w="2745" w:type="dxa"/>
@@ -12280,24 +12515,27 @@
           <w:p>
             <w:pPr>
               <w:spacing w:after="120" w:line="252" w:lineRule="auto"/>
-              <w:jc w:val="both"/>
-              <w:rPr>
-                <w:sz w:val="24"/>
-                <w:szCs w:val="24"/>
-              </w:rPr>
-            </w:pPr>
-            <w:r>
-              <w:rPr>
-                <w:b w:val="0"/>
-                <w:sz w:val="24"/>
-                <w:szCs w:val="24"/>
-              </w:rPr>
-              <w:t>Lead SOC memimpin isolasi dan forensik menurut SNX-ISMS-SOP-01. Recovery Lead memimpin pemulihan dari backup bersih menurut SNX-ISMS-SOP-03, dengan immutable copy bila platform mendukung, dan merotasi kredensial secara menyeluruh.</w:t>
+              <w:jc w:val="left"/>
+              <w:rPr>
+                <w:sz w:val="24"/>
+                <w:szCs w:val="24"/>
+              </w:rPr>
+            </w:pPr>
+            <w:r>
+              <w:rPr>
+                <w:b w:val="0"/>
+                <w:sz w:val="24"/>
+                <w:szCs w:val="24"/>
+              </w:rPr>
+              <w:t>Lead SOC memimpin isolasi dan forensik sesuai SNX-ISMS-SOP-01. Recovery Lead memimpin pemulihan dari backup bersih sesuai SNX-ISMS-SOP-03, memakai immutable copy jika platform mendukung, dan merotasi kredensial secara menyeluruh.</w:t>
             </w:r>
           </w:p>
         </w:tc>
       </w:tr>
       <w:tr>
+        <w:trPr>
+          <w:cantSplit/>
+        </w:trPr>
         <w:tc>
           <w:tcPr>
             <w:tcW w:w="2745" w:type="dxa"/>
@@ -12339,24 +12577,27 @@
           <w:p>
             <w:pPr>
               <w:spacing w:after="120" w:line="252" w:lineRule="auto"/>
-              <w:jc w:val="both"/>
-              <w:rPr>
-                <w:sz w:val="24"/>
-                <w:szCs w:val="24"/>
-              </w:rPr>
-            </w:pPr>
-            <w:r>
-              <w:rPr>
-                <w:b w:val="0"/>
-                <w:sz w:val="24"/>
-                <w:szCs w:val="24"/>
-              </w:rPr>
-              <w:t>Recovery Lead merestore layanan itu dari backup ke VM baru menurut SNX-ISMS-SOP-03 dan memakai akses break-glass selama restore. Restore password manager memakai salinan offline encryption key dari butir 6.4 langkah 5.</w:t>
+              <w:jc w:val="left"/>
+              <w:rPr>
+                <w:sz w:val="24"/>
+                <w:szCs w:val="24"/>
+              </w:rPr>
+            </w:pPr>
+            <w:r>
+              <w:rPr>
+                <w:b w:val="0"/>
+                <w:sz w:val="24"/>
+                <w:szCs w:val="24"/>
+              </w:rPr>
+              <w:t>Recovery Lead me-restore layanan itu dari backup ke VM baru sesuai SNX-ISMS-SOP-03 dan memakai akses break-glass selama restore. Restore password manager memakai salinan offline encryption key yang disimpan Lead NOC di luar password manager (USULAN).</w:t>
             </w:r>
           </w:p>
         </w:tc>
       </w:tr>
       <w:tr>
+        <w:trPr>
+          <w:cantSplit/>
+        </w:trPr>
         <w:tc>
           <w:tcPr>
             <w:tcW w:w="2745" w:type="dxa"/>
@@ -12398,24 +12639,27 @@
           <w:p>
             <w:pPr>
               <w:spacing w:after="120" w:line="252" w:lineRule="auto"/>
-              <w:jc w:val="both"/>
-              <w:rPr>
-                <w:sz w:val="24"/>
-                <w:szCs w:val="24"/>
-              </w:rPr>
-            </w:pPr>
-            <w:r>
-              <w:rPr>
-                <w:b w:val="0"/>
-                <w:sz w:val="24"/>
-                <w:szCs w:val="24"/>
-              </w:rPr>
-              <w:t>Recovery Lead mengalihkan lalu lintas sesuai konfigurasi cadangan dan memakai runbook WAF di knowledge base. Service Delivery Manager mengabari pelanggan menurut butir 6.3.</w:t>
+              <w:jc w:val="left"/>
+              <w:rPr>
+                <w:sz w:val="24"/>
+                <w:szCs w:val="24"/>
+              </w:rPr>
+            </w:pPr>
+            <w:r>
+              <w:rPr>
+                <w:b w:val="0"/>
+                <w:sz w:val="24"/>
+                <w:szCs w:val="24"/>
+              </w:rPr>
+              <w:t>Recovery Lead mengalihkan lalu lintas sesuai konfigurasi cadangan dan memakai runbook WAF di knowledge base. Service Delivery Manager mengabari pelanggan sesuai butir 6.3.</w:t>
             </w:r>
           </w:p>
         </w:tc>
       </w:tr>
       <w:tr>
+        <w:trPr>
+          <w:cantSplit/>
+        </w:trPr>
         <w:tc>
           <w:tcPr>
             <w:tcW w:w="2745" w:type="dxa"/>
@@ -12457,24 +12701,27 @@
           <w:p>
             <w:pPr>
               <w:spacing w:after="120" w:line="252" w:lineRule="auto"/>
-              <w:jc w:val="both"/>
-              <w:rPr>
-                <w:sz w:val="24"/>
-                <w:szCs w:val="24"/>
-              </w:rPr>
-            </w:pPr>
-            <w:r>
-              <w:rPr>
-                <w:b w:val="0"/>
-                <w:sz w:val="24"/>
-                <w:szCs w:val="24"/>
-              </w:rPr>
-              <w:t>Head of Operation meminta personel on-call bekerja jarak jauh dengan laptop kerja dan mengakses sistem lewat Jumphost menurut SNX-ISMS-SOP-02, serta lewat VPN. Pelaku Head of Operation berstatus (USULAN).</w:t>
+              <w:jc w:val="left"/>
+              <w:rPr>
+                <w:sz w:val="24"/>
+                <w:szCs w:val="24"/>
+              </w:rPr>
+            </w:pPr>
+            <w:r>
+              <w:rPr>
+                <w:b w:val="0"/>
+                <w:sz w:val="24"/>
+                <w:szCs w:val="24"/>
+              </w:rPr>
+              <w:t>Head of Operation meminta personel on-call bekerja jarak jauh dengan laptop kerja, mengakses sistem melalui Jumphost sesuai SNX-ISMS-SOP-02, serta melalui VPN. Head of Operation sebagai pelaku langkah ini masih menunggu keputusan (USULAN).</w:t>
             </w:r>
           </w:p>
         </w:tc>
       </w:tr>
       <w:tr>
+        <w:trPr>
+          <w:cantSplit/>
+        </w:trPr>
         <w:tc>
           <w:tcPr>
             <w:tcW w:w="2745" w:type="dxa"/>
@@ -12516,24 +12763,27 @@
           <w:p>
             <w:pPr>
               <w:spacing w:after="120" w:line="252" w:lineRule="auto"/>
-              <w:jc w:val="both"/>
-              <w:rPr>
-                <w:sz w:val="24"/>
-                <w:szCs w:val="24"/>
-              </w:rPr>
-            </w:pPr>
-            <w:r>
-              <w:rPr>
-                <w:b w:val="0"/>
-                <w:sz w:val="24"/>
-                <w:szCs w:val="24"/>
-              </w:rPr>
-              <w:t>Head of Operation memanggil cadangan terlatih dari daftar cadangan per keahlian (butir 6.4 langkah 2) dan mengatur personel on-call bergilir. Cadangan memakai runbook di knowledge base.</w:t>
+              <w:jc w:val="left"/>
+              <w:rPr>
+                <w:sz w:val="24"/>
+                <w:szCs w:val="24"/>
+              </w:rPr>
+            </w:pPr>
+            <w:r>
+              <w:rPr>
+                <w:b w:val="0"/>
+                <w:sz w:val="24"/>
+                <w:szCs w:val="24"/>
+              </w:rPr>
+              <w:t>Head of Operation memanggil cadangan terlatih dari daftar cadangan per keahlian (butir 6.4 langkah 2) dan mengatur personel on-call secara bergilir. Cadangan memakai runbook di knowledge base.</w:t>
             </w:r>
           </w:p>
         </w:tc>
       </w:tr>
       <w:tr>
+        <w:trPr>
+          <w:cantSplit/>
+        </w:trPr>
         <w:tc>
           <w:tcPr>
             <w:tcW w:w="2745" w:type="dxa"/>
@@ -12575,24 +12825,27 @@
           <w:p>
             <w:pPr>
               <w:spacing w:after="120" w:line="252" w:lineRule="auto"/>
-              <w:jc w:val="both"/>
-              <w:rPr>
-                <w:sz w:val="24"/>
-                <w:szCs w:val="24"/>
-              </w:rPr>
-            </w:pPr>
-            <w:r>
-              <w:rPr>
-                <w:b w:val="0"/>
-                <w:sz w:val="24"/>
-                <w:szCs w:val="24"/>
-              </w:rPr>
-              <w:t>Recovery Lead menghubungi supplier lewat kontak eskalasi di daftar kontak darurat dan menjalankan rencana alternatif per supplier (SNX-ISMS-FRM-03).</w:t>
+              <w:jc w:val="left"/>
+              <w:rPr>
+                <w:sz w:val="24"/>
+                <w:szCs w:val="24"/>
+              </w:rPr>
+            </w:pPr>
+            <w:r>
+              <w:rPr>
+                <w:b w:val="0"/>
+                <w:sz w:val="24"/>
+                <w:szCs w:val="24"/>
+              </w:rPr>
+              <w:t>Recovery Lead menghubungi supplier melalui kontak eskalasi di daftar kontak darurat dan menjalankan rencana alternatif per supplier (SNX-ISMS-FRM-03).</w:t>
             </w:r>
           </w:p>
         </w:tc>
       </w:tr>
       <w:tr>
+        <w:trPr>
+          <w:cantSplit/>
+        </w:trPr>
         <w:tc>
           <w:tcPr>
             <w:tcW w:w="2745" w:type="dxa"/>
@@ -12634,24 +12887,27 @@
           <w:p>
             <w:pPr>
               <w:spacing w:after="120" w:line="252" w:lineRule="auto"/>
-              <w:jc w:val="both"/>
-              <w:rPr>
-                <w:sz w:val="24"/>
-                <w:szCs w:val="24"/>
-              </w:rPr>
-            </w:pPr>
-            <w:r>
-              <w:rPr>
-                <w:b w:val="0"/>
-                <w:sz w:val="24"/>
-                <w:szCs w:val="24"/>
-              </w:rPr>
-              <w:t>Service Delivery Manager menyampaikan RTO kontrak ke Recovery Lead (USULAN), dan Recovery Lead memakai RTO kontrak itu.</w:t>
+              <w:jc w:val="left"/>
+              <w:rPr>
+                <w:sz w:val="24"/>
+                <w:szCs w:val="24"/>
+              </w:rPr>
+            </w:pPr>
+            <w:r>
+              <w:rPr>
+                <w:b w:val="0"/>
+                <w:sz w:val="24"/>
+                <w:szCs w:val="24"/>
+              </w:rPr>
+              <w:t>Service Delivery Manager menyampaikan RTO kontrak ke Recovery Lead (USULAN). Recovery Lead memakai RTO kontrak itu.</w:t>
             </w:r>
           </w:p>
         </w:tc>
       </w:tr>
       <w:tr>
+        <w:trPr>
+          <w:cantSplit/>
+        </w:trPr>
         <w:tc>
           <w:tcPr>
             <w:tcW w:w="2745" w:type="dxa"/>
@@ -12693,19 +12949,19 @@
           <w:p>
             <w:pPr>
               <w:spacing w:after="120" w:line="252" w:lineRule="auto"/>
-              <w:jc w:val="both"/>
-              <w:rPr>
-                <w:sz w:val="24"/>
-                <w:szCs w:val="24"/>
-              </w:rPr>
-            </w:pPr>
-            <w:r>
-              <w:rPr>
-                <w:b w:val="0"/>
-                <w:sz w:val="24"/>
-                <w:szCs w:val="24"/>
-              </w:rPr>
-              <w:t>Head of Operation menyetujui pelonggaran, dan Recovery Lead mencatat persetujuan serta kontrol yang dilonggarkan di parent ticket (Annex A 5.29). Tanpa persetujuan itu, kontrol keamanan tetap berlaku.</w:t>
+              <w:jc w:val="left"/>
+              <w:rPr>
+                <w:sz w:val="24"/>
+                <w:szCs w:val="24"/>
+              </w:rPr>
+            </w:pPr>
+            <w:r>
+              <w:rPr>
+                <w:b w:val="0"/>
+                <w:sz w:val="24"/>
+                <w:szCs w:val="24"/>
+              </w:rPr>
+              <w:t>Head of Operation menyetujui pelonggaran. Recovery Lead mencatat persetujuan dan kontrol yang dilonggarkan di parent ticket (Annex A 5.29). Tanpa persetujuan itu, kontrol keamanan tetap berlaku.</w:t>
             </w:r>
           </w:p>
         </w:tc>
@@ -12764,7 +13020,7 @@
           <w:sz w:val="24"/>
           <w:szCs w:val="24"/>
         </w:rPr>
-        <w:t xml:space="preserve">Kepatuhan terhadap rencana ini diperiksa lewat hasil program pengujian di butir 6.5, yang dicatat di laporan uji dan SNX-ISMS-FRM-01. Head of Operation, selaku pemilik rencana, meninjau rencana ini sesuai jadwal di bagian 8.</w:t>
+        <w:t xml:space="preserve">Kepatuhan terhadap rencana ini diperiksa dari hasil program pengujian di butir 6.5, yang dicatat di laporan uji dan SNX-ISMS-FRM-01. Head of Operation, selaku pemilik rencana, meninjau rencana ini minimal tahunan, setelah aktivasi nyata, dan setelah perubahan besar pada layanan atau supplier.</w:t>
       </w:r>
     </w:p>
     <w:p>
@@ -12816,6 +13072,7 @@
     </w:p>
     <w:p>
       <w:pPr>
+        <w:keepNext/>
         <w:pBdr>
           <w:top w:val="nil"/>
           <w:left w:val="nil"/>
@@ -12862,6 +13119,8 @@
       </w:tblGrid>
       <w:tr>
         <w:trPr>
+          <w:cantSplit/>
+          <w:tblHeader/>
           <w:jc w:val="center"/>
         </w:trPr>
         <w:tc>
@@ -12871,6 +13130,7 @@
           </w:tcPr>
           <w:p>
             <w:pPr>
+              <w:keepNext/>
               <w:jc w:val="center"/>
               <w:rPr>
                 <w:sz w:val="24"/>
@@ -12895,6 +13155,7 @@
           </w:tcPr>
           <w:p>
             <w:pPr>
+              <w:keepNext/>
               <w:jc w:val="center"/>
               <w:rPr>
                 <w:sz w:val="24"/>
@@ -12915,6 +13176,7 @@
       </w:tr>
       <w:tr>
         <w:trPr>
+          <w:cantSplit/>
           <w:jc w:val="center"/>
         </w:trPr>
         <w:tc>
@@ -12957,13 +13219,14 @@
                 <w:sz w:val="24"/>
                 <w:szCs w:val="24"/>
               </w:rPr>
-              <w:t>IS Risk Assessment Register; penilaian risiko yang menjadi dasar cakupan rencana, dan tempat mencatat celah cadangan terlatih.</w:t>
+              <w:t>IS Risk Assessment Register; dasar cakupan rencana dan tempat mencatat celah cadangan terlatih.</w:t>
             </w:r>
           </w:p>
         </w:tc>
       </w:tr>
       <w:tr>
         <w:trPr>
+          <w:cantSplit/>
           <w:jc w:val="center"/>
         </w:trPr>
         <w:tc>
@@ -13013,6 +13276,7 @@
       </w:tr>
       <w:tr>
         <w:trPr>
+          <w:cantSplit/>
           <w:jc w:val="center"/>
         </w:trPr>
         <w:tc>
@@ -13055,13 +13319,14 @@
                 <w:sz w:val="24"/>
                 <w:szCs w:val="24"/>
               </w:rPr>
-              <w:t>Information Security Incident Management; respons insiden keamanan, tabletop exercise keamanan, RCA keamanan, dan tinjauan daftar kontak.</w:t>
+              <w:t>Information Security Incident Management; respons insiden keamanan, tabletop exercise keamanan, RCA keamanan, dan review daftar kontak.</w:t>
             </w:r>
           </w:p>
         </w:tc>
       </w:tr>
       <w:tr>
         <w:trPr>
+          <w:cantSplit/>
           <w:jc w:val="center"/>
         </w:trPr>
         <w:tc>
@@ -13104,13 +13369,14 @@
                 <w:sz w:val="24"/>
                 <w:szCs w:val="24"/>
               </w:rPr>
-              <w:t>User Access Control &amp; Authorization; akses lewat Jumphost saat gangguan internet atau kantor.</w:t>
+              <w:t>User Access Control &amp; Authorization; akses melalui Jumphost saat terjadi gangguan internet atau kantor.</w:t>
             </w:r>
           </w:p>
         </w:tc>
       </w:tr>
       <w:tr>
         <w:trPr>
+          <w:cantSplit/>
           <w:jc w:val="center"/>
         </w:trPr>
         <w:tc>
@@ -13160,6 +13426,7 @@
       </w:tr>
       <w:tr>
         <w:trPr>
+          <w:cantSplit/>
           <w:jc w:val="center"/>
         </w:trPr>
         <w:tc>
@@ -13209,6 +13476,7 @@
       </w:tr>
       <w:tr>
         <w:trPr>
+          <w:cantSplit/>
           <w:jc w:val="center"/>
         </w:trPr>
         <w:tc>
@@ -13251,13 +13519,14 @@
                 <w:sz w:val="24"/>
                 <w:szCs w:val="24"/>
               </w:rPr>
-              <w:t>Supplier Technical &amp; Security Evaluation Records; rujukan untuk kegagalan supplier kritis.</w:t>
+              <w:t>Supplier Technical &amp; Security Evaluation Records; acuan saat supplier kritis gagal.</w:t>
             </w:r>
           </w:p>
         </w:tc>
       </w:tr>
       <w:tr>
         <w:trPr>
+          <w:cantSplit/>
           <w:jc w:val="center"/>
         </w:trPr>
         <w:tc>
@@ -13307,6 +13576,7 @@
       </w:tr>
       <w:tr>
         <w:trPr>
+          <w:cantSplit/>
           <w:jc w:val="center"/>
         </w:trPr>
         <w:tc>
@@ -13356,6 +13626,7 @@
       </w:tr>
       <w:tr>
         <w:trPr>
+          <w:cantSplit/>
           <w:jc w:val="center"/>
         </w:trPr>
         <w:tc>
@@ -13406,6 +13677,7 @@
     </w:tbl>
     <w:p>
       <w:pPr>
+        <w:keepNext/>
         <w:pBdr>
           <w:top w:val="nil"/>
           <w:left w:val="nil"/>
@@ -13445,6 +13717,8 @@
       </w:tblGrid>
       <w:tr>
         <w:trPr>
+          <w:cantSplit/>
+          <w:tblHeader/>
           <w:jc w:val="center"/>
         </w:trPr>
         <w:tc>
@@ -13460,6 +13734,7 @@
           </w:tcPr>
           <w:p>
             <w:pPr>
+              <w:keepNext/>
               <w:jc w:val="center"/>
               <w:rPr>
                 <w:sz w:val="24"/>
@@ -13490,6 +13765,7 @@
           </w:tcPr>
           <w:p>
             <w:pPr>
+              <w:keepNext/>
               <w:jc w:val="center"/>
               <w:rPr>
                 <w:sz w:val="24"/>
@@ -13520,6 +13796,7 @@
           </w:tcPr>
           <w:p>
             <w:pPr>
+              <w:keepNext/>
               <w:jc w:val="center"/>
               <w:rPr>
                 <w:sz w:val="24"/>
@@ -13540,6 +13817,7 @@
       </w:tr>
       <w:tr>
         <w:trPr>
+          <w:cantSplit/>
           <w:jc w:val="center"/>
         </w:trPr>
         <w:tc>
@@ -13611,7 +13889,7 @@
           </w:tcPr>
           <w:p>
             <w:pPr>
-              <w:jc w:val="both"/>
+              <w:jc w:val="left"/>
               <w:rPr>
                 <w:sz w:val="24"/>
                 <w:szCs w:val="24"/>
@@ -13630,6 +13908,7 @@
       </w:tr>
       <w:tr>
         <w:trPr>
+          <w:cantSplit/>
           <w:jc w:val="center"/>
         </w:trPr>
         <w:tc>
@@ -13701,7 +13980,7 @@
           </w:tcPr>
           <w:p>
             <w:pPr>
-              <w:jc w:val="both"/>
+              <w:jc w:val="left"/>
               <w:rPr>
                 <w:sz w:val="24"/>
                 <w:szCs w:val="24"/>
@@ -13720,6 +13999,7 @@
       </w:tr>
       <w:tr>
         <w:trPr>
+          <w:cantSplit/>
           <w:jc w:val="center"/>
         </w:trPr>
         <w:tc>
@@ -13791,7 +14071,7 @@
           </w:tcPr>
           <w:p>
             <w:pPr>
-              <w:jc w:val="both"/>
+              <w:jc w:val="left"/>
               <w:rPr>
                 <w:sz w:val="24"/>
                 <w:szCs w:val="24"/>
@@ -13810,6 +14090,7 @@
       </w:tr>
       <w:tr>
         <w:trPr>
+          <w:cantSplit/>
           <w:jc w:val="center"/>
         </w:trPr>
         <w:tc>
@@ -13881,7 +14162,7 @@
           </w:tcPr>
           <w:p>
             <w:pPr>
-              <w:jc w:val="both"/>
+              <w:jc w:val="left"/>
               <w:rPr>
                 <w:sz w:val="24"/>
                 <w:szCs w:val="24"/>
@@ -13900,6 +14181,7 @@
       </w:tr>
       <w:tr>
         <w:trPr>
+          <w:cantSplit/>
           <w:jc w:val="center"/>
         </w:trPr>
         <w:tc>
@@ -13971,7 +14253,7 @@
           </w:tcPr>
           <w:p>
             <w:pPr>
-              <w:jc w:val="both"/>
+              <w:jc w:val="left"/>
               <w:rPr>
                 <w:sz w:val="24"/>
                 <w:szCs w:val="24"/>
@@ -13990,6 +14272,7 @@
       </w:tr>
       <w:tr>
         <w:trPr>
+          <w:cantSplit/>
           <w:jc w:val="center"/>
         </w:trPr>
         <w:tc>
@@ -14061,7 +14344,7 @@
           </w:tcPr>
           <w:p>
             <w:pPr>
-              <w:jc w:val="both"/>
+              <w:jc w:val="left"/>
               <w:rPr>
                 <w:sz w:val="24"/>
                 <w:szCs w:val="24"/>

--- a/out/08_ISMS/SNX-ISMS-PLN-01 Business Continuity & IT Recovery Plan (Rev00 DRAFT).docx
+++ b/out/08_ISMS/SNX-ISMS-PLN-01 Business Continuity & IT Recovery Plan (Rev00 DRAFT).docx
@@ -3475,7 +3475,7 @@
                 <w:sz w:val="24"/>
                 <w:szCs w:val="24"/>
               </w:rPr>
-              <w:t>Ticket induk sebuah insiden di Zammad atau Service Hub sesuai SNX-OPS-SOP-04; satu insiden hanya punya satu parent ticket.</w:t>
+              <w:t>Ticket induk sebuah insiden di Zammad atau Service Hub sesuai SNX-OPS-SOP-04; satu insiden hanya punya satu parent ticket (SNX-ISMS-SOP-01).</w:t>
             </w:r>
           </w:p>
         </w:tc>
@@ -9806,7 +9806,7 @@
           <w:sz w:val="24"/>
           <w:szCs w:val="24"/>
         </w:rPr>
-        <w:t xml:space="preserve">Setiap uji dicatat di laporan uji.</w:t>
+        <w:t xml:space="preserve">Frekuensi tiap uji mengikuti bagian 8. Setiap uji dicatat di laporan uji.</w:t>
       </w:r>
     </w:p>
     <w:tbl>
